--- a/docs/Claude Interactions.docx
+++ b/docs/Claude Interactions.docx
@@ -44,7 +44,7 @@
           <w:sz w:val="18"/>
           <w:szCs w:val="18"/>
         </w:rPr>
-        <w:t xml:space="preserve">Last updated: 2026-10-07 · 13 sessions · generated from docs/_source/interactions.json</w:t>
+        <w:t xml:space="preserve">Last updated: 2026-10-09 · 15 sessions · generated from docs/_source/interactions.json</w:t>
       </w:r>
     </w:p>
     <w:p>
@@ -1931,6 +1931,256 @@
                 <w:szCs w:val="19"/>
               </w:rPr>
               <w:t xml:space="preserve">12</w:t>
+            </w:r>
+          </w:p>
+        </w:tc>
+      </w:tr>
+      <w:tr>
+        <w:trPr>
+          <w:cantSplit/>
+        </w:trPr>
+        <w:tc>
+          <w:tcPr>
+            <w:tcW w:type="dxa" w:w="462"/>
+            <w:tcBorders>
+              <w:top w:val="single" w:color="BFC7D5" w:sz="4"/>
+              <w:left w:val="single" w:color="BFC7D5" w:sz="4"/>
+              <w:bottom w:val="single" w:color="BFC7D5" w:sz="4"/>
+              <w:right w:val="single" w:color="BFC7D5" w:sz="4"/>
+            </w:tcBorders>
+            <w:shd w:fill="F8FAFC" w:color="auto" w:val="clear"/>
+            <w:tcMar>
+              <w:top w:type="dxa" w:w="50"/>
+              <w:left w:type="dxa" w:w="90"/>
+              <w:bottom w:type="dxa" w:w="50"/>
+              <w:right w:type="dxa" w:w="90"/>
+            </w:tcMar>
+          </w:tcPr>
+          <w:p>
+            <w:pPr>
+              <w:spacing w:after="20"/>
+            </w:pPr>
+            <w:r>
+              <w:rPr>
+                <w:sz w:val="19"/>
+                <w:szCs w:val="19"/>
+              </w:rPr>
+              <w:t xml:space="preserve">14</w:t>
+            </w:r>
+          </w:p>
+        </w:tc>
+        <w:tc>
+          <w:tcPr>
+            <w:tcW w:type="dxa" w:w="1272"/>
+            <w:tcBorders>
+              <w:top w:val="single" w:color="BFC7D5" w:sz="4"/>
+              <w:left w:val="single" w:color="BFC7D5" w:sz="4"/>
+              <w:bottom w:val="single" w:color="BFC7D5" w:sz="4"/>
+              <w:right w:val="single" w:color="BFC7D5" w:sz="4"/>
+            </w:tcBorders>
+            <w:shd w:fill="F8FAFC" w:color="auto" w:val="clear"/>
+            <w:tcMar>
+              <w:top w:type="dxa" w:w="50"/>
+              <w:left w:type="dxa" w:w="90"/>
+              <w:bottom w:type="dxa" w:w="50"/>
+              <w:right w:type="dxa" w:w="90"/>
+            </w:tcMar>
+          </w:tcPr>
+          <w:p>
+            <w:pPr>
+              <w:spacing w:after="20"/>
+            </w:pPr>
+            <w:r>
+              <w:rPr>
+                <w:sz w:val="19"/>
+                <w:szCs w:val="19"/>
+              </w:rPr>
+              <w:t xml:space="preserve">2026-10-09</w:t>
+            </w:r>
+          </w:p>
+        </w:tc>
+        <w:tc>
+          <w:tcPr>
+            <w:tcW w:type="dxa" w:w="6364"/>
+            <w:tcBorders>
+              <w:top w:val="single" w:color="BFC7D5" w:sz="4"/>
+              <w:left w:val="single" w:color="BFC7D5" w:sz="4"/>
+              <w:bottom w:val="single" w:color="BFC7D5" w:sz="4"/>
+              <w:right w:val="single" w:color="BFC7D5" w:sz="4"/>
+            </w:tcBorders>
+            <w:shd w:fill="F8FAFC" w:color="auto" w:val="clear"/>
+            <w:tcMar>
+              <w:top w:type="dxa" w:w="50"/>
+              <w:left w:type="dxa" w:w="90"/>
+              <w:bottom w:type="dxa" w:w="50"/>
+              <w:right w:type="dxa" w:w="90"/>
+            </w:tcMar>
+          </w:tcPr>
+          <w:p>
+            <w:pPr>
+              <w:spacing w:after="20"/>
+            </w:pPr>
+            <w:r>
+              <w:rPr>
+                <w:sz w:val="19"/>
+                <w:szCs w:val="19"/>
+              </w:rPr>
+              <w:t xml:space="preserve">Autopilot: upload a chapter, get a draft lesson (Blueprint v1.10)</w:t>
+            </w:r>
+          </w:p>
+        </w:tc>
+        <w:tc>
+          <w:tcPr>
+            <w:tcW w:type="dxa" w:w="928"/>
+            <w:tcBorders>
+              <w:top w:val="single" w:color="BFC7D5" w:sz="4"/>
+              <w:left w:val="single" w:color="BFC7D5" w:sz="4"/>
+              <w:bottom w:val="single" w:color="BFC7D5" w:sz="4"/>
+              <w:right w:val="single" w:color="BFC7D5" w:sz="4"/>
+            </w:tcBorders>
+            <w:shd w:fill="F8FAFC" w:color="auto" w:val="clear"/>
+            <w:tcMar>
+              <w:top w:type="dxa" w:w="50"/>
+              <w:left w:type="dxa" w:w="90"/>
+              <w:bottom w:type="dxa" w:w="50"/>
+              <w:right w:type="dxa" w:w="90"/>
+            </w:tcMar>
+          </w:tcPr>
+          <w:p>
+            <w:pPr>
+              <w:spacing w:after="20"/>
+            </w:pPr>
+            <w:r>
+              <w:rPr>
+                <w:sz w:val="19"/>
+                <w:szCs w:val="19"/>
+              </w:rPr>
+              <w:t xml:space="preserve">4</w:t>
+            </w:r>
+          </w:p>
+        </w:tc>
+      </w:tr>
+      <w:tr>
+        <w:trPr>
+          <w:cantSplit/>
+        </w:trPr>
+        <w:tc>
+          <w:tcPr>
+            <w:tcW w:type="dxa" w:w="462"/>
+            <w:tcBorders>
+              <w:top w:val="single" w:color="BFC7D5" w:sz="4"/>
+              <w:left w:val="single" w:color="BFC7D5" w:sz="4"/>
+              <w:bottom w:val="single" w:color="BFC7D5" w:sz="4"/>
+              <w:right w:val="single" w:color="BFC7D5" w:sz="4"/>
+            </w:tcBorders>
+            <w:shd w:fill="FFFFFF" w:color="auto" w:val="clear"/>
+            <w:tcMar>
+              <w:top w:type="dxa" w:w="50"/>
+              <w:left w:type="dxa" w:w="90"/>
+              <w:bottom w:type="dxa" w:w="50"/>
+              <w:right w:type="dxa" w:w="90"/>
+            </w:tcMar>
+          </w:tcPr>
+          <w:p>
+            <w:pPr>
+              <w:spacing w:after="20"/>
+            </w:pPr>
+            <w:r>
+              <w:rPr>
+                <w:sz w:val="19"/>
+                <w:szCs w:val="19"/>
+              </w:rPr>
+              <w:t xml:space="preserve">15</w:t>
+            </w:r>
+          </w:p>
+        </w:tc>
+        <w:tc>
+          <w:tcPr>
+            <w:tcW w:type="dxa" w:w="1272"/>
+            <w:tcBorders>
+              <w:top w:val="single" w:color="BFC7D5" w:sz="4"/>
+              <w:left w:val="single" w:color="BFC7D5" w:sz="4"/>
+              <w:bottom w:val="single" w:color="BFC7D5" w:sz="4"/>
+              <w:right w:val="single" w:color="BFC7D5" w:sz="4"/>
+            </w:tcBorders>
+            <w:shd w:fill="FFFFFF" w:color="auto" w:val="clear"/>
+            <w:tcMar>
+              <w:top w:type="dxa" w:w="50"/>
+              <w:left w:type="dxa" w:w="90"/>
+              <w:bottom w:type="dxa" w:w="50"/>
+              <w:right w:type="dxa" w:w="90"/>
+            </w:tcMar>
+          </w:tcPr>
+          <w:p>
+            <w:pPr>
+              <w:spacing w:after="20"/>
+            </w:pPr>
+            <w:r>
+              <w:rPr>
+                <w:sz w:val="19"/>
+                <w:szCs w:val="19"/>
+              </w:rPr>
+              <w:t xml:space="preserve">2026-10-09</w:t>
+            </w:r>
+          </w:p>
+        </w:tc>
+        <w:tc>
+          <w:tcPr>
+            <w:tcW w:type="dxa" w:w="6364"/>
+            <w:tcBorders>
+              <w:top w:val="single" w:color="BFC7D5" w:sz="4"/>
+              <w:left w:val="single" w:color="BFC7D5" w:sz="4"/>
+              <w:bottom w:val="single" w:color="BFC7D5" w:sz="4"/>
+              <w:right w:val="single" w:color="BFC7D5" w:sz="4"/>
+            </w:tcBorders>
+            <w:shd w:fill="FFFFFF" w:color="auto" w:val="clear"/>
+            <w:tcMar>
+              <w:top w:type="dxa" w:w="50"/>
+              <w:left w:type="dxa" w:w="90"/>
+              <w:bottom w:type="dxa" w:w="50"/>
+              <w:right w:type="dxa" w:w="90"/>
+            </w:tcMar>
+          </w:tcPr>
+          <w:p>
+            <w:pPr>
+              <w:spacing w:after="20"/>
+            </w:pPr>
+            <w:r>
+              <w:rPr>
+                <w:sz w:val="19"/>
+                <w:szCs w:val="19"/>
+              </w:rPr>
+              <w:t xml:space="preserve">Maths lessons: real-life photos, 2D and 3D pictures, checked answers (Blueprint v1.11)</w:t>
+            </w:r>
+          </w:p>
+        </w:tc>
+        <w:tc>
+          <w:tcPr>
+            <w:tcW w:type="dxa" w:w="928"/>
+            <w:tcBorders>
+              <w:top w:val="single" w:color="BFC7D5" w:sz="4"/>
+              <w:left w:val="single" w:color="BFC7D5" w:sz="4"/>
+              <w:bottom w:val="single" w:color="BFC7D5" w:sz="4"/>
+              <w:right w:val="single" w:color="BFC7D5" w:sz="4"/>
+            </w:tcBorders>
+            <w:shd w:fill="FFFFFF" w:color="auto" w:val="clear"/>
+            <w:tcMar>
+              <w:top w:type="dxa" w:w="50"/>
+              <w:left w:type="dxa" w:w="90"/>
+              <w:bottom w:type="dxa" w:w="50"/>
+              <w:right w:type="dxa" w:w="90"/>
+            </w:tcMar>
+          </w:tcPr>
+          <w:p>
+            <w:pPr>
+              <w:spacing w:after="20"/>
+            </w:pPr>
+            <w:r>
+              <w:rPr>
+                <w:sz w:val="19"/>
+                <w:szCs w:val="19"/>
+              </w:rPr>
+              <w:t xml:space="preserve">11</w:t>
             </w:r>
           </w:p>
         </w:tc>
@@ -11136,6 +11386,2331 @@
           </w:p>
         </w:tc>
       </w:tr>
+      <w:tr>
+        <w:trPr>
+          <w:cantSplit/>
+        </w:trPr>
+        <w:tc>
+          <w:tcPr>
+            <w:tcW w:type="dxa" w:w="365"/>
+            <w:tcBorders>
+              <w:top w:val="single" w:color="BFC7D5" w:sz="4"/>
+              <w:left w:val="single" w:color="BFC7D5" w:sz="4"/>
+              <w:bottom w:val="single" w:color="BFC7D5" w:sz="4"/>
+              <w:right w:val="single" w:color="BFC7D5" w:sz="4"/>
+            </w:tcBorders>
+            <w:shd w:fill="FFFFFF" w:color="auto" w:val="clear"/>
+            <w:tcMar>
+              <w:top w:type="dxa" w:w="50"/>
+              <w:left w:type="dxa" w:w="90"/>
+              <w:bottom w:type="dxa" w:w="50"/>
+              <w:right w:type="dxa" w:w="90"/>
+            </w:tcMar>
+          </w:tcPr>
+          <w:p>
+            <w:pPr>
+              <w:spacing w:after="20"/>
+            </w:pPr>
+            <w:r>
+              <w:rPr>
+                <w:sz w:val="19"/>
+                <w:szCs w:val="19"/>
+              </w:rPr>
+              <w:t xml:space="preserve">14</w:t>
+            </w:r>
+          </w:p>
+        </w:tc>
+        <w:tc>
+          <w:tcPr>
+            <w:tcW w:type="dxa" w:w="2504"/>
+            <w:tcBorders>
+              <w:top w:val="single" w:color="BFC7D5" w:sz="4"/>
+              <w:left w:val="single" w:color="BFC7D5" w:sz="4"/>
+              <w:bottom w:val="single" w:color="BFC7D5" w:sz="4"/>
+              <w:right w:val="single" w:color="BFC7D5" w:sz="4"/>
+            </w:tcBorders>
+            <w:shd w:fill="FFFFFF" w:color="auto" w:val="clear"/>
+            <w:tcMar>
+              <w:top w:type="dxa" w:w="50"/>
+              <w:left w:type="dxa" w:w="90"/>
+              <w:bottom w:type="dxa" w:w="50"/>
+              <w:right w:type="dxa" w:w="90"/>
+            </w:tcMar>
+          </w:tcPr>
+          <w:p>
+            <w:pPr>
+              <w:spacing w:after="20"/>
+            </w:pPr>
+            <w:r>
+              <w:rPr>
+                <w:sz w:val="19"/>
+                <w:szCs w:val="19"/>
+              </w:rPr>
+              <w:t xml:space="preserve">An existing test failed: pages were searchable before review.</w:t>
+            </w:r>
+          </w:p>
+        </w:tc>
+        <w:tc>
+          <w:tcPr>
+            <w:tcW w:type="dxa" w:w="2399"/>
+            <w:tcBorders>
+              <w:top w:val="single" w:color="BFC7D5" w:sz="4"/>
+              <w:left w:val="single" w:color="BFC7D5" w:sz="4"/>
+              <w:bottom w:val="single" w:color="BFC7D5" w:sz="4"/>
+              <w:right w:val="single" w:color="BFC7D5" w:sz="4"/>
+            </w:tcBorders>
+            <w:shd w:fill="FFFFFF" w:color="auto" w:val="clear"/>
+            <w:tcMar>
+              <w:top w:type="dxa" w:w="50"/>
+              <w:left w:type="dxa" w:w="90"/>
+              <w:bottom w:type="dxa" w:w="50"/>
+              <w:right w:type="dxa" w:w="90"/>
+            </w:tcMar>
+          </w:tcPr>
+          <w:p>
+            <w:pPr>
+              <w:spacing w:after="20"/>
+            </w:pPr>
+            <w:r>
+              <w:rPr>
+                <w:sz w:val="19"/>
+                <w:szCs w:val="19"/>
+              </w:rPr>
+              <w:t xml:space="preserve">Expected — the autopilot changes the default behaviour.</w:t>
+            </w:r>
+          </w:p>
+        </w:tc>
+        <w:tc>
+          <w:tcPr>
+            <w:tcW w:type="dxa" w:w="2504"/>
+            <w:tcBorders>
+              <w:top w:val="single" w:color="BFC7D5" w:sz="4"/>
+              <w:left w:val="single" w:color="BFC7D5" w:sz="4"/>
+              <w:bottom w:val="single" w:color="BFC7D5" w:sz="4"/>
+              <w:right w:val="single" w:color="BFC7D5" w:sz="4"/>
+            </w:tcBorders>
+            <w:shd w:fill="FFFFFF" w:color="auto" w:val="clear"/>
+            <w:tcMar>
+              <w:top w:type="dxa" w:w="50"/>
+              <w:left w:type="dxa" w:w="90"/>
+              <w:bottom w:type="dxa" w:w="50"/>
+              <w:right w:type="dxa" w:w="90"/>
+            </w:tcMar>
+          </w:tcPr>
+          <w:p>
+            <w:pPr>
+              <w:spacing w:after="20"/>
+            </w:pPr>
+            <w:r>
+              <w:rPr>
+                <w:sz w:val="19"/>
+                <w:szCs w:val="19"/>
+              </w:rPr>
+              <w:t xml:space="preserve">Old manual-review tests now run with the autopilot off; the autopilot has its own tests.</w:t>
+            </w:r>
+          </w:p>
+        </w:tc>
+        <w:tc>
+          <w:tcPr>
+            <w:tcW w:type="dxa" w:w="1254"/>
+            <w:tcBorders>
+              <w:top w:val="single" w:color="BFC7D5" w:sz="4"/>
+              <w:left w:val="single" w:color="BFC7D5" w:sz="4"/>
+              <w:bottom w:val="single" w:color="BFC7D5" w:sz="4"/>
+              <w:right w:val="single" w:color="BFC7D5" w:sz="4"/>
+            </w:tcBorders>
+            <w:shd w:fill="FFFFFF" w:color="auto" w:val="clear"/>
+            <w:tcMar>
+              <w:top w:type="dxa" w:w="50"/>
+              <w:left w:type="dxa" w:w="90"/>
+              <w:bottom w:type="dxa" w:w="50"/>
+              <w:right w:type="dxa" w:w="90"/>
+            </w:tcMar>
+          </w:tcPr>
+          <w:p>
+            <w:pPr>
+              <w:spacing w:after="20"/>
+            </w:pPr>
+            <w:r>
+              <w:rPr>
+                <w:sz w:val="19"/>
+                <w:szCs w:val="19"/>
+              </w:rPr>
+              <w:t xml:space="preserve">Intended change</w:t>
+            </w:r>
+          </w:p>
+        </w:tc>
+      </w:tr>
+      <w:tr>
+        <w:trPr>
+          <w:cantSplit/>
+        </w:trPr>
+        <w:tc>
+          <w:tcPr>
+            <w:tcW w:type="dxa" w:w="365"/>
+            <w:tcBorders>
+              <w:top w:val="single" w:color="BFC7D5" w:sz="4"/>
+              <w:left w:val="single" w:color="BFC7D5" w:sz="4"/>
+              <w:bottom w:val="single" w:color="BFC7D5" w:sz="4"/>
+              <w:right w:val="single" w:color="BFC7D5" w:sz="4"/>
+            </w:tcBorders>
+            <w:shd w:fill="F8FAFC" w:color="auto" w:val="clear"/>
+            <w:tcMar>
+              <w:top w:type="dxa" w:w="50"/>
+              <w:left w:type="dxa" w:w="90"/>
+              <w:bottom w:type="dxa" w:w="50"/>
+              <w:right w:type="dxa" w:w="90"/>
+            </w:tcMar>
+          </w:tcPr>
+          <w:p>
+            <w:pPr>
+              <w:spacing w:after="20"/>
+            </w:pPr>
+            <w:r>
+              <w:rPr>
+                <w:sz w:val="19"/>
+                <w:szCs w:val="19"/>
+              </w:rPr>
+              <w:t xml:space="preserve">14</w:t>
+            </w:r>
+          </w:p>
+        </w:tc>
+        <w:tc>
+          <w:tcPr>
+            <w:tcW w:type="dxa" w:w="2504"/>
+            <w:tcBorders>
+              <w:top w:val="single" w:color="BFC7D5" w:sz="4"/>
+              <w:left w:val="single" w:color="BFC7D5" w:sz="4"/>
+              <w:bottom w:val="single" w:color="BFC7D5" w:sz="4"/>
+              <w:right w:val="single" w:color="BFC7D5" w:sz="4"/>
+            </w:tcBorders>
+            <w:shd w:fill="F8FAFC" w:color="auto" w:val="clear"/>
+            <w:tcMar>
+              <w:top w:type="dxa" w:w="50"/>
+              <w:left w:type="dxa" w:w="90"/>
+              <w:bottom w:type="dxa" w:w="50"/>
+              <w:right w:type="dxa" w:w="90"/>
+            </w:tcMar>
+          </w:tcPr>
+          <w:p>
+            <w:pPr>
+              <w:spacing w:after="20"/>
+            </w:pPr>
+            <w:r>
+              <w:rPr>
+                <w:sz w:val="19"/>
+                <w:szCs w:val="19"/>
+              </w:rPr>
+              <w:t xml:space="preserve">The 'pages added after this lesson' notice would always list the exercise page.</w:t>
+            </w:r>
+          </w:p>
+        </w:tc>
+        <w:tc>
+          <w:tcPr>
+            <w:tcW w:type="dxa" w:w="2399"/>
+            <w:tcBorders>
+              <w:top w:val="single" w:color="BFC7D5" w:sz="4"/>
+              <w:left w:val="single" w:color="BFC7D5" w:sz="4"/>
+              <w:bottom w:val="single" w:color="BFC7D5" w:sz="4"/>
+              <w:right w:val="single" w:color="BFC7D5" w:sz="4"/>
+            </w:tcBorders>
+            <w:shd w:fill="F8FAFC" w:color="auto" w:val="clear"/>
+            <w:tcMar>
+              <w:top w:type="dxa" w:w="50"/>
+              <w:left w:type="dxa" w:w="90"/>
+              <w:bottom w:type="dxa" w:w="50"/>
+              <w:right w:type="dxa" w:w="90"/>
+            </w:tcMar>
+          </w:tcPr>
+          <w:p>
+            <w:pPr>
+              <w:spacing w:after="20"/>
+            </w:pPr>
+            <w:r>
+              <w:rPr>
+                <w:sz w:val="19"/>
+                <w:szCs w:val="19"/>
+              </w:rPr>
+              <w:t xml:space="preserve">The planner deliberately skips exercise passages.</w:t>
+            </w:r>
+          </w:p>
+        </w:tc>
+        <w:tc>
+          <w:tcPr>
+            <w:tcW w:type="dxa" w:w="2504"/>
+            <w:tcBorders>
+              <w:top w:val="single" w:color="BFC7D5" w:sz="4"/>
+              <w:left w:val="single" w:color="BFC7D5" w:sz="4"/>
+              <w:bottom w:val="single" w:color="BFC7D5" w:sz="4"/>
+              <w:right w:val="single" w:color="BFC7D5" w:sz="4"/>
+            </w:tcBorders>
+            <w:shd w:fill="F8FAFC" w:color="auto" w:val="clear"/>
+            <w:tcMar>
+              <w:top w:type="dxa" w:w="50"/>
+              <w:left w:type="dxa" w:w="90"/>
+              <w:bottom w:type="dxa" w:w="50"/>
+              <w:right w:type="dxa" w:w="90"/>
+            </w:tcMar>
+          </w:tcPr>
+          <w:p>
+            <w:pPr>
+              <w:spacing w:after="20"/>
+            </w:pPr>
+            <w:r>
+              <w:rPr>
+                <w:sz w:val="19"/>
+                <w:szCs w:val="19"/>
+              </w:rPr>
+              <w:t xml:space="preserve">The notice ignores exercise passages too.</w:t>
+            </w:r>
+          </w:p>
+        </w:tc>
+        <w:tc>
+          <w:tcPr>
+            <w:tcW w:type="dxa" w:w="1254"/>
+            <w:tcBorders>
+              <w:top w:val="single" w:color="BFC7D5" w:sz="4"/>
+              <w:left w:val="single" w:color="BFC7D5" w:sz="4"/>
+              <w:bottom w:val="single" w:color="BFC7D5" w:sz="4"/>
+              <w:right w:val="single" w:color="BFC7D5" w:sz="4"/>
+            </w:tcBorders>
+            <w:shd w:fill="F8FAFC" w:color="auto" w:val="clear"/>
+            <w:tcMar>
+              <w:top w:type="dxa" w:w="50"/>
+              <w:left w:type="dxa" w:w="90"/>
+              <w:bottom w:type="dxa" w:w="50"/>
+              <w:right w:type="dxa" w:w="90"/>
+            </w:tcMar>
+          </w:tcPr>
+          <w:p>
+            <w:pPr>
+              <w:spacing w:after="20"/>
+            </w:pPr>
+            <w:r>
+              <w:rPr>
+                <w:sz w:val="19"/>
+                <w:szCs w:val="19"/>
+              </w:rPr>
+              <w:t xml:space="preserve">Claude caught before testing</w:t>
+            </w:r>
+          </w:p>
+        </w:tc>
+      </w:tr>
+      <w:tr>
+        <w:trPr>
+          <w:cantSplit/>
+        </w:trPr>
+        <w:tc>
+          <w:tcPr>
+            <w:tcW w:type="dxa" w:w="365"/>
+            <w:tcBorders>
+              <w:top w:val="single" w:color="BFC7D5" w:sz="4"/>
+              <w:left w:val="single" w:color="BFC7D5" w:sz="4"/>
+              <w:bottom w:val="single" w:color="BFC7D5" w:sz="4"/>
+              <w:right w:val="single" w:color="BFC7D5" w:sz="4"/>
+            </w:tcBorders>
+            <w:shd w:fill="FFFFFF" w:color="auto" w:val="clear"/>
+            <w:tcMar>
+              <w:top w:type="dxa" w:w="50"/>
+              <w:left w:type="dxa" w:w="90"/>
+              <w:bottom w:type="dxa" w:w="50"/>
+              <w:right w:type="dxa" w:w="90"/>
+            </w:tcMar>
+          </w:tcPr>
+          <w:p>
+            <w:pPr>
+              <w:spacing w:after="20"/>
+            </w:pPr>
+            <w:r>
+              <w:rPr>
+                <w:sz w:val="19"/>
+                <w:szCs w:val="19"/>
+              </w:rPr>
+              <w:t xml:space="preserve">14</w:t>
+            </w:r>
+          </w:p>
+        </w:tc>
+        <w:tc>
+          <w:tcPr>
+            <w:tcW w:type="dxa" w:w="2504"/>
+            <w:tcBorders>
+              <w:top w:val="single" w:color="BFC7D5" w:sz="4"/>
+              <w:left w:val="single" w:color="BFC7D5" w:sz="4"/>
+              <w:bottom w:val="single" w:color="BFC7D5" w:sz="4"/>
+              <w:right w:val="single" w:color="BFC7D5" w:sz="4"/>
+            </w:tcBorders>
+            <w:shd w:fill="FFFFFF" w:color="auto" w:val="clear"/>
+            <w:tcMar>
+              <w:top w:type="dxa" w:w="50"/>
+              <w:left w:type="dxa" w:w="90"/>
+              <w:bottom w:type="dxa" w:w="50"/>
+              <w:right w:type="dxa" w:w="90"/>
+            </w:tcMar>
+          </w:tcPr>
+          <w:p>
+            <w:pPr>
+              <w:spacing w:after="20"/>
+            </w:pPr>
+            <w:r>
+              <w:rPr>
+                <w:sz w:val="19"/>
+                <w:szCs w:val="19"/>
+              </w:rPr>
+              <w:t xml:space="preserve">A cloud re-read page was flagged for its table.</w:t>
+            </w:r>
+          </w:p>
+        </w:tc>
+        <w:tc>
+          <w:tcPr>
+            <w:tcW w:type="dxa" w:w="2399"/>
+            <w:tcBorders>
+              <w:top w:val="single" w:color="BFC7D5" w:sz="4"/>
+              <w:left w:val="single" w:color="BFC7D5" w:sz="4"/>
+              <w:bottom w:val="single" w:color="BFC7D5" w:sz="4"/>
+              <w:right w:val="single" w:color="BFC7D5" w:sz="4"/>
+            </w:tcBorders>
+            <w:shd w:fill="FFFFFF" w:color="auto" w:val="clear"/>
+            <w:tcMar>
+              <w:top w:type="dxa" w:w="50"/>
+              <w:left w:type="dxa" w:w="90"/>
+              <w:bottom w:type="dxa" w:w="50"/>
+              <w:right w:type="dxa" w:w="90"/>
+            </w:tcMar>
+          </w:tcPr>
+          <w:p>
+            <w:pPr>
+              <w:spacing w:after="20"/>
+            </w:pPr>
+            <w:r>
+              <w:rPr>
+                <w:sz w:val="19"/>
+                <w:szCs w:val="19"/>
+              </w:rPr>
+              <w:t xml:space="preserve">The table rule did not distinguish the cloud model, which reads tables correctly.</w:t>
+            </w:r>
+          </w:p>
+        </w:tc>
+        <w:tc>
+          <w:tcPr>
+            <w:tcW w:type="dxa" w:w="2504"/>
+            <w:tcBorders>
+              <w:top w:val="single" w:color="BFC7D5" w:sz="4"/>
+              <w:left w:val="single" w:color="BFC7D5" w:sz="4"/>
+              <w:bottom w:val="single" w:color="BFC7D5" w:sz="4"/>
+              <w:right w:val="single" w:color="BFC7D5" w:sz="4"/>
+            </w:tcBorders>
+            <w:shd w:fill="FFFFFF" w:color="auto" w:val="clear"/>
+            <w:tcMar>
+              <w:top w:type="dxa" w:w="50"/>
+              <w:left w:type="dxa" w:w="90"/>
+              <w:bottom w:type="dxa" w:w="50"/>
+              <w:right w:type="dxa" w:w="90"/>
+            </w:tcMar>
+          </w:tcPr>
+          <w:p>
+            <w:pPr>
+              <w:spacing w:after="20"/>
+            </w:pPr>
+            <w:r>
+              <w:rPr>
+                <w:sz w:val="19"/>
+                <w:szCs w:val="19"/>
+              </w:rPr>
+              <w:t xml:space="preserve">The table rule applies only to the local OCR.</w:t>
+            </w:r>
+          </w:p>
+        </w:tc>
+        <w:tc>
+          <w:tcPr>
+            <w:tcW w:type="dxa" w:w="1254"/>
+            <w:tcBorders>
+              <w:top w:val="single" w:color="BFC7D5" w:sz="4"/>
+              <w:left w:val="single" w:color="BFC7D5" w:sz="4"/>
+              <w:bottom w:val="single" w:color="BFC7D5" w:sz="4"/>
+              <w:right w:val="single" w:color="BFC7D5" w:sz="4"/>
+            </w:tcBorders>
+            <w:shd w:fill="FFFFFF" w:color="auto" w:val="clear"/>
+            <w:tcMar>
+              <w:top w:type="dxa" w:w="50"/>
+              <w:left w:type="dxa" w:w="90"/>
+              <w:bottom w:type="dxa" w:w="50"/>
+              <w:right w:type="dxa" w:w="90"/>
+            </w:tcMar>
+          </w:tcPr>
+          <w:p>
+            <w:pPr>
+              <w:spacing w:after="20"/>
+            </w:pPr>
+            <w:r>
+              <w:rPr>
+                <w:sz w:val="19"/>
+                <w:szCs w:val="19"/>
+              </w:rPr>
+              <w:t xml:space="preserve">Found on the owner's science chapter</w:t>
+            </w:r>
+          </w:p>
+        </w:tc>
+      </w:tr>
+      <w:tr>
+        <w:trPr>
+          <w:cantSplit/>
+        </w:trPr>
+        <w:tc>
+          <w:tcPr>
+            <w:tcW w:type="dxa" w:w="365"/>
+            <w:tcBorders>
+              <w:top w:val="single" w:color="BFC7D5" w:sz="4"/>
+              <w:left w:val="single" w:color="BFC7D5" w:sz="4"/>
+              <w:bottom w:val="single" w:color="BFC7D5" w:sz="4"/>
+              <w:right w:val="single" w:color="BFC7D5" w:sz="4"/>
+            </w:tcBorders>
+            <w:shd w:fill="F8FAFC" w:color="auto" w:val="clear"/>
+            <w:tcMar>
+              <w:top w:type="dxa" w:w="50"/>
+              <w:left w:type="dxa" w:w="90"/>
+              <w:bottom w:type="dxa" w:w="50"/>
+              <w:right w:type="dxa" w:w="90"/>
+            </w:tcMar>
+          </w:tcPr>
+          <w:p>
+            <w:pPr>
+              <w:spacing w:after="20"/>
+            </w:pPr>
+            <w:r>
+              <w:rPr>
+                <w:sz w:val="19"/>
+                <w:szCs w:val="19"/>
+              </w:rPr>
+              <w:t xml:space="preserve">14</w:t>
+            </w:r>
+          </w:p>
+        </w:tc>
+        <w:tc>
+          <w:tcPr>
+            <w:tcW w:type="dxa" w:w="2504"/>
+            <w:tcBorders>
+              <w:top w:val="single" w:color="BFC7D5" w:sz="4"/>
+              <w:left w:val="single" w:color="BFC7D5" w:sz="4"/>
+              <w:bottom w:val="single" w:color="BFC7D5" w:sz="4"/>
+              <w:right w:val="single" w:color="BFC7D5" w:sz="4"/>
+            </w:tcBorders>
+            <w:shd w:fill="F8FAFC" w:color="auto" w:val="clear"/>
+            <w:tcMar>
+              <w:top w:type="dxa" w:w="50"/>
+              <w:left w:type="dxa" w:w="90"/>
+              <w:bottom w:type="dxa" w:w="50"/>
+              <w:right w:type="dxa" w:w="90"/>
+            </w:tcMar>
+          </w:tcPr>
+          <w:p>
+            <w:pPr>
+              <w:spacing w:after="20"/>
+            </w:pPr>
+            <w:r>
+              <w:rPr>
+                <w:sz w:val="19"/>
+                <w:szCs w:val="19"/>
+              </w:rPr>
+              <w:t xml:space="preserve">In the autopilot test the fake AI backend handed the prepared lesson to the OCR step.</w:t>
+            </w:r>
+          </w:p>
+        </w:tc>
+        <w:tc>
+          <w:tcPr>
+            <w:tcW w:type="dxa" w:w="2399"/>
+            <w:tcBorders>
+              <w:top w:val="single" w:color="BFC7D5" w:sz="4"/>
+              <w:left w:val="single" w:color="BFC7D5" w:sz="4"/>
+              <w:bottom w:val="single" w:color="BFC7D5" w:sz="4"/>
+              <w:right w:val="single" w:color="BFC7D5" w:sz="4"/>
+            </w:tcBorders>
+            <w:shd w:fill="F8FAFC" w:color="auto" w:val="clear"/>
+            <w:tcMar>
+              <w:top w:type="dxa" w:w="50"/>
+              <w:left w:type="dxa" w:w="90"/>
+              <w:bottom w:type="dxa" w:w="50"/>
+              <w:right w:type="dxa" w:w="90"/>
+            </w:tcMar>
+          </w:tcPr>
+          <w:p>
+            <w:pPr>
+              <w:spacing w:after="20"/>
+            </w:pPr>
+            <w:r>
+              <w:rPr>
+                <w:sz w:val="19"/>
+                <w:szCs w:val="19"/>
+              </w:rPr>
+              <w:t xml:space="preserve">Test setup (a too-short page went to OCR).</w:t>
+            </w:r>
+          </w:p>
+        </w:tc>
+        <w:tc>
+          <w:tcPr>
+            <w:tcW w:type="dxa" w:w="2504"/>
+            <w:tcBorders>
+              <w:top w:val="single" w:color="BFC7D5" w:sz="4"/>
+              <w:left w:val="single" w:color="BFC7D5" w:sz="4"/>
+              <w:bottom w:val="single" w:color="BFC7D5" w:sz="4"/>
+              <w:right w:val="single" w:color="BFC7D5" w:sz="4"/>
+            </w:tcBorders>
+            <w:shd w:fill="F8FAFC" w:color="auto" w:val="clear"/>
+            <w:tcMar>
+              <w:top w:type="dxa" w:w="50"/>
+              <w:left w:type="dxa" w:w="90"/>
+              <w:bottom w:type="dxa" w:w="50"/>
+              <w:right w:type="dxa" w:w="90"/>
+            </w:tcMar>
+          </w:tcPr>
+          <w:p>
+            <w:pPr>
+              <w:spacing w:after="20"/>
+            </w:pPr>
+            <w:r>
+              <w:rPr>
+                <w:sz w:val="19"/>
+                <w:szCs w:val="19"/>
+              </w:rPr>
+              <w:t xml:space="preserve">Test page with 27 real words (text layer, still flagged).</w:t>
+            </w:r>
+          </w:p>
+        </w:tc>
+        <w:tc>
+          <w:tcPr>
+            <w:tcW w:type="dxa" w:w="1254"/>
+            <w:tcBorders>
+              <w:top w:val="single" w:color="BFC7D5" w:sz="4"/>
+              <w:left w:val="single" w:color="BFC7D5" w:sz="4"/>
+              <w:bottom w:val="single" w:color="BFC7D5" w:sz="4"/>
+              <w:right w:val="single" w:color="BFC7D5" w:sz="4"/>
+            </w:tcBorders>
+            <w:shd w:fill="F8FAFC" w:color="auto" w:val="clear"/>
+            <w:tcMar>
+              <w:top w:type="dxa" w:w="50"/>
+              <w:left w:type="dxa" w:w="90"/>
+              <w:bottom w:type="dxa" w:w="50"/>
+              <w:right w:type="dxa" w:w="90"/>
+            </w:tcMar>
+          </w:tcPr>
+          <w:p>
+            <w:pPr>
+              <w:spacing w:after="20"/>
+            </w:pPr>
+            <w:r>
+              <w:rPr>
+                <w:sz w:val="19"/>
+                <w:szCs w:val="19"/>
+              </w:rPr>
+              <w:t xml:space="preserve">Claude test-setup slip</w:t>
+            </w:r>
+          </w:p>
+        </w:tc>
+      </w:tr>
+      <w:tr>
+        <w:trPr>
+          <w:cantSplit/>
+        </w:trPr>
+        <w:tc>
+          <w:tcPr>
+            <w:tcW w:type="dxa" w:w="365"/>
+            <w:tcBorders>
+              <w:top w:val="single" w:color="BFC7D5" w:sz="4"/>
+              <w:left w:val="single" w:color="BFC7D5" w:sz="4"/>
+              <w:bottom w:val="single" w:color="BFC7D5" w:sz="4"/>
+              <w:right w:val="single" w:color="BFC7D5" w:sz="4"/>
+            </w:tcBorders>
+            <w:shd w:fill="FFFFFF" w:color="auto" w:val="clear"/>
+            <w:tcMar>
+              <w:top w:type="dxa" w:w="50"/>
+              <w:left w:type="dxa" w:w="90"/>
+              <w:bottom w:type="dxa" w:w="50"/>
+              <w:right w:type="dxa" w:w="90"/>
+            </w:tcMar>
+          </w:tcPr>
+          <w:p>
+            <w:pPr>
+              <w:spacing w:after="20"/>
+            </w:pPr>
+            <w:r>
+              <w:rPr>
+                <w:sz w:val="19"/>
+                <w:szCs w:val="19"/>
+              </w:rPr>
+              <w:t xml:space="preserve">15</w:t>
+            </w:r>
+          </w:p>
+        </w:tc>
+        <w:tc>
+          <w:tcPr>
+            <w:tcW w:type="dxa" w:w="2504"/>
+            <w:tcBorders>
+              <w:top w:val="single" w:color="BFC7D5" w:sz="4"/>
+              <w:left w:val="single" w:color="BFC7D5" w:sz="4"/>
+              <w:bottom w:val="single" w:color="BFC7D5" w:sz="4"/>
+              <w:right w:val="single" w:color="BFC7D5" w:sz="4"/>
+            </w:tcBorders>
+            <w:shd w:fill="FFFFFF" w:color="auto" w:val="clear"/>
+            <w:tcMar>
+              <w:top w:type="dxa" w:w="50"/>
+              <w:left w:type="dxa" w:w="90"/>
+              <w:bottom w:type="dxa" w:w="50"/>
+              <w:right w:type="dxa" w:w="90"/>
+            </w:tcMar>
+          </w:tcPr>
+          <w:p>
+            <w:pPr>
+              <w:spacing w:after="20"/>
+            </w:pPr>
+            <w:r>
+              <w:rPr>
+                <w:sz w:val="19"/>
+                <w:szCs w:val="19"/>
+              </w:rPr>
+              <w:t xml:space="preserve">Run 1 made ONE lesson for a file with two chapters; chapter 4 (angles) was missing.</w:t>
+            </w:r>
+          </w:p>
+        </w:tc>
+        <w:tc>
+          <w:tcPr>
+            <w:tcW w:type="dxa" w:w="2399"/>
+            <w:tcBorders>
+              <w:top w:val="single" w:color="BFC7D5" w:sz="4"/>
+              <w:left w:val="single" w:color="BFC7D5" w:sz="4"/>
+              <w:bottom w:val="single" w:color="BFC7D5" w:sz="4"/>
+              <w:right w:val="single" w:color="BFC7D5" w:sz="4"/>
+            </w:tcBorders>
+            <w:shd w:fill="FFFFFF" w:color="auto" w:val="clear"/>
+            <w:tcMar>
+              <w:top w:type="dxa" w:w="50"/>
+              <w:left w:type="dxa" w:w="90"/>
+              <w:bottom w:type="dxa" w:w="50"/>
+              <w:right w:type="dxa" w:w="90"/>
+            </w:tcMar>
+          </w:tcPr>
+          <w:p>
+            <w:pPr>
+              <w:spacing w:after="20"/>
+            </w:pPr>
+            <w:r>
+              <w:rPr>
+                <w:sz w:val="19"/>
+                <w:szCs w:val="19"/>
+              </w:rPr>
+              <w:t xml:space="preserve">The autopilot assumed one chapter per file.</w:t>
+            </w:r>
+          </w:p>
+        </w:tc>
+        <w:tc>
+          <w:tcPr>
+            <w:tcW w:type="dxa" w:w="2504"/>
+            <w:tcBorders>
+              <w:top w:val="single" w:color="BFC7D5" w:sz="4"/>
+              <w:left w:val="single" w:color="BFC7D5" w:sz="4"/>
+              <w:bottom w:val="single" w:color="BFC7D5" w:sz="4"/>
+              <w:right w:val="single" w:color="BFC7D5" w:sz="4"/>
+            </w:tcBorders>
+            <w:shd w:fill="FFFFFF" w:color="auto" w:val="clear"/>
+            <w:tcMar>
+              <w:top w:type="dxa" w:w="50"/>
+              <w:left w:type="dxa" w:w="90"/>
+              <w:bottom w:type="dxa" w:w="50"/>
+              <w:right w:type="dxa" w:w="90"/>
+            </w:tcMar>
+          </w:tcPr>
+          <w:p>
+            <w:pPr>
+              <w:spacing w:after="20"/>
+            </w:pPr>
+            <w:r>
+              <w:rPr>
+                <w:sz w:val="19"/>
+                <w:szCs w:val="19"/>
+              </w:rPr>
+              <w:t xml:space="preserve">Chapter starts are found on the pages (numbers must follow on); one lesson per chapter from its own pages.</w:t>
+            </w:r>
+          </w:p>
+        </w:tc>
+        <w:tc>
+          <w:tcPr>
+            <w:tcW w:type="dxa" w:w="1254"/>
+            <w:tcBorders>
+              <w:top w:val="single" w:color="BFC7D5" w:sz="4"/>
+              <w:left w:val="single" w:color="BFC7D5" w:sz="4"/>
+              <w:bottom w:val="single" w:color="BFC7D5" w:sz="4"/>
+              <w:right w:val="single" w:color="BFC7D5" w:sz="4"/>
+            </w:tcBorders>
+            <w:shd w:fill="FFFFFF" w:color="auto" w:val="clear"/>
+            <w:tcMar>
+              <w:top w:type="dxa" w:w="50"/>
+              <w:left w:type="dxa" w:w="90"/>
+              <w:bottom w:type="dxa" w:w="50"/>
+              <w:right w:type="dxa" w:w="90"/>
+            </w:tcMar>
+          </w:tcPr>
+          <w:p>
+            <w:pPr>
+              <w:spacing w:after="20"/>
+            </w:pPr>
+            <w:r>
+              <w:rPr>
+                <w:sz w:val="19"/>
+                <w:szCs w:val="19"/>
+              </w:rPr>
+              <w:t xml:space="preserve">Found in end-to-end test</w:t>
+            </w:r>
+          </w:p>
+        </w:tc>
+      </w:tr>
+      <w:tr>
+        <w:trPr>
+          <w:cantSplit/>
+        </w:trPr>
+        <w:tc>
+          <w:tcPr>
+            <w:tcW w:type="dxa" w:w="365"/>
+            <w:tcBorders>
+              <w:top w:val="single" w:color="BFC7D5" w:sz="4"/>
+              <w:left w:val="single" w:color="BFC7D5" w:sz="4"/>
+              <w:bottom w:val="single" w:color="BFC7D5" w:sz="4"/>
+              <w:right w:val="single" w:color="BFC7D5" w:sz="4"/>
+            </w:tcBorders>
+            <w:shd w:fill="F8FAFC" w:color="auto" w:val="clear"/>
+            <w:tcMar>
+              <w:top w:type="dxa" w:w="50"/>
+              <w:left w:type="dxa" w:w="90"/>
+              <w:bottom w:type="dxa" w:w="50"/>
+              <w:right w:type="dxa" w:w="90"/>
+            </w:tcMar>
+          </w:tcPr>
+          <w:p>
+            <w:pPr>
+              <w:spacing w:after="20"/>
+            </w:pPr>
+            <w:r>
+              <w:rPr>
+                <w:sz w:val="19"/>
+                <w:szCs w:val="19"/>
+              </w:rPr>
+              <w:t xml:space="preserve">15</w:t>
+            </w:r>
+          </w:p>
+        </w:tc>
+        <w:tc>
+          <w:tcPr>
+            <w:tcW w:type="dxa" w:w="2504"/>
+            <w:tcBorders>
+              <w:top w:val="single" w:color="BFC7D5" w:sz="4"/>
+              <w:left w:val="single" w:color="BFC7D5" w:sz="4"/>
+              <w:bottom w:val="single" w:color="BFC7D5" w:sz="4"/>
+              <w:right w:val="single" w:color="BFC7D5" w:sz="4"/>
+            </w:tcBorders>
+            <w:shd w:fill="F8FAFC" w:color="auto" w:val="clear"/>
+            <w:tcMar>
+              <w:top w:type="dxa" w:w="50"/>
+              <w:left w:type="dxa" w:w="90"/>
+              <w:bottom w:type="dxa" w:w="50"/>
+              <w:right w:type="dxa" w:w="90"/>
+            </w:tcMar>
+          </w:tcPr>
+          <w:p>
+            <w:pPr>
+              <w:spacing w:after="20"/>
+            </w:pPr>
+            <w:r>
+              <w:rPr>
+                <w:sz w:val="19"/>
+                <w:szCs w:val="19"/>
+              </w:rPr>
+              <w:t xml:space="preserve">A correct answer (LCM 320 from 'product 1280, GCD 4') was 'corrected' to 1280.</w:t>
+            </w:r>
+          </w:p>
+        </w:tc>
+        <w:tc>
+          <w:tcPr>
+            <w:tcW w:type="dxa" w:w="2399"/>
+            <w:tcBorders>
+              <w:top w:val="single" w:color="BFC7D5" w:sz="4"/>
+              <w:left w:val="single" w:color="BFC7D5" w:sz="4"/>
+              <w:bottom w:val="single" w:color="BFC7D5" w:sz="4"/>
+              <w:right w:val="single" w:color="BFC7D5" w:sz="4"/>
+            </w:tcBorders>
+            <w:shd w:fill="F8FAFC" w:color="auto" w:val="clear"/>
+            <w:tcMar>
+              <w:top w:type="dxa" w:w="50"/>
+              <w:left w:type="dxa" w:w="90"/>
+              <w:bottom w:type="dxa" w:w="50"/>
+              <w:right w:type="dxa" w:w="90"/>
+            </w:tcMar>
+          </w:tcPr>
+          <w:p>
+            <w:pPr>
+              <w:spacing w:after="20"/>
+            </w:pPr>
+            <w:r>
+              <w:rPr>
+                <w:sz w:val="19"/>
+                <w:szCs w:val="19"/>
+              </w:rPr>
+              <w:t xml:space="preserve">The checker treated the given numbers as the numbers to combine.</w:t>
+            </w:r>
+          </w:p>
+        </w:tc>
+        <w:tc>
+          <w:tcPr>
+            <w:tcW w:type="dxa" w:w="2504"/>
+            <w:tcBorders>
+              <w:top w:val="single" w:color="BFC7D5" w:sz="4"/>
+              <w:left w:val="single" w:color="BFC7D5" w:sz="4"/>
+              <w:bottom w:val="single" w:color="BFC7D5" w:sz="4"/>
+              <w:right w:val="single" w:color="BFC7D5" w:sz="4"/>
+            </w:tcBorders>
+            <w:shd w:fill="F8FAFC" w:color="auto" w:val="clear"/>
+            <w:tcMar>
+              <w:top w:type="dxa" w:w="50"/>
+              <w:left w:type="dxa" w:w="90"/>
+              <w:bottom w:type="dxa" w:w="50"/>
+              <w:right w:type="dxa" w:w="90"/>
+            </w:tcMar>
+          </w:tcPr>
+          <w:p>
+            <w:pPr>
+              <w:spacing w:after="20"/>
+            </w:pPr>
+            <w:r>
+              <w:rPr>
+                <w:sz w:val="19"/>
+                <w:szCs w:val="19"/>
+              </w:rPr>
+              <w:t xml:space="preserve">Word problems and reverse questions are never re-computed.</w:t>
+            </w:r>
+          </w:p>
+        </w:tc>
+        <w:tc>
+          <w:tcPr>
+            <w:tcW w:type="dxa" w:w="1254"/>
+            <w:tcBorders>
+              <w:top w:val="single" w:color="BFC7D5" w:sz="4"/>
+              <w:left w:val="single" w:color="BFC7D5" w:sz="4"/>
+              <w:bottom w:val="single" w:color="BFC7D5" w:sz="4"/>
+              <w:right w:val="single" w:color="BFC7D5" w:sz="4"/>
+            </w:tcBorders>
+            <w:shd w:fill="F8FAFC" w:color="auto" w:val="clear"/>
+            <w:tcMar>
+              <w:top w:type="dxa" w:w="50"/>
+              <w:left w:type="dxa" w:w="90"/>
+              <w:bottom w:type="dxa" w:w="50"/>
+              <w:right w:type="dxa" w:w="90"/>
+            </w:tcMar>
+          </w:tcPr>
+          <w:p>
+            <w:pPr>
+              <w:spacing w:after="20"/>
+            </w:pPr>
+            <w:r>
+              <w:rPr>
+                <w:sz w:val="19"/>
+                <w:szCs w:val="19"/>
+              </w:rPr>
+              <w:t xml:space="preserve">Claude's checker mistake, found in end-to-end test</w:t>
+            </w:r>
+          </w:p>
+        </w:tc>
+      </w:tr>
+      <w:tr>
+        <w:trPr>
+          <w:cantSplit/>
+        </w:trPr>
+        <w:tc>
+          <w:tcPr>
+            <w:tcW w:type="dxa" w:w="365"/>
+            <w:tcBorders>
+              <w:top w:val="single" w:color="BFC7D5" w:sz="4"/>
+              <w:left w:val="single" w:color="BFC7D5" w:sz="4"/>
+              <w:bottom w:val="single" w:color="BFC7D5" w:sz="4"/>
+              <w:right w:val="single" w:color="BFC7D5" w:sz="4"/>
+            </w:tcBorders>
+            <w:shd w:fill="FFFFFF" w:color="auto" w:val="clear"/>
+            <w:tcMar>
+              <w:top w:type="dxa" w:w="50"/>
+              <w:left w:type="dxa" w:w="90"/>
+              <w:bottom w:type="dxa" w:w="50"/>
+              <w:right w:type="dxa" w:w="90"/>
+            </w:tcMar>
+          </w:tcPr>
+          <w:p>
+            <w:pPr>
+              <w:spacing w:after="20"/>
+            </w:pPr>
+            <w:r>
+              <w:rPr>
+                <w:sz w:val="19"/>
+                <w:szCs w:val="19"/>
+              </w:rPr>
+              <w:t xml:space="preserve">15</w:t>
+            </w:r>
+          </w:p>
+        </w:tc>
+        <w:tc>
+          <w:tcPr>
+            <w:tcW w:type="dxa" w:w="2504"/>
+            <w:tcBorders>
+              <w:top w:val="single" w:color="BFC7D5" w:sz="4"/>
+              <w:left w:val="single" w:color="BFC7D5" w:sz="4"/>
+              <w:bottom w:val="single" w:color="BFC7D5" w:sz="4"/>
+              <w:right w:val="single" w:color="BFC7D5" w:sz="4"/>
+            </w:tcBorders>
+            <w:shd w:fill="FFFFFF" w:color="auto" w:val="clear"/>
+            <w:tcMar>
+              <w:top w:type="dxa" w:w="50"/>
+              <w:left w:type="dxa" w:w="90"/>
+              <w:bottom w:type="dxa" w:w="50"/>
+              <w:right w:type="dxa" w:w="90"/>
+            </w:tcMar>
+          </w:tcPr>
+          <w:p>
+            <w:pPr>
+              <w:spacing w:after="20"/>
+            </w:pPr>
+            <w:r>
+              <w:rPr>
+                <w:sz w:val="19"/>
+                <w:szCs w:val="19"/>
+              </w:rPr>
+              <w:t xml:space="preserve">'Reduce 209/247 to simplest form' (answer 11/13) was replaced by the HCF 19; '(a+15)° and 2a° … each angle' (40° and 50°) was replaced by 'a = 25'; '2 × 2 × 2 × 3' flagged against '24 = 2 × 2 × 2 × 3'.</w:t>
+            </w:r>
+          </w:p>
+        </w:tc>
+        <w:tc>
+          <w:tcPr>
+            <w:tcW w:type="dxa" w:w="2399"/>
+            <w:tcBorders>
+              <w:top w:val="single" w:color="BFC7D5" w:sz="4"/>
+              <w:left w:val="single" w:color="BFC7D5" w:sz="4"/>
+              <w:bottom w:val="single" w:color="BFC7D5" w:sz="4"/>
+              <w:right w:val="single" w:color="BFC7D5" w:sz="4"/>
+            </w:tcBorders>
+            <w:shd w:fill="FFFFFF" w:color="auto" w:val="clear"/>
+            <w:tcMar>
+              <w:top w:type="dxa" w:w="50"/>
+              <w:left w:type="dxa" w:w="90"/>
+              <w:bottom w:type="dxa" w:w="50"/>
+              <w:right w:type="dxa" w:w="90"/>
+            </w:tcMar>
+          </w:tcPr>
+          <w:p>
+            <w:pPr>
+              <w:spacing w:after="20"/>
+            </w:pPr>
+            <w:r>
+              <w:rPr>
+                <w:sz w:val="19"/>
+                <w:szCs w:val="19"/>
+              </w:rPr>
+              <w:t xml:space="preserve">Comparisons were not certain enough.</w:t>
+            </w:r>
+          </w:p>
+        </w:tc>
+        <w:tc>
+          <w:tcPr>
+            <w:tcW w:type="dxa" w:w="2504"/>
+            <w:tcBorders>
+              <w:top w:val="single" w:color="BFC7D5" w:sz="4"/>
+              <w:left w:val="single" w:color="BFC7D5" w:sz="4"/>
+              <w:bottom w:val="single" w:color="BFC7D5" w:sz="4"/>
+              <w:right w:val="single" w:color="BFC7D5" w:sz="4"/>
+            </w:tcBorders>
+            <w:shd w:fill="FFFFFF" w:color="auto" w:val="clear"/>
+            <w:tcMar>
+              <w:top w:type="dxa" w:w="50"/>
+              <w:left w:type="dxa" w:w="90"/>
+              <w:bottom w:type="dxa" w:w="50"/>
+              <w:right w:type="dxa" w:w="90"/>
+            </w:tcMar>
+          </w:tcPr>
+          <w:p>
+            <w:pPr>
+              <w:spacing w:after="20"/>
+            </w:pPr>
+            <w:r>
+              <w:rPr>
+                <w:sz w:val="19"/>
+                <w:szCs w:val="19"/>
+              </w:rPr>
+              <w:t xml:space="preserve">HCF/LCM only when the question names it; equations compared only with an answer 'a = …'; prime factors compared as a list; otherwise the AI's answer is never replaced. Final run: no false warnings.</w:t>
+            </w:r>
+          </w:p>
+        </w:tc>
+        <w:tc>
+          <w:tcPr>
+            <w:tcW w:type="dxa" w:w="1254"/>
+            <w:tcBorders>
+              <w:top w:val="single" w:color="BFC7D5" w:sz="4"/>
+              <w:left w:val="single" w:color="BFC7D5" w:sz="4"/>
+              <w:bottom w:val="single" w:color="BFC7D5" w:sz="4"/>
+              <w:right w:val="single" w:color="BFC7D5" w:sz="4"/>
+            </w:tcBorders>
+            <w:shd w:fill="FFFFFF" w:color="auto" w:val="clear"/>
+            <w:tcMar>
+              <w:top w:type="dxa" w:w="50"/>
+              <w:left w:type="dxa" w:w="90"/>
+              <w:bottom w:type="dxa" w:w="50"/>
+              <w:right w:type="dxa" w:w="90"/>
+            </w:tcMar>
+          </w:tcPr>
+          <w:p>
+            <w:pPr>
+              <w:spacing w:after="20"/>
+            </w:pPr>
+            <w:r>
+              <w:rPr>
+                <w:sz w:val="19"/>
+                <w:szCs w:val="19"/>
+              </w:rPr>
+              <w:t xml:space="preserve">Claude's checker mistake, found in end-to-end test</w:t>
+            </w:r>
+          </w:p>
+        </w:tc>
+      </w:tr>
+      <w:tr>
+        <w:trPr>
+          <w:cantSplit/>
+        </w:trPr>
+        <w:tc>
+          <w:tcPr>
+            <w:tcW w:type="dxa" w:w="365"/>
+            <w:tcBorders>
+              <w:top w:val="single" w:color="BFC7D5" w:sz="4"/>
+              <w:left w:val="single" w:color="BFC7D5" w:sz="4"/>
+              <w:bottom w:val="single" w:color="BFC7D5" w:sz="4"/>
+              <w:right w:val="single" w:color="BFC7D5" w:sz="4"/>
+            </w:tcBorders>
+            <w:shd w:fill="F8FAFC" w:color="auto" w:val="clear"/>
+            <w:tcMar>
+              <w:top w:type="dxa" w:w="50"/>
+              <w:left w:type="dxa" w:w="90"/>
+              <w:bottom w:type="dxa" w:w="50"/>
+              <w:right w:type="dxa" w:w="90"/>
+            </w:tcMar>
+          </w:tcPr>
+          <w:p>
+            <w:pPr>
+              <w:spacing w:after="20"/>
+            </w:pPr>
+            <w:r>
+              <w:rPr>
+                <w:sz w:val="19"/>
+                <w:szCs w:val="19"/>
+              </w:rPr>
+              <w:t xml:space="preserve">15</w:t>
+            </w:r>
+          </w:p>
+        </w:tc>
+        <w:tc>
+          <w:tcPr>
+            <w:tcW w:type="dxa" w:w="2504"/>
+            <w:tcBorders>
+              <w:top w:val="single" w:color="BFC7D5" w:sz="4"/>
+              <w:left w:val="single" w:color="BFC7D5" w:sz="4"/>
+              <w:bottom w:val="single" w:color="BFC7D5" w:sz="4"/>
+              <w:right w:val="single" w:color="BFC7D5" w:sz="4"/>
+            </w:tcBorders>
+            <w:shd w:fill="F8FAFC" w:color="auto" w:val="clear"/>
+            <w:tcMar>
+              <w:top w:type="dxa" w:w="50"/>
+              <w:left w:type="dxa" w:w="90"/>
+              <w:bottom w:type="dxa" w:w="50"/>
+              <w:right w:type="dxa" w:w="90"/>
+            </w:tcMar>
+          </w:tcPr>
+          <w:p>
+            <w:pPr>
+              <w:spacing w:after="20"/>
+            </w:pPr>
+            <w:r>
+              <w:rPr>
+                <w:sz w:val="19"/>
+                <w:szCs w:val="19"/>
+              </w:rPr>
+              <w:t xml:space="preserve">'Twin prime numbers' was judged different from 'twin primes'.</w:t>
+            </w:r>
+          </w:p>
+        </w:tc>
+        <w:tc>
+          <w:tcPr>
+            <w:tcW w:type="dxa" w:w="2399"/>
+            <w:tcBorders>
+              <w:top w:val="single" w:color="BFC7D5" w:sz="4"/>
+              <w:left w:val="single" w:color="BFC7D5" w:sz="4"/>
+              <w:bottom w:val="single" w:color="BFC7D5" w:sz="4"/>
+              <w:right w:val="single" w:color="BFC7D5" w:sz="4"/>
+            </w:tcBorders>
+            <w:shd w:fill="F8FAFC" w:color="auto" w:val="clear"/>
+            <w:tcMar>
+              <w:top w:type="dxa" w:w="50"/>
+              <w:left w:type="dxa" w:w="90"/>
+              <w:bottom w:type="dxa" w:w="50"/>
+              <w:right w:type="dxa" w:w="90"/>
+            </w:tcMar>
+          </w:tcPr>
+          <w:p>
+            <w:pPr>
+              <w:spacing w:after="20"/>
+            </w:pPr>
+            <w:r>
+              <w:rPr>
+                <w:sz w:val="19"/>
+                <w:szCs w:val="19"/>
+              </w:rPr>
+              <w:t xml:space="preserve">Word answers were compared as text.</w:t>
+            </w:r>
+          </w:p>
+        </w:tc>
+        <w:tc>
+          <w:tcPr>
+            <w:tcW w:type="dxa" w:w="2504"/>
+            <w:tcBorders>
+              <w:top w:val="single" w:color="BFC7D5" w:sz="4"/>
+              <w:left w:val="single" w:color="BFC7D5" w:sz="4"/>
+              <w:bottom w:val="single" w:color="BFC7D5" w:sz="4"/>
+              <w:right w:val="single" w:color="BFC7D5" w:sz="4"/>
+            </w:tcBorders>
+            <w:shd w:fill="F8FAFC" w:color="auto" w:val="clear"/>
+            <w:tcMar>
+              <w:top w:type="dxa" w:w="50"/>
+              <w:left w:type="dxa" w:w="90"/>
+              <w:bottom w:type="dxa" w:w="50"/>
+              <w:right w:type="dxa" w:w="90"/>
+            </w:tcMar>
+          </w:tcPr>
+          <w:p>
+            <w:pPr>
+              <w:spacing w:after="20"/>
+            </w:pPr>
+            <w:r>
+              <w:rPr>
+                <w:sz w:val="19"/>
+                <w:szCs w:val="19"/>
+              </w:rPr>
+              <w:t xml:space="preserve">Yes/no answers are compared by meaning.</w:t>
+            </w:r>
+          </w:p>
+        </w:tc>
+        <w:tc>
+          <w:tcPr>
+            <w:tcW w:type="dxa" w:w="1254"/>
+            <w:tcBorders>
+              <w:top w:val="single" w:color="BFC7D5" w:sz="4"/>
+              <w:left w:val="single" w:color="BFC7D5" w:sz="4"/>
+              <w:bottom w:val="single" w:color="BFC7D5" w:sz="4"/>
+              <w:right w:val="single" w:color="BFC7D5" w:sz="4"/>
+            </w:tcBorders>
+            <w:shd w:fill="F8FAFC" w:color="auto" w:val="clear"/>
+            <w:tcMar>
+              <w:top w:type="dxa" w:w="50"/>
+              <w:left w:type="dxa" w:w="90"/>
+              <w:bottom w:type="dxa" w:w="50"/>
+              <w:right w:type="dxa" w:w="90"/>
+            </w:tcMar>
+          </w:tcPr>
+          <w:p>
+            <w:pPr>
+              <w:spacing w:after="20"/>
+            </w:pPr>
+            <w:r>
+              <w:rPr>
+                <w:sz w:val="19"/>
+                <w:szCs w:val="19"/>
+              </w:rPr>
+              <w:t xml:space="preserve">Found in end-to-end test</w:t>
+            </w:r>
+          </w:p>
+        </w:tc>
+      </w:tr>
+      <w:tr>
+        <w:trPr>
+          <w:cantSplit/>
+        </w:trPr>
+        <w:tc>
+          <w:tcPr>
+            <w:tcW w:type="dxa" w:w="365"/>
+            <w:tcBorders>
+              <w:top w:val="single" w:color="BFC7D5" w:sz="4"/>
+              <w:left w:val="single" w:color="BFC7D5" w:sz="4"/>
+              <w:bottom w:val="single" w:color="BFC7D5" w:sz="4"/>
+              <w:right w:val="single" w:color="BFC7D5" w:sz="4"/>
+            </w:tcBorders>
+            <w:shd w:fill="FFFFFF" w:color="auto" w:val="clear"/>
+            <w:tcMar>
+              <w:top w:type="dxa" w:w="50"/>
+              <w:left w:type="dxa" w:w="90"/>
+              <w:bottom w:type="dxa" w:w="50"/>
+              <w:right w:type="dxa" w:w="90"/>
+            </w:tcMar>
+          </w:tcPr>
+          <w:p>
+            <w:pPr>
+              <w:spacing w:after="20"/>
+            </w:pPr>
+            <w:r>
+              <w:rPr>
+                <w:sz w:val="19"/>
+                <w:szCs w:val="19"/>
+              </w:rPr>
+              <w:t xml:space="preserve">15</w:t>
+            </w:r>
+          </w:p>
+        </w:tc>
+        <w:tc>
+          <w:tcPr>
+            <w:tcW w:type="dxa" w:w="2504"/>
+            <w:tcBorders>
+              <w:top w:val="single" w:color="BFC7D5" w:sz="4"/>
+              <w:left w:val="single" w:color="BFC7D5" w:sz="4"/>
+              <w:bottom w:val="single" w:color="BFC7D5" w:sz="4"/>
+              <w:right w:val="single" w:color="BFC7D5" w:sz="4"/>
+            </w:tcBorders>
+            <w:shd w:fill="FFFFFF" w:color="auto" w:val="clear"/>
+            <w:tcMar>
+              <w:top w:type="dxa" w:w="50"/>
+              <w:left w:type="dxa" w:w="90"/>
+              <w:bottom w:type="dxa" w:w="50"/>
+              <w:right w:type="dxa" w:w="90"/>
+            </w:tcMar>
+          </w:tcPr>
+          <w:p>
+            <w:pPr>
+              <w:spacing w:after="20"/>
+            </w:pPr>
+            <w:r>
+              <w:rPr>
+                <w:sz w:val="19"/>
+                <w:szCs w:val="19"/>
+              </w:rPr>
+              <w:t xml:space="preserve">Concept names came out as codes ('twin_prime_numbers').</w:t>
+            </w:r>
+          </w:p>
+        </w:tc>
+        <w:tc>
+          <w:tcPr>
+            <w:tcW w:type="dxa" w:w="2399"/>
+            <w:tcBorders>
+              <w:top w:val="single" w:color="BFC7D5" w:sz="4"/>
+              <w:left w:val="single" w:color="BFC7D5" w:sz="4"/>
+              <w:bottom w:val="single" w:color="BFC7D5" w:sz="4"/>
+              <w:right w:val="single" w:color="BFC7D5" w:sz="4"/>
+            </w:tcBorders>
+            <w:shd w:fill="FFFFFF" w:color="auto" w:val="clear"/>
+            <w:tcMar>
+              <w:top w:type="dxa" w:w="50"/>
+              <w:left w:type="dxa" w:w="90"/>
+              <w:bottom w:type="dxa" w:w="50"/>
+              <w:right w:type="dxa" w:w="90"/>
+            </w:tcMar>
+          </w:tcPr>
+          <w:p>
+            <w:pPr>
+              <w:spacing w:after="20"/>
+            </w:pPr>
+            <w:r>
+              <w:rPr>
+                <w:sz w:val="19"/>
+                <w:szCs w:val="19"/>
+              </w:rPr>
+              <w:t xml:space="preserve">The model copied the kind code.</w:t>
+            </w:r>
+          </w:p>
+        </w:tc>
+        <w:tc>
+          <w:tcPr>
+            <w:tcW w:type="dxa" w:w="2504"/>
+            <w:tcBorders>
+              <w:top w:val="single" w:color="BFC7D5" w:sz="4"/>
+              <w:left w:val="single" w:color="BFC7D5" w:sz="4"/>
+              <w:bottom w:val="single" w:color="BFC7D5" w:sz="4"/>
+              <w:right w:val="single" w:color="BFC7D5" w:sz="4"/>
+            </w:tcBorders>
+            <w:shd w:fill="FFFFFF" w:color="auto" w:val="clear"/>
+            <w:tcMar>
+              <w:top w:type="dxa" w:w="50"/>
+              <w:left w:type="dxa" w:w="90"/>
+              <w:bottom w:type="dxa" w:w="50"/>
+              <w:right w:type="dxa" w:w="90"/>
+            </w:tcMar>
+          </w:tcPr>
+          <w:p>
+            <w:pPr>
+              <w:spacing w:after="20"/>
+            </w:pPr>
+            <w:r>
+              <w:rPr>
+                <w:sz w:val="19"/>
+                <w:szCs w:val="19"/>
+              </w:rPr>
+              <w:t xml:space="preserve">Prompt asks for the textbook heading; codes are turned into readable names.</w:t>
+            </w:r>
+          </w:p>
+        </w:tc>
+        <w:tc>
+          <w:tcPr>
+            <w:tcW w:type="dxa" w:w="1254"/>
+            <w:tcBorders>
+              <w:top w:val="single" w:color="BFC7D5" w:sz="4"/>
+              <w:left w:val="single" w:color="BFC7D5" w:sz="4"/>
+              <w:bottom w:val="single" w:color="BFC7D5" w:sz="4"/>
+              <w:right w:val="single" w:color="BFC7D5" w:sz="4"/>
+            </w:tcBorders>
+            <w:shd w:fill="FFFFFF" w:color="auto" w:val="clear"/>
+            <w:tcMar>
+              <w:top w:type="dxa" w:w="50"/>
+              <w:left w:type="dxa" w:w="90"/>
+              <w:bottom w:type="dxa" w:w="50"/>
+              <w:right w:type="dxa" w:w="90"/>
+            </w:tcMar>
+          </w:tcPr>
+          <w:p>
+            <w:pPr>
+              <w:spacing w:after="20"/>
+            </w:pPr>
+            <w:r>
+              <w:rPr>
+                <w:sz w:val="19"/>
+                <w:szCs w:val="19"/>
+              </w:rPr>
+              <w:t xml:space="preserve">Found in end-to-end test</w:t>
+            </w:r>
+          </w:p>
+        </w:tc>
+      </w:tr>
+      <w:tr>
+        <w:trPr>
+          <w:cantSplit/>
+        </w:trPr>
+        <w:tc>
+          <w:tcPr>
+            <w:tcW w:type="dxa" w:w="365"/>
+            <w:tcBorders>
+              <w:top w:val="single" w:color="BFC7D5" w:sz="4"/>
+              <w:left w:val="single" w:color="BFC7D5" w:sz="4"/>
+              <w:bottom w:val="single" w:color="BFC7D5" w:sz="4"/>
+              <w:right w:val="single" w:color="BFC7D5" w:sz="4"/>
+            </w:tcBorders>
+            <w:shd w:fill="F8FAFC" w:color="auto" w:val="clear"/>
+            <w:tcMar>
+              <w:top w:type="dxa" w:w="50"/>
+              <w:left w:type="dxa" w:w="90"/>
+              <w:bottom w:type="dxa" w:w="50"/>
+              <w:right w:type="dxa" w:w="90"/>
+            </w:tcMar>
+          </w:tcPr>
+          <w:p>
+            <w:pPr>
+              <w:spacing w:after="20"/>
+            </w:pPr>
+            <w:r>
+              <w:rPr>
+                <w:sz w:val="19"/>
+                <w:szCs w:val="19"/>
+              </w:rPr>
+              <w:t xml:space="preserve">15</w:t>
+            </w:r>
+          </w:p>
+        </w:tc>
+        <w:tc>
+          <w:tcPr>
+            <w:tcW w:type="dxa" w:w="2504"/>
+            <w:tcBorders>
+              <w:top w:val="single" w:color="BFC7D5" w:sz="4"/>
+              <w:left w:val="single" w:color="BFC7D5" w:sz="4"/>
+              <w:bottom w:val="single" w:color="BFC7D5" w:sz="4"/>
+              <w:right w:val="single" w:color="BFC7D5" w:sz="4"/>
+            </w:tcBorders>
+            <w:shd w:fill="F8FAFC" w:color="auto" w:val="clear"/>
+            <w:tcMar>
+              <w:top w:type="dxa" w:w="50"/>
+              <w:left w:type="dxa" w:w="90"/>
+              <w:bottom w:type="dxa" w:w="50"/>
+              <w:right w:type="dxa" w:w="90"/>
+            </w:tcMar>
+          </w:tcPr>
+          <w:p>
+            <w:pPr>
+              <w:spacing w:after="20"/>
+            </w:pPr>
+            <w:r>
+              <w:rPr>
+                <w:sz w:val="19"/>
+                <w:szCs w:val="19"/>
+              </w:rPr>
+              <w:t xml:space="preserve">One photo download hung for 19 minutes.</w:t>
+            </w:r>
+          </w:p>
+        </w:tc>
+        <w:tc>
+          <w:tcPr>
+            <w:tcW w:type="dxa" w:w="2399"/>
+            <w:tcBorders>
+              <w:top w:val="single" w:color="BFC7D5" w:sz="4"/>
+              <w:left w:val="single" w:color="BFC7D5" w:sz="4"/>
+              <w:bottom w:val="single" w:color="BFC7D5" w:sz="4"/>
+              <w:right w:val="single" w:color="BFC7D5" w:sz="4"/>
+            </w:tcBorders>
+            <w:shd w:fill="F8FAFC" w:color="auto" w:val="clear"/>
+            <w:tcMar>
+              <w:top w:type="dxa" w:w="50"/>
+              <w:left w:type="dxa" w:w="90"/>
+              <w:bottom w:type="dxa" w:w="50"/>
+              <w:right w:type="dxa" w:w="90"/>
+            </w:tcMar>
+          </w:tcPr>
+          <w:p>
+            <w:pPr>
+              <w:spacing w:after="20"/>
+            </w:pPr>
+            <w:r>
+              <w:rPr>
+                <w:sz w:val="19"/>
+                <w:szCs w:val="19"/>
+              </w:rPr>
+              <w:t xml:space="preserve">httpx's timeout is per read; a slow server kept sending a few bytes.</w:t>
+            </w:r>
+          </w:p>
+        </w:tc>
+        <w:tc>
+          <w:tcPr>
+            <w:tcW w:type="dxa" w:w="2504"/>
+            <w:tcBorders>
+              <w:top w:val="single" w:color="BFC7D5" w:sz="4"/>
+              <w:left w:val="single" w:color="BFC7D5" w:sz="4"/>
+              <w:bottom w:val="single" w:color="BFC7D5" w:sz="4"/>
+              <w:right w:val="single" w:color="BFC7D5" w:sz="4"/>
+            </w:tcBorders>
+            <w:shd w:fill="F8FAFC" w:color="auto" w:val="clear"/>
+            <w:tcMar>
+              <w:top w:type="dxa" w:w="50"/>
+              <w:left w:type="dxa" w:w="90"/>
+              <w:bottom w:type="dxa" w:w="50"/>
+              <w:right w:type="dxa" w:w="90"/>
+            </w:tcMar>
+          </w:tcPr>
+          <w:p>
+            <w:pPr>
+              <w:spacing w:after="20"/>
+            </w:pPr>
+            <w:r>
+              <w:rPr>
+                <w:sz w:val="19"/>
+                <w:szCs w:val="19"/>
+              </w:rPr>
+              <w:t xml:space="preserve">Streamed downloads with a 30 s total limit and size cap; 150 s per search.</w:t>
+            </w:r>
+          </w:p>
+        </w:tc>
+        <w:tc>
+          <w:tcPr>
+            <w:tcW w:type="dxa" w:w="1254"/>
+            <w:tcBorders>
+              <w:top w:val="single" w:color="BFC7D5" w:sz="4"/>
+              <w:left w:val="single" w:color="BFC7D5" w:sz="4"/>
+              <w:bottom w:val="single" w:color="BFC7D5" w:sz="4"/>
+              <w:right w:val="single" w:color="BFC7D5" w:sz="4"/>
+            </w:tcBorders>
+            <w:shd w:fill="F8FAFC" w:color="auto" w:val="clear"/>
+            <w:tcMar>
+              <w:top w:type="dxa" w:w="50"/>
+              <w:left w:type="dxa" w:w="90"/>
+              <w:bottom w:type="dxa" w:w="50"/>
+              <w:right w:type="dxa" w:w="90"/>
+            </w:tcMar>
+          </w:tcPr>
+          <w:p>
+            <w:pPr>
+              <w:spacing w:after="20"/>
+            </w:pPr>
+            <w:r>
+              <w:rPr>
+                <w:sz w:val="19"/>
+                <w:szCs w:val="19"/>
+              </w:rPr>
+              <w:t xml:space="preserve">Found in end-to-end test</w:t>
+            </w:r>
+          </w:p>
+        </w:tc>
+      </w:tr>
+      <w:tr>
+        <w:trPr>
+          <w:cantSplit/>
+        </w:trPr>
+        <w:tc>
+          <w:tcPr>
+            <w:tcW w:type="dxa" w:w="365"/>
+            <w:tcBorders>
+              <w:top w:val="single" w:color="BFC7D5" w:sz="4"/>
+              <w:left w:val="single" w:color="BFC7D5" w:sz="4"/>
+              <w:bottom w:val="single" w:color="BFC7D5" w:sz="4"/>
+              <w:right w:val="single" w:color="BFC7D5" w:sz="4"/>
+            </w:tcBorders>
+            <w:shd w:fill="FFFFFF" w:color="auto" w:val="clear"/>
+            <w:tcMar>
+              <w:top w:type="dxa" w:w="50"/>
+              <w:left w:type="dxa" w:w="90"/>
+              <w:bottom w:type="dxa" w:w="50"/>
+              <w:right w:type="dxa" w:w="90"/>
+            </w:tcMar>
+          </w:tcPr>
+          <w:p>
+            <w:pPr>
+              <w:spacing w:after="20"/>
+            </w:pPr>
+            <w:r>
+              <w:rPr>
+                <w:sz w:val="19"/>
+                <w:szCs w:val="19"/>
+              </w:rPr>
+              <w:t xml:space="preserve">15</w:t>
+            </w:r>
+          </w:p>
+        </w:tc>
+        <w:tc>
+          <w:tcPr>
+            <w:tcW w:type="dxa" w:w="2504"/>
+            <w:tcBorders>
+              <w:top w:val="single" w:color="BFC7D5" w:sz="4"/>
+              <w:left w:val="single" w:color="BFC7D5" w:sz="4"/>
+              <w:bottom w:val="single" w:color="BFC7D5" w:sz="4"/>
+              <w:right w:val="single" w:color="BFC7D5" w:sz="4"/>
+            </w:tcBorders>
+            <w:shd w:fill="FFFFFF" w:color="auto" w:val="clear"/>
+            <w:tcMar>
+              <w:top w:type="dxa" w:w="50"/>
+              <w:left w:type="dxa" w:w="90"/>
+              <w:bottom w:type="dxa" w:w="50"/>
+              <w:right w:type="dxa" w:w="90"/>
+            </w:tcMar>
+          </w:tcPr>
+          <w:p>
+            <w:pPr>
+              <w:spacing w:after="20"/>
+            </w:pPr>
+            <w:r>
+              <w:rPr>
+                <w:sz w:val="19"/>
+                <w:szCs w:val="19"/>
+              </w:rPr>
+              <w:t xml:space="preserve">Wrong photos for abstract phrases (a planet chart for 'number chart', a bus timetable for 'school bell timetable').</w:t>
+            </w:r>
+          </w:p>
+        </w:tc>
+        <w:tc>
+          <w:tcPr>
+            <w:tcW w:type="dxa" w:w="2399"/>
+            <w:tcBorders>
+              <w:top w:val="single" w:color="BFC7D5" w:sz="4"/>
+              <w:left w:val="single" w:color="BFC7D5" w:sz="4"/>
+              <w:bottom w:val="single" w:color="BFC7D5" w:sz="4"/>
+              <w:right w:val="single" w:color="BFC7D5" w:sz="4"/>
+            </w:tcBorders>
+            <w:shd w:fill="FFFFFF" w:color="auto" w:val="clear"/>
+            <w:tcMar>
+              <w:top w:type="dxa" w:w="50"/>
+              <w:left w:type="dxa" w:w="90"/>
+              <w:bottom w:type="dxa" w:w="50"/>
+              <w:right w:type="dxa" w:w="90"/>
+            </w:tcMar>
+          </w:tcPr>
+          <w:p>
+            <w:pPr>
+              <w:spacing w:after="20"/>
+            </w:pPr>
+            <w:r>
+              <w:rPr>
+                <w:sz w:val="19"/>
+                <w:szCs w:val="19"/>
+              </w:rPr>
+              <w:t xml:space="preserve">The AI asked for things a camera cannot photograph; the small vision model's caption then matched.</w:t>
+            </w:r>
+          </w:p>
+        </w:tc>
+        <w:tc>
+          <w:tcPr>
+            <w:tcW w:type="dxa" w:w="2504"/>
+            <w:tcBorders>
+              <w:top w:val="single" w:color="BFC7D5" w:sz="4"/>
+              <w:left w:val="single" w:color="BFC7D5" w:sz="4"/>
+              <w:bottom w:val="single" w:color="BFC7D5" w:sz="4"/>
+              <w:right w:val="single" w:color="BFC7D5" w:sz="4"/>
+            </w:tcBorders>
+            <w:shd w:fill="FFFFFF" w:color="auto" w:val="clear"/>
+            <w:tcMar>
+              <w:top w:type="dxa" w:w="50"/>
+              <w:left w:type="dxa" w:w="90"/>
+              <w:bottom w:type="dxa" w:w="50"/>
+              <w:right w:type="dxa" w:w="90"/>
+            </w:tcMar>
+          </w:tcPr>
+          <w:p>
+            <w:pPr>
+              <w:spacing w:after="20"/>
+            </w:pPr>
+            <w:r>
+              <w:rPr>
+                <w:sz w:val="19"/>
+                <w:szCs w:val="19"/>
+              </w:rPr>
+              <w:t xml:space="preserve">Prompt requires concrete photo phrases (good/bad examples); teacher's 'Wrong photo' button. Run 2: 24 of 27 photos clearly right.</w:t>
+            </w:r>
+          </w:p>
+        </w:tc>
+        <w:tc>
+          <w:tcPr>
+            <w:tcW w:type="dxa" w:w="1254"/>
+            <w:tcBorders>
+              <w:top w:val="single" w:color="BFC7D5" w:sz="4"/>
+              <w:left w:val="single" w:color="BFC7D5" w:sz="4"/>
+              <w:bottom w:val="single" w:color="BFC7D5" w:sz="4"/>
+              <w:right w:val="single" w:color="BFC7D5" w:sz="4"/>
+            </w:tcBorders>
+            <w:shd w:fill="FFFFFF" w:color="auto" w:val="clear"/>
+            <w:tcMar>
+              <w:top w:type="dxa" w:w="50"/>
+              <w:left w:type="dxa" w:w="90"/>
+              <w:bottom w:type="dxa" w:w="50"/>
+              <w:right w:type="dxa" w:w="90"/>
+            </w:tcMar>
+          </w:tcPr>
+          <w:p>
+            <w:pPr>
+              <w:spacing w:after="20"/>
+            </w:pPr>
+            <w:r>
+              <w:rPr>
+                <w:sz w:val="19"/>
+                <w:szCs w:val="19"/>
+              </w:rPr>
+              <w:t xml:space="preserve">Found in end-to-end test</w:t>
+            </w:r>
+          </w:p>
+        </w:tc>
+      </w:tr>
+      <w:tr>
+        <w:trPr>
+          <w:cantSplit/>
+        </w:trPr>
+        <w:tc>
+          <w:tcPr>
+            <w:tcW w:type="dxa" w:w="365"/>
+            <w:tcBorders>
+              <w:top w:val="single" w:color="BFC7D5" w:sz="4"/>
+              <w:left w:val="single" w:color="BFC7D5" w:sz="4"/>
+              <w:bottom w:val="single" w:color="BFC7D5" w:sz="4"/>
+              <w:right w:val="single" w:color="BFC7D5" w:sz="4"/>
+            </w:tcBorders>
+            <w:shd w:fill="F8FAFC" w:color="auto" w:val="clear"/>
+            <w:tcMar>
+              <w:top w:type="dxa" w:w="50"/>
+              <w:left w:type="dxa" w:w="90"/>
+              <w:bottom w:type="dxa" w:w="50"/>
+              <w:right w:type="dxa" w:w="90"/>
+            </w:tcMar>
+          </w:tcPr>
+          <w:p>
+            <w:pPr>
+              <w:spacing w:after="20"/>
+            </w:pPr>
+            <w:r>
+              <w:rPr>
+                <w:sz w:val="19"/>
+                <w:szCs w:val="19"/>
+              </w:rPr>
+              <w:t xml:space="preserve">15</w:t>
+            </w:r>
+          </w:p>
+        </w:tc>
+        <w:tc>
+          <w:tcPr>
+            <w:tcW w:type="dxa" w:w="2504"/>
+            <w:tcBorders>
+              <w:top w:val="single" w:color="BFC7D5" w:sz="4"/>
+              <w:left w:val="single" w:color="BFC7D5" w:sz="4"/>
+              <w:bottom w:val="single" w:color="BFC7D5" w:sz="4"/>
+              <w:right w:val="single" w:color="BFC7D5" w:sz="4"/>
+            </w:tcBorders>
+            <w:shd w:fill="F8FAFC" w:color="auto" w:val="clear"/>
+            <w:tcMar>
+              <w:top w:type="dxa" w:w="50"/>
+              <w:left w:type="dxa" w:w="90"/>
+              <w:bottom w:type="dxa" w:w="50"/>
+              <w:right w:type="dxa" w:w="90"/>
+            </w:tcMar>
+          </w:tcPr>
+          <w:p>
+            <w:pPr>
+              <w:spacing w:after="20"/>
+            </w:pPr>
+            <w:r>
+              <w:rPr>
+                <w:sz w:val="19"/>
+                <w:szCs w:val="19"/>
+              </w:rPr>
+              <w:t xml:space="preserve">A publisher's logo was accepted for 'open book'.</w:t>
+            </w:r>
+          </w:p>
+        </w:tc>
+        <w:tc>
+          <w:tcPr>
+            <w:tcW w:type="dxa" w:w="2399"/>
+            <w:tcBorders>
+              <w:top w:val="single" w:color="BFC7D5" w:sz="4"/>
+              <w:left w:val="single" w:color="BFC7D5" w:sz="4"/>
+              <w:bottom w:val="single" w:color="BFC7D5" w:sz="4"/>
+              <w:right w:val="single" w:color="BFC7D5" w:sz="4"/>
+            </w:tcBorders>
+            <w:shd w:fill="F8FAFC" w:color="auto" w:val="clear"/>
+            <w:tcMar>
+              <w:top w:type="dxa" w:w="50"/>
+              <w:left w:type="dxa" w:w="90"/>
+              <w:bottom w:type="dxa" w:w="50"/>
+              <w:right w:type="dxa" w:w="90"/>
+            </w:tcMar>
+          </w:tcPr>
+          <w:p>
+            <w:pPr>
+              <w:spacing w:after="20"/>
+            </w:pPr>
+            <w:r>
+              <w:rPr>
+                <w:sz w:val="19"/>
+                <w:szCs w:val="19"/>
+              </w:rPr>
+              <w:t xml:space="preserve">Vision caption matched.</w:t>
+            </w:r>
+          </w:p>
+        </w:tc>
+        <w:tc>
+          <w:tcPr>
+            <w:tcW w:type="dxa" w:w="2504"/>
+            <w:tcBorders>
+              <w:top w:val="single" w:color="BFC7D5" w:sz="4"/>
+              <w:left w:val="single" w:color="BFC7D5" w:sz="4"/>
+              <w:bottom w:val="single" w:color="BFC7D5" w:sz="4"/>
+              <w:right w:val="single" w:color="BFC7D5" w:sz="4"/>
+            </w:tcBorders>
+            <w:shd w:fill="F8FAFC" w:color="auto" w:val="clear"/>
+            <w:tcMar>
+              <w:top w:type="dxa" w:w="50"/>
+              <w:left w:type="dxa" w:w="90"/>
+              <w:bottom w:type="dxa" w:w="50"/>
+              <w:right w:type="dxa" w:w="90"/>
+            </w:tcMar>
+          </w:tcPr>
+          <w:p>
+            <w:pPr>
+              <w:spacing w:after="20"/>
+            </w:pPr>
+            <w:r>
+              <w:rPr>
+                <w:sz w:val="19"/>
+                <w:szCs w:val="19"/>
+              </w:rPr>
+              <w:t xml:space="preserve">Titles with logo/icon/map/chart/flag… are skipped, also for stored photos.</w:t>
+            </w:r>
+          </w:p>
+        </w:tc>
+        <w:tc>
+          <w:tcPr>
+            <w:tcW w:type="dxa" w:w="1254"/>
+            <w:tcBorders>
+              <w:top w:val="single" w:color="BFC7D5" w:sz="4"/>
+              <w:left w:val="single" w:color="BFC7D5" w:sz="4"/>
+              <w:bottom w:val="single" w:color="BFC7D5" w:sz="4"/>
+              <w:right w:val="single" w:color="BFC7D5" w:sz="4"/>
+            </w:tcBorders>
+            <w:shd w:fill="F8FAFC" w:color="auto" w:val="clear"/>
+            <w:tcMar>
+              <w:top w:type="dxa" w:w="50"/>
+              <w:left w:type="dxa" w:w="90"/>
+              <w:bottom w:type="dxa" w:w="50"/>
+              <w:right w:type="dxa" w:w="90"/>
+            </w:tcMar>
+          </w:tcPr>
+          <w:p>
+            <w:pPr>
+              <w:spacing w:after="20"/>
+            </w:pPr>
+            <w:r>
+              <w:rPr>
+                <w:sz w:val="19"/>
+                <w:szCs w:val="19"/>
+              </w:rPr>
+              <w:t xml:space="preserve">Found by inspecting the photos</w:t>
+            </w:r>
+          </w:p>
+        </w:tc>
+      </w:tr>
+      <w:tr>
+        <w:trPr>
+          <w:cantSplit/>
+        </w:trPr>
+        <w:tc>
+          <w:tcPr>
+            <w:tcW w:type="dxa" w:w="365"/>
+            <w:tcBorders>
+              <w:top w:val="single" w:color="BFC7D5" w:sz="4"/>
+              <w:left w:val="single" w:color="BFC7D5" w:sz="4"/>
+              <w:bottom w:val="single" w:color="BFC7D5" w:sz="4"/>
+              <w:right w:val="single" w:color="BFC7D5" w:sz="4"/>
+            </w:tcBorders>
+            <w:shd w:fill="FFFFFF" w:color="auto" w:val="clear"/>
+            <w:tcMar>
+              <w:top w:type="dxa" w:w="50"/>
+              <w:left w:type="dxa" w:w="90"/>
+              <w:bottom w:type="dxa" w:w="50"/>
+              <w:right w:type="dxa" w:w="90"/>
+            </w:tcMar>
+          </w:tcPr>
+          <w:p>
+            <w:pPr>
+              <w:spacing w:after="20"/>
+            </w:pPr>
+            <w:r>
+              <w:rPr>
+                <w:sz w:val="19"/>
+                <w:szCs w:val="19"/>
+              </w:rPr>
+              <w:t xml:space="preserve">15</w:t>
+            </w:r>
+          </w:p>
+        </w:tc>
+        <w:tc>
+          <w:tcPr>
+            <w:tcW w:type="dxa" w:w="2504"/>
+            <w:tcBorders>
+              <w:top w:val="single" w:color="BFC7D5" w:sz="4"/>
+              <w:left w:val="single" w:color="BFC7D5" w:sz="4"/>
+              <w:bottom w:val="single" w:color="BFC7D5" w:sz="4"/>
+              <w:right w:val="single" w:color="BFC7D5" w:sz="4"/>
+            </w:tcBorders>
+            <w:shd w:fill="FFFFFF" w:color="auto" w:val="clear"/>
+            <w:tcMar>
+              <w:top w:type="dxa" w:w="50"/>
+              <w:left w:type="dxa" w:w="90"/>
+              <w:bottom w:type="dxa" w:w="50"/>
+              <w:right w:type="dxa" w:w="90"/>
+            </w:tcMar>
+          </w:tcPr>
+          <w:p>
+            <w:pPr>
+              <w:spacing w:after="20"/>
+            </w:pPr>
+            <w:r>
+              <w:rPr>
+                <w:sz w:val="19"/>
+                <w:szCs w:val="19"/>
+              </w:rPr>
+              <w:t xml:space="preserve">Regex word boundaries became invisible control characters in 2 files.</w:t>
+            </w:r>
+          </w:p>
+        </w:tc>
+        <w:tc>
+          <w:tcPr>
+            <w:tcW w:type="dxa" w:w="2399"/>
+            <w:tcBorders>
+              <w:top w:val="single" w:color="BFC7D5" w:sz="4"/>
+              <w:left w:val="single" w:color="BFC7D5" w:sz="4"/>
+              <w:bottom w:val="single" w:color="BFC7D5" w:sz="4"/>
+              <w:right w:val="single" w:color="BFC7D5" w:sz="4"/>
+            </w:tcBorders>
+            <w:shd w:fill="FFFFFF" w:color="auto" w:val="clear"/>
+            <w:tcMar>
+              <w:top w:type="dxa" w:w="50"/>
+              <w:left w:type="dxa" w:w="90"/>
+              <w:bottom w:type="dxa" w:w="50"/>
+              <w:right w:type="dxa" w:w="90"/>
+            </w:tcMar>
+          </w:tcPr>
+          <w:p>
+            <w:pPr>
+              <w:spacing w:after="20"/>
+            </w:pPr>
+            <w:r>
+              <w:rPr>
+                <w:sz w:val="19"/>
+                <w:szCs w:val="19"/>
+              </w:rPr>
+              <w:t xml:space="preserve">Claude wrote '\\b' through a shell here-document, which turned it into a backspace character.</w:t>
+            </w:r>
+          </w:p>
+        </w:tc>
+        <w:tc>
+          <w:tcPr>
+            <w:tcW w:type="dxa" w:w="2504"/>
+            <w:tcBorders>
+              <w:top w:val="single" w:color="BFC7D5" w:sz="4"/>
+              <w:left w:val="single" w:color="BFC7D5" w:sz="4"/>
+              <w:bottom w:val="single" w:color="BFC7D5" w:sz="4"/>
+              <w:right w:val="single" w:color="BFC7D5" w:sz="4"/>
+            </w:tcBorders>
+            <w:shd w:fill="FFFFFF" w:color="auto" w:val="clear"/>
+            <w:tcMar>
+              <w:top w:type="dxa" w:w="50"/>
+              <w:left w:type="dxa" w:w="90"/>
+              <w:bottom w:type="dxa" w:w="50"/>
+              <w:right w:type="dxa" w:w="90"/>
+            </w:tcMar>
+          </w:tcPr>
+          <w:p>
+            <w:pPr>
+              <w:spacing w:after="20"/>
+            </w:pPr>
+            <w:r>
+              <w:rPr>
+                <w:sz w:val="19"/>
+                <w:szCs w:val="19"/>
+              </w:rPr>
+              <w:t xml:space="preserve">Repaired with character codes; all files scanned; edits with regexes now go through script files.</w:t>
+            </w:r>
+          </w:p>
+        </w:tc>
+        <w:tc>
+          <w:tcPr>
+            <w:tcW w:type="dxa" w:w="1254"/>
+            <w:tcBorders>
+              <w:top w:val="single" w:color="BFC7D5" w:sz="4"/>
+              <w:left w:val="single" w:color="BFC7D5" w:sz="4"/>
+              <w:bottom w:val="single" w:color="BFC7D5" w:sz="4"/>
+              <w:right w:val="single" w:color="BFC7D5" w:sz="4"/>
+            </w:tcBorders>
+            <w:shd w:fill="FFFFFF" w:color="auto" w:val="clear"/>
+            <w:tcMar>
+              <w:top w:type="dxa" w:w="50"/>
+              <w:left w:type="dxa" w:w="90"/>
+              <w:bottom w:type="dxa" w:w="50"/>
+              <w:right w:type="dxa" w:w="90"/>
+            </w:tcMar>
+          </w:tcPr>
+          <w:p>
+            <w:pPr>
+              <w:spacing w:after="20"/>
+            </w:pPr>
+            <w:r>
+              <w:rPr>
+                <w:sz w:val="19"/>
+                <w:szCs w:val="19"/>
+              </w:rPr>
+              <w:t xml:space="preserve">Claude tooling slip (caught by testing)</w:t>
+            </w:r>
+          </w:p>
+        </w:tc>
+      </w:tr>
+      <w:tr>
+        <w:trPr>
+          <w:cantSplit/>
+        </w:trPr>
+        <w:tc>
+          <w:tcPr>
+            <w:tcW w:type="dxa" w:w="365"/>
+            <w:tcBorders>
+              <w:top w:val="single" w:color="BFC7D5" w:sz="4"/>
+              <w:left w:val="single" w:color="BFC7D5" w:sz="4"/>
+              <w:bottom w:val="single" w:color="BFC7D5" w:sz="4"/>
+              <w:right w:val="single" w:color="BFC7D5" w:sz="4"/>
+            </w:tcBorders>
+            <w:shd w:fill="F8FAFC" w:color="auto" w:val="clear"/>
+            <w:tcMar>
+              <w:top w:type="dxa" w:w="50"/>
+              <w:left w:type="dxa" w:w="90"/>
+              <w:bottom w:type="dxa" w:w="50"/>
+              <w:right w:type="dxa" w:w="90"/>
+            </w:tcMar>
+          </w:tcPr>
+          <w:p>
+            <w:pPr>
+              <w:spacing w:after="20"/>
+            </w:pPr>
+            <w:r>
+              <w:rPr>
+                <w:sz w:val="19"/>
+                <w:szCs w:val="19"/>
+              </w:rPr>
+              <w:t xml:space="preserve">15</w:t>
+            </w:r>
+          </w:p>
+        </w:tc>
+        <w:tc>
+          <w:tcPr>
+            <w:tcW w:type="dxa" w:w="2504"/>
+            <w:tcBorders>
+              <w:top w:val="single" w:color="BFC7D5" w:sz="4"/>
+              <w:left w:val="single" w:color="BFC7D5" w:sz="4"/>
+              <w:bottom w:val="single" w:color="BFC7D5" w:sz="4"/>
+              <w:right w:val="single" w:color="BFC7D5" w:sz="4"/>
+            </w:tcBorders>
+            <w:shd w:fill="F8FAFC" w:color="auto" w:val="clear"/>
+            <w:tcMar>
+              <w:top w:type="dxa" w:w="50"/>
+              <w:left w:type="dxa" w:w="90"/>
+              <w:bottom w:type="dxa" w:w="50"/>
+              <w:right w:type="dxa" w:w="90"/>
+            </w:tcMar>
+          </w:tcPr>
+          <w:p>
+            <w:pPr>
+              <w:spacing w:after="20"/>
+            </w:pPr>
+            <w:r>
+              <w:rPr>
+                <w:sz w:val="19"/>
+                <w:szCs w:val="19"/>
+              </w:rPr>
+              <w:t xml:space="preserve">Maths kit layout faults: factor-tree result over a circle, angle view off the frame, mirrored 3D door arc, hidden laptop label, text overflow.</w:t>
+            </w:r>
+          </w:p>
+        </w:tc>
+        <w:tc>
+          <w:tcPr>
+            <w:tcW w:type="dxa" w:w="2399"/>
+            <w:tcBorders>
+              <w:top w:val="single" w:color="BFC7D5" w:sz="4"/>
+              <w:left w:val="single" w:color="BFC7D5" w:sz="4"/>
+              <w:bottom w:val="single" w:color="BFC7D5" w:sz="4"/>
+              <w:right w:val="single" w:color="BFC7D5" w:sz="4"/>
+            </w:tcBorders>
+            <w:shd w:fill="F8FAFC" w:color="auto" w:val="clear"/>
+            <w:tcMar>
+              <w:top w:type="dxa" w:w="50"/>
+              <w:left w:type="dxa" w:w="90"/>
+              <w:bottom w:type="dxa" w:w="50"/>
+              <w:right w:type="dxa" w:w="90"/>
+            </w:tcMar>
+          </w:tcPr>
+          <w:p>
+            <w:pPr>
+              <w:spacing w:after="20"/>
+            </w:pPr>
+            <w:r>
+              <w:rPr>
+                <w:sz w:val="19"/>
+                <w:szCs w:val="19"/>
+              </w:rPr>
+              <w:t xml:space="preserve">First drafts.</w:t>
+            </w:r>
+          </w:p>
+        </w:tc>
+        <w:tc>
+          <w:tcPr>
+            <w:tcW w:type="dxa" w:w="2504"/>
+            <w:tcBorders>
+              <w:top w:val="single" w:color="BFC7D5" w:sz="4"/>
+              <w:left w:val="single" w:color="BFC7D5" w:sz="4"/>
+              <w:bottom w:val="single" w:color="BFC7D5" w:sz="4"/>
+              <w:right w:val="single" w:color="BFC7D5" w:sz="4"/>
+            </w:tcBorders>
+            <w:shd w:fill="F8FAFC" w:color="auto" w:val="clear"/>
+            <w:tcMar>
+              <w:top w:type="dxa" w:w="50"/>
+              <w:left w:type="dxa" w:w="90"/>
+              <w:bottom w:type="dxa" w:w="50"/>
+              <w:right w:type="dxa" w:w="90"/>
+            </w:tcMar>
+          </w:tcPr>
+          <w:p>
+            <w:pPr>
+              <w:spacing w:after="20"/>
+            </w:pPr>
+            <w:r>
+              <w:rPr>
+                <w:sz w:val="19"/>
+                <w:szCs w:val="19"/>
+              </w:rPr>
+              <w:t xml:space="preserve">Fixed after screenshots of every scene.</w:t>
+            </w:r>
+          </w:p>
+        </w:tc>
+        <w:tc>
+          <w:tcPr>
+            <w:tcW w:type="dxa" w:w="1254"/>
+            <w:tcBorders>
+              <w:top w:val="single" w:color="BFC7D5" w:sz="4"/>
+              <w:left w:val="single" w:color="BFC7D5" w:sz="4"/>
+              <w:bottom w:val="single" w:color="BFC7D5" w:sz="4"/>
+              <w:right w:val="single" w:color="BFC7D5" w:sz="4"/>
+            </w:tcBorders>
+            <w:shd w:fill="F8FAFC" w:color="auto" w:val="clear"/>
+            <w:tcMar>
+              <w:top w:type="dxa" w:w="50"/>
+              <w:left w:type="dxa" w:w="90"/>
+              <w:bottom w:type="dxa" w:w="50"/>
+              <w:right w:type="dxa" w:w="90"/>
+            </w:tcMar>
+          </w:tcPr>
+          <w:p>
+            <w:pPr>
+              <w:spacing w:after="20"/>
+            </w:pPr>
+            <w:r>
+              <w:rPr>
+                <w:sz w:val="19"/>
+                <w:szCs w:val="19"/>
+              </w:rPr>
+              <w:t xml:space="preserve">Claude caught before delivery</w:t>
+            </w:r>
+          </w:p>
+        </w:tc>
+      </w:tr>
+      <w:tr>
+        <w:trPr>
+          <w:cantSplit/>
+        </w:trPr>
+        <w:tc>
+          <w:tcPr>
+            <w:tcW w:type="dxa" w:w="365"/>
+            <w:tcBorders>
+              <w:top w:val="single" w:color="BFC7D5" w:sz="4"/>
+              <w:left w:val="single" w:color="BFC7D5" w:sz="4"/>
+              <w:bottom w:val="single" w:color="BFC7D5" w:sz="4"/>
+              <w:right w:val="single" w:color="BFC7D5" w:sz="4"/>
+            </w:tcBorders>
+            <w:shd w:fill="FFFFFF" w:color="auto" w:val="clear"/>
+            <w:tcMar>
+              <w:top w:type="dxa" w:w="50"/>
+              <w:left w:type="dxa" w:w="90"/>
+              <w:bottom w:type="dxa" w:w="50"/>
+              <w:right w:type="dxa" w:w="90"/>
+            </w:tcMar>
+          </w:tcPr>
+          <w:p>
+            <w:pPr>
+              <w:spacing w:after="20"/>
+            </w:pPr>
+            <w:r>
+              <w:rPr>
+                <w:sz w:val="19"/>
+                <w:szCs w:val="19"/>
+              </w:rPr>
+              <w:t xml:space="preserve">15</w:t>
+            </w:r>
+          </w:p>
+        </w:tc>
+        <w:tc>
+          <w:tcPr>
+            <w:tcW w:type="dxa" w:w="2504"/>
+            <w:tcBorders>
+              <w:top w:val="single" w:color="BFC7D5" w:sz="4"/>
+              <w:left w:val="single" w:color="BFC7D5" w:sz="4"/>
+              <w:bottom w:val="single" w:color="BFC7D5" w:sz="4"/>
+              <w:right w:val="single" w:color="BFC7D5" w:sz="4"/>
+            </w:tcBorders>
+            <w:shd w:fill="FFFFFF" w:color="auto" w:val="clear"/>
+            <w:tcMar>
+              <w:top w:type="dxa" w:w="50"/>
+              <w:left w:type="dxa" w:w="90"/>
+              <w:bottom w:type="dxa" w:w="50"/>
+              <w:right w:type="dxa" w:w="90"/>
+            </w:tcMar>
+          </w:tcPr>
+          <w:p>
+            <w:pPr>
+              <w:spacing w:after="20"/>
+            </w:pPr>
+            <w:r>
+              <w:rPr>
+                <w:sz w:val="19"/>
+                <w:szCs w:val="19"/>
+              </w:rPr>
+              <w:t xml:space="preserve">The new code folder app/media/ was invisible to git (it would have been left out of the owner's commit).</w:t>
+            </w:r>
+          </w:p>
+        </w:tc>
+        <w:tc>
+          <w:tcPr>
+            <w:tcW w:type="dxa" w:w="2399"/>
+            <w:tcBorders>
+              <w:top w:val="single" w:color="BFC7D5" w:sz="4"/>
+              <w:left w:val="single" w:color="BFC7D5" w:sz="4"/>
+              <w:bottom w:val="single" w:color="BFC7D5" w:sz="4"/>
+              <w:right w:val="single" w:color="BFC7D5" w:sz="4"/>
+            </w:tcBorders>
+            <w:shd w:fill="FFFFFF" w:color="auto" w:val="clear"/>
+            <w:tcMar>
+              <w:top w:type="dxa" w:w="50"/>
+              <w:left w:type="dxa" w:w="90"/>
+              <w:bottom w:type="dxa" w:w="50"/>
+              <w:right w:type="dxa" w:w="90"/>
+            </w:tcMar>
+          </w:tcPr>
+          <w:p>
+            <w:pPr>
+              <w:spacing w:after="20"/>
+            </w:pPr>
+            <w:r>
+              <w:rPr>
+                <w:sz w:val="19"/>
+                <w:szCs w:val="19"/>
+              </w:rPr>
+              <w:t xml:space="preserve">The .gitignore rule 'media/' (meant for generated media) matched every folder named media.</w:t>
+            </w:r>
+          </w:p>
+        </w:tc>
+        <w:tc>
+          <w:tcPr>
+            <w:tcW w:type="dxa" w:w="2504"/>
+            <w:tcBorders>
+              <w:top w:val="single" w:color="BFC7D5" w:sz="4"/>
+              <w:left w:val="single" w:color="BFC7D5" w:sz="4"/>
+              <w:bottom w:val="single" w:color="BFC7D5" w:sz="4"/>
+              <w:right w:val="single" w:color="BFC7D5" w:sz="4"/>
+            </w:tcBorders>
+            <w:shd w:fill="FFFFFF" w:color="auto" w:val="clear"/>
+            <w:tcMar>
+              <w:top w:type="dxa" w:w="50"/>
+              <w:left w:type="dxa" w:w="90"/>
+              <w:bottom w:type="dxa" w:w="50"/>
+              <w:right w:type="dxa" w:w="90"/>
+            </w:tcMar>
+          </w:tcPr>
+          <w:p>
+            <w:pPr>
+              <w:spacing w:after="20"/>
+            </w:pPr>
+            <w:r>
+              <w:rPr>
+                <w:sz w:val="19"/>
+                <w:szCs w:val="19"/>
+              </w:rPr>
+              <w:t xml:space="preserve">Rule narrowed to '/media/'; downloaded photos stay out of git because they live in data/.</w:t>
+            </w:r>
+          </w:p>
+        </w:tc>
+        <w:tc>
+          <w:tcPr>
+            <w:tcW w:type="dxa" w:w="1254"/>
+            <w:tcBorders>
+              <w:top w:val="single" w:color="BFC7D5" w:sz="4"/>
+              <w:left w:val="single" w:color="BFC7D5" w:sz="4"/>
+              <w:bottom w:val="single" w:color="BFC7D5" w:sz="4"/>
+              <w:right w:val="single" w:color="BFC7D5" w:sz="4"/>
+            </w:tcBorders>
+            <w:shd w:fill="FFFFFF" w:color="auto" w:val="clear"/>
+            <w:tcMar>
+              <w:top w:type="dxa" w:w="50"/>
+              <w:left w:type="dxa" w:w="90"/>
+              <w:bottom w:type="dxa" w:w="50"/>
+              <w:right w:type="dxa" w:w="90"/>
+            </w:tcMar>
+          </w:tcPr>
+          <w:p>
+            <w:pPr>
+              <w:spacing w:after="20"/>
+            </w:pPr>
+            <w:r>
+              <w:rPr>
+                <w:sz w:val="19"/>
+                <w:szCs w:val="19"/>
+              </w:rPr>
+              <w:t xml:space="preserve">Claude caught before delivery</w:t>
+            </w:r>
+          </w:p>
+        </w:tc>
+      </w:tr>
     </w:tbl>
     <w:p>
       <w:pPr>
@@ -30784,6 +33359,4495 @@
       </w:pPr>
       <w:r>
         <w:t xml:space="preserve">Test on a copy of the user's data so their own review steps stay untouched.</w:t>
+      </w:r>
+    </w:p>
+    <w:p>
+      <w:pPr>
+        <w:pStyle w:val="Heading1"/>
+      </w:pPr>
+      <w:r>
+        <w:t xml:space="preserve">14. Autopilot: upload a chapter, get a draft lesson (Blueprint v1.10)</w:t>
+      </w:r>
+    </w:p>
+    <w:p>
+      <w:pPr>
+        <w:spacing w:after="100" w:line="276"/>
+      </w:pPr>
+      <w:r>
+        <w:rPr>
+          <w:b/>
+          <w:bCs/>
+        </w:rPr>
+        <w:t xml:space="preserve">Date:</w:t>
+      </w:r>
+      <w:r>
+        <w:t xml:space="preserve"> 2026-10-09</w:t>
+      </w:r>
+    </w:p>
+    <w:p>
+      <w:pPr>
+        <w:pStyle w:val="Heading2"/>
+      </w:pPr>
+      <w:r>
+        <w:t xml:space="preserve">Your request</w:t>
+      </w:r>
+    </w:p>
+    <w:p>
+      <w:pPr>
+        <w:spacing w:after="100" w:line="276"/>
+      </w:pPr>
+      <w:r>
+        <w:t xml:space="preserve">Every time I have to share the PDF with Claude; when I upload a PDF in Syllabus Library the same quality and detail should be captured automatically and a detailed lesson plan built. Discuss and build. Decisions: clean pages automatic, others wait; one lesson per chapter automatically; cloud re-read only when I click.</w:t>
+      </w:r>
+    </w:p>
+    <w:p>
+      <w:pPr>
+        <w:pStyle w:val="Heading2"/>
+      </w:pPr>
+      <w:r>
+        <w:t xml:space="preserve">What was done</w:t>
+      </w:r>
+    </w:p>
+    <w:p>
+      <w:pPr>
+        <w:pStyle w:val="ListParagraph"/>
+        <w:numPr>
+          <w:ilvl w:val="0"/>
+          <w:numId w:val="2"/>
+        </w:numPr>
+        <w:spacing w:after="50" w:line="276"/>
+      </w:pPr>
+      <w:r>
+        <w:t xml:space="preserve">Compared the app's steps with what I had done by hand for the history chapter, proposed an 'autopilot', and asked the owner three decisions (auto-review of clean pages, automatic lesson, cloud re-read) because each trades review time against safety or cost.</w:t>
+      </w:r>
+    </w:p>
+    <w:p>
+      <w:pPr>
+        <w:pStyle w:val="ListParagraph"/>
+        <w:numPr>
+          <w:ilvl w:val="0"/>
+          <w:numId w:val="2"/>
+        </w:numPr>
+        <w:spacing w:after="50" w:line="276"/>
+      </w:pPr>
+      <w:r>
+        <w:t xml:space="preserve">Wrote an explainable page quality check (little text, unreadable font characters, symbols, split words, OCR warnings, OCR tables, Marathi/Hindi) and tested it on the owner's 3 real chapters: history 8/8 clean, EVS 6/6 clean, scanned science 4/17 flagged (local-OCR tables).</w:t>
+      </w:r>
+    </w:p>
+    <w:p>
+      <w:pPr>
+        <w:pStyle w:val="ListParagraph"/>
+        <w:numPr>
+          <w:ilvl w:val="0"/>
+          <w:numId w:val="2"/>
+        </w:numPr>
+        <w:spacing w:after="50" w:line="276"/>
+      </w:pPr>
+      <w:r>
+        <w:t xml:space="preserve">Clean pages are marked 🤖 auto-checked and indexed; flagged pages wait with reasons and an optional cloud re-read button; a teacher's own review replaces the automatic mark.</w:t>
+      </w:r>
+    </w:p>
+    <w:p>
+      <w:pPr>
+        <w:pStyle w:val="ListParagraph"/>
+        <w:numPr>
+          <w:ilvl w:val="0"/>
+          <w:numId w:val="2"/>
+        </w:numPr>
+        <w:spacing w:after="50" w:line="276"/>
+      </w:pPr>
+      <w:r>
+        <w:t xml:space="preserve">Chapter title found on page 1 (all 3 chapters correct); after indexing, one draft lesson per chapter is created from the whole chapter (science too); pages reviewed later trigger a 'Rebuild lesson' notice.</w:t>
+      </w:r>
+    </w:p>
+    <w:p>
+      <w:pPr>
+        <w:pStyle w:val="ListParagraph"/>
+        <w:numPr>
+          <w:ilvl w:val="0"/>
+          <w:numId w:val="2"/>
+        </w:numPr>
+        <w:spacing w:after="50" w:line="276"/>
+      </w:pPr>
+      <w:r>
+        <w:t xml:space="preserve">New database columns via additive migration; new settings ATS_AUTO_REVIEW_CLEAN / ATS_AUTO_LESSON shown on Settings &amp; Cost; Syllabus Library, Review Text and Lesson Studio show the autopilot results.</w:t>
+      </w:r>
+    </w:p>
+    <w:p>
+      <w:pPr>
+        <w:pStyle w:val="ListParagraph"/>
+        <w:numPr>
+          <w:ilvl w:val="0"/>
+          <w:numId w:val="2"/>
+        </w:numPr>
+        <w:spacing w:after="50" w:line="276"/>
+      </w:pPr>
+      <w:r>
+        <w:t xml:space="preserve">End-to-end on a copy of the data (history chapter treated as a new upload): 3 jobs, 129 s, no clicks, lesson 2.6 ¢. 284 tests pass; README 3f, Blueprint v1.10 (D38–D40), code-workflow map updated.</w:t>
+      </w:r>
+    </w:p>
+    <w:p>
+      <w:pPr>
+        <w:pStyle w:val="Heading2"/>
+      </w:pPr>
+      <w:r>
+        <w:t xml:space="preserve">Files changed</w:t>
+      </w:r>
+    </w:p>
+    <w:tbl>
+      <w:tblPr>
+        <w:tblW w:type="dxa" w:w="9026"/>
+        <w:tblBorders>
+          <w:top w:val="single" w:color="auto" w:sz="4"/>
+          <w:left w:val="single" w:color="auto" w:sz="4"/>
+          <w:bottom w:val="single" w:color="auto" w:sz="4"/>
+          <w:right w:val="single" w:color="auto" w:sz="4"/>
+          <w:insideH w:val="single" w:color="auto" w:sz="4"/>
+          <w:insideV w:val="single" w:color="auto" w:sz="4"/>
+        </w:tblBorders>
+      </w:tblPr>
+      <w:tblGrid>
+        <w:gridCol w:w="3384"/>
+        <w:gridCol w:w="5642"/>
+      </w:tblGrid>
+      <w:tr>
+        <w:trPr>
+          <w:tblHeader/>
+        </w:trPr>
+        <w:tc>
+          <w:tcPr>
+            <w:tcW w:type="dxa" w:w="3384"/>
+            <w:tcBorders>
+              <w:top w:val="single" w:color="BFC7D5" w:sz="4"/>
+              <w:left w:val="single" w:color="BFC7D5" w:sz="4"/>
+              <w:bottom w:val="single" w:color="BFC7D5" w:sz="4"/>
+              <w:right w:val="single" w:color="BFC7D5" w:sz="4"/>
+            </w:tcBorders>
+            <w:shd w:fill="DCE5F7" w:color="auto" w:val="clear"/>
+            <w:tcMar>
+              <w:top w:type="dxa" w:w="50"/>
+              <w:left w:type="dxa" w:w="90"/>
+              <w:bottom w:type="dxa" w:w="50"/>
+              <w:right w:type="dxa" w:w="90"/>
+            </w:tcMar>
+          </w:tcPr>
+          <w:p>
+            <w:pPr>
+              <w:spacing w:after="20"/>
+            </w:pPr>
+            <w:r>
+              <w:rPr>
+                <w:b/>
+                <w:bCs/>
+                <w:color w:val="1F3A93"/>
+                <w:sz w:val="19"/>
+                <w:szCs w:val="19"/>
+              </w:rPr>
+              <w:t xml:space="preserve">File</w:t>
+            </w:r>
+          </w:p>
+        </w:tc>
+        <w:tc>
+          <w:tcPr>
+            <w:tcW w:type="dxa" w:w="5642"/>
+            <w:tcBorders>
+              <w:top w:val="single" w:color="BFC7D5" w:sz="4"/>
+              <w:left w:val="single" w:color="BFC7D5" w:sz="4"/>
+              <w:bottom w:val="single" w:color="BFC7D5" w:sz="4"/>
+              <w:right w:val="single" w:color="BFC7D5" w:sz="4"/>
+            </w:tcBorders>
+            <w:shd w:fill="DCE5F7" w:color="auto" w:val="clear"/>
+            <w:tcMar>
+              <w:top w:type="dxa" w:w="50"/>
+              <w:left w:type="dxa" w:w="90"/>
+              <w:bottom w:type="dxa" w:w="50"/>
+              <w:right w:type="dxa" w:w="90"/>
+            </w:tcMar>
+          </w:tcPr>
+          <w:p>
+            <w:pPr>
+              <w:spacing w:after="20"/>
+            </w:pPr>
+            <w:r>
+              <w:rPr>
+                <w:b/>
+                <w:bCs/>
+                <w:color w:val="1F3A93"/>
+                <w:sz w:val="19"/>
+                <w:szCs w:val="19"/>
+              </w:rPr>
+              <w:t xml:space="preserve">Change</w:t>
+            </w:r>
+          </w:p>
+        </w:tc>
+      </w:tr>
+      <w:tr>
+        <w:trPr>
+          <w:cantSplit/>
+        </w:trPr>
+        <w:tc>
+          <w:tcPr>
+            <w:tcW w:type="dxa" w:w="3384"/>
+            <w:tcBorders>
+              <w:top w:val="single" w:color="BFC7D5" w:sz="4"/>
+              <w:left w:val="single" w:color="BFC7D5" w:sz="4"/>
+              <w:bottom w:val="single" w:color="BFC7D5" w:sz="4"/>
+              <w:right w:val="single" w:color="BFC7D5" w:sz="4"/>
+            </w:tcBorders>
+            <w:shd w:fill="FFFFFF" w:color="auto" w:val="clear"/>
+            <w:tcMar>
+              <w:top w:type="dxa" w:w="50"/>
+              <w:left w:type="dxa" w:w="90"/>
+              <w:bottom w:type="dxa" w:w="50"/>
+              <w:right w:type="dxa" w:w="90"/>
+            </w:tcMar>
+          </w:tcPr>
+          <w:p>
+            <w:pPr>
+              <w:spacing w:after="20"/>
+            </w:pPr>
+            <w:r>
+              <w:rPr>
+                <w:sz w:val="19"/>
+                <w:szCs w:val="19"/>
+              </w:rPr>
+              <w:t xml:space="preserve">app/ingestion/quality.py</w:t>
+            </w:r>
+          </w:p>
+        </w:tc>
+        <w:tc>
+          <w:tcPr>
+            <w:tcW w:type="dxa" w:w="5642"/>
+            <w:tcBorders>
+              <w:top w:val="single" w:color="BFC7D5" w:sz="4"/>
+              <w:left w:val="single" w:color="BFC7D5" w:sz="4"/>
+              <w:bottom w:val="single" w:color="BFC7D5" w:sz="4"/>
+              <w:right w:val="single" w:color="BFC7D5" w:sz="4"/>
+            </w:tcBorders>
+            <w:shd w:fill="FFFFFF" w:color="auto" w:val="clear"/>
+            <w:tcMar>
+              <w:top w:type="dxa" w:w="50"/>
+              <w:left w:type="dxa" w:w="90"/>
+              <w:bottom w:type="dxa" w:w="50"/>
+              <w:right w:type="dxa" w:w="90"/>
+            </w:tcMar>
+          </w:tcPr>
+          <w:p>
+            <w:pPr>
+              <w:spacing w:after="20"/>
+            </w:pPr>
+            <w:r>
+              <w:rPr>
+                <w:sz w:val="19"/>
+                <w:szCs w:val="19"/>
+              </w:rPr>
+              <w:t xml:space="preserve">NEW: page quality check + chapter title guess</w:t>
+            </w:r>
+          </w:p>
+        </w:tc>
+      </w:tr>
+      <w:tr>
+        <w:trPr>
+          <w:cantSplit/>
+        </w:trPr>
+        <w:tc>
+          <w:tcPr>
+            <w:tcW w:type="dxa" w:w="3384"/>
+            <w:tcBorders>
+              <w:top w:val="single" w:color="BFC7D5" w:sz="4"/>
+              <w:left w:val="single" w:color="BFC7D5" w:sz="4"/>
+              <w:bottom w:val="single" w:color="BFC7D5" w:sz="4"/>
+              <w:right w:val="single" w:color="BFC7D5" w:sz="4"/>
+            </w:tcBorders>
+            <w:shd w:fill="F8FAFC" w:color="auto" w:val="clear"/>
+            <w:tcMar>
+              <w:top w:type="dxa" w:w="50"/>
+              <w:left w:type="dxa" w:w="90"/>
+              <w:bottom w:type="dxa" w:w="50"/>
+              <w:right w:type="dxa" w:w="90"/>
+            </w:tcMar>
+          </w:tcPr>
+          <w:p>
+            <w:pPr>
+              <w:spacing w:after="20"/>
+            </w:pPr>
+            <w:r>
+              <w:rPr>
+                <w:sz w:val="19"/>
+                <w:szCs w:val="19"/>
+              </w:rPr>
+              <w:t xml:space="preserve">app/ingestion/service.py</w:t>
+            </w:r>
+          </w:p>
+        </w:tc>
+        <w:tc>
+          <w:tcPr>
+            <w:tcW w:type="dxa" w:w="5642"/>
+            <w:tcBorders>
+              <w:top w:val="single" w:color="BFC7D5" w:sz="4"/>
+              <w:left w:val="single" w:color="BFC7D5" w:sz="4"/>
+              <w:bottom w:val="single" w:color="BFC7D5" w:sz="4"/>
+              <w:right w:val="single" w:color="BFC7D5" w:sz="4"/>
+            </w:tcBorders>
+            <w:shd w:fill="F8FAFC" w:color="auto" w:val="clear"/>
+            <w:tcMar>
+              <w:top w:type="dxa" w:w="50"/>
+              <w:left w:type="dxa" w:w="90"/>
+              <w:bottom w:type="dxa" w:w="50"/>
+              <w:right w:type="dxa" w:w="90"/>
+            </w:tcMar>
+          </w:tcPr>
+          <w:p>
+            <w:pPr>
+              <w:spacing w:after="20"/>
+            </w:pPr>
+            <w:r>
+              <w:rPr>
+                <w:sz w:val="19"/>
+                <w:szCs w:val="19"/>
+              </w:rPr>
+              <w:t xml:space="preserve">autopilot_check(), chapter title, re-check after cloud re-read, page_counts to_check/auto_reviewed</w:t>
+            </w:r>
+          </w:p>
+        </w:tc>
+      </w:tr>
+      <w:tr>
+        <w:trPr>
+          <w:cantSplit/>
+        </w:trPr>
+        <w:tc>
+          <w:tcPr>
+            <w:tcW w:type="dxa" w:w="3384"/>
+            <w:tcBorders>
+              <w:top w:val="single" w:color="BFC7D5" w:sz="4"/>
+              <w:left w:val="single" w:color="BFC7D5" w:sz="4"/>
+              <w:bottom w:val="single" w:color="BFC7D5" w:sz="4"/>
+              <w:right w:val="single" w:color="BFC7D5" w:sz="4"/>
+            </w:tcBorders>
+            <w:shd w:fill="FFFFFF" w:color="auto" w:val="clear"/>
+            <w:tcMar>
+              <w:top w:type="dxa" w:w="50"/>
+              <w:left w:type="dxa" w:w="90"/>
+              <w:bottom w:type="dxa" w:w="50"/>
+              <w:right w:type="dxa" w:w="90"/>
+            </w:tcMar>
+          </w:tcPr>
+          <w:p>
+            <w:pPr>
+              <w:spacing w:after="20"/>
+            </w:pPr>
+            <w:r>
+              <w:rPr>
+                <w:sz w:val="19"/>
+                <w:szCs w:val="19"/>
+              </w:rPr>
+              <w:t xml:space="preserve">app/db/models.py, app/db/migrations.py</w:t>
+            </w:r>
+          </w:p>
+        </w:tc>
+        <w:tc>
+          <w:tcPr>
+            <w:tcW w:type="dxa" w:w="5642"/>
+            <w:tcBorders>
+              <w:top w:val="single" w:color="BFC7D5" w:sz="4"/>
+              <w:left w:val="single" w:color="BFC7D5" w:sz="4"/>
+              <w:bottom w:val="single" w:color="BFC7D5" w:sz="4"/>
+              <w:right w:val="single" w:color="BFC7D5" w:sz="4"/>
+            </w:tcBorders>
+            <w:shd w:fill="FFFFFF" w:color="auto" w:val="clear"/>
+            <w:tcMar>
+              <w:top w:type="dxa" w:w="50"/>
+              <w:left w:type="dxa" w:w="90"/>
+              <w:bottom w:type="dxa" w:w="50"/>
+              <w:right w:type="dxa" w:w="90"/>
+            </w:tcMar>
+          </w:tcPr>
+          <w:p>
+            <w:pPr>
+              <w:spacing w:after="20"/>
+            </w:pPr>
+            <w:r>
+              <w:rPr>
+                <w:sz w:val="19"/>
+                <w:szCs w:val="19"/>
+              </w:rPr>
+              <w:t xml:space="preserve">Page.quality, quality_notes, auto_reviewed (additive)</w:t>
+            </w:r>
+          </w:p>
+        </w:tc>
+      </w:tr>
+      <w:tr>
+        <w:trPr>
+          <w:cantSplit/>
+        </w:trPr>
+        <w:tc>
+          <w:tcPr>
+            <w:tcW w:type="dxa" w:w="3384"/>
+            <w:tcBorders>
+              <w:top w:val="single" w:color="BFC7D5" w:sz="4"/>
+              <w:left w:val="single" w:color="BFC7D5" w:sz="4"/>
+              <w:bottom w:val="single" w:color="BFC7D5" w:sz="4"/>
+              <w:right w:val="single" w:color="BFC7D5" w:sz="4"/>
+            </w:tcBorders>
+            <w:shd w:fill="F8FAFC" w:color="auto" w:val="clear"/>
+            <w:tcMar>
+              <w:top w:type="dxa" w:w="50"/>
+              <w:left w:type="dxa" w:w="90"/>
+              <w:bottom w:type="dxa" w:w="50"/>
+              <w:right w:type="dxa" w:w="90"/>
+            </w:tcMar>
+          </w:tcPr>
+          <w:p>
+            <w:pPr>
+              <w:spacing w:after="20"/>
+            </w:pPr>
+            <w:r>
+              <w:rPr>
+                <w:sz w:val="19"/>
+                <w:szCs w:val="19"/>
+              </w:rPr>
+              <w:t xml:space="preserve">app/jobs/runner.py, app/lessons/service.py, app/lessons/planner.py</w:t>
+            </w:r>
+          </w:p>
+        </w:tc>
+        <w:tc>
+          <w:tcPr>
+            <w:tcW w:type="dxa" w:w="5642"/>
+            <w:tcBorders>
+              <w:top w:val="single" w:color="BFC7D5" w:sz="4"/>
+              <w:left w:val="single" w:color="BFC7D5" w:sz="4"/>
+              <w:bottom w:val="single" w:color="BFC7D5" w:sz="4"/>
+              <w:right w:val="single" w:color="BFC7D5" w:sz="4"/>
+            </w:tcBorders>
+            <w:shd w:fill="F8FAFC" w:color="auto" w:val="clear"/>
+            <w:tcMar>
+              <w:top w:type="dxa" w:w="50"/>
+              <w:left w:type="dxa" w:w="90"/>
+              <w:bottom w:type="dxa" w:w="50"/>
+              <w:right w:type="dxa" w:w="90"/>
+            </w:tcMar>
+          </w:tcPr>
+          <w:p>
+            <w:pPr>
+              <w:spacing w:after="20"/>
+            </w:pPr>
+            <w:r>
+              <w:rPr>
+                <w:sz w:val="19"/>
+                <w:szCs w:val="19"/>
+              </w:rPr>
+              <w:t xml:space="preserve">lesson created after indexing; whole-chapter lessons; pages_added_after()</w:t>
+            </w:r>
+          </w:p>
+        </w:tc>
+      </w:tr>
+      <w:tr>
+        <w:trPr>
+          <w:cantSplit/>
+        </w:trPr>
+        <w:tc>
+          <w:tcPr>
+            <w:tcW w:type="dxa" w:w="3384"/>
+            <w:tcBorders>
+              <w:top w:val="single" w:color="BFC7D5" w:sz="4"/>
+              <w:left w:val="single" w:color="BFC7D5" w:sz="4"/>
+              <w:bottom w:val="single" w:color="BFC7D5" w:sz="4"/>
+              <w:right w:val="single" w:color="BFC7D5" w:sz="4"/>
+            </w:tcBorders>
+            <w:shd w:fill="FFFFFF" w:color="auto" w:val="clear"/>
+            <w:tcMar>
+              <w:top w:type="dxa" w:w="50"/>
+              <w:left w:type="dxa" w:w="90"/>
+              <w:bottom w:type="dxa" w:w="50"/>
+              <w:right w:type="dxa" w:w="90"/>
+            </w:tcMar>
+          </w:tcPr>
+          <w:p>
+            <w:pPr>
+              <w:spacing w:after="20"/>
+            </w:pPr>
+            <w:r>
+              <w:rPr>
+                <w:sz w:val="19"/>
+                <w:szCs w:val="19"/>
+              </w:rPr>
+              <w:t xml:space="preserve">app/core/config.py</w:t>
+            </w:r>
+          </w:p>
+        </w:tc>
+        <w:tc>
+          <w:tcPr>
+            <w:tcW w:type="dxa" w:w="5642"/>
+            <w:tcBorders>
+              <w:top w:val="single" w:color="BFC7D5" w:sz="4"/>
+              <w:left w:val="single" w:color="BFC7D5" w:sz="4"/>
+              <w:bottom w:val="single" w:color="BFC7D5" w:sz="4"/>
+              <w:right w:val="single" w:color="BFC7D5" w:sz="4"/>
+            </w:tcBorders>
+            <w:shd w:fill="FFFFFF" w:color="auto" w:val="clear"/>
+            <w:tcMar>
+              <w:top w:type="dxa" w:w="50"/>
+              <w:left w:type="dxa" w:w="90"/>
+              <w:bottom w:type="dxa" w:w="50"/>
+              <w:right w:type="dxa" w:w="90"/>
+            </w:tcMar>
+          </w:tcPr>
+          <w:p>
+            <w:pPr>
+              <w:spacing w:after="20"/>
+            </w:pPr>
+            <w:r>
+              <w:rPr>
+                <w:sz w:val="19"/>
+                <w:szCs w:val="19"/>
+              </w:rPr>
+              <w:t xml:space="preserve">auto_review_clean, auto_lesson</w:t>
+            </w:r>
+          </w:p>
+        </w:tc>
+      </w:tr>
+      <w:tr>
+        <w:trPr>
+          <w:cantSplit/>
+        </w:trPr>
+        <w:tc>
+          <w:tcPr>
+            <w:tcW w:type="dxa" w:w="3384"/>
+            <w:tcBorders>
+              <w:top w:val="single" w:color="BFC7D5" w:sz="4"/>
+              <w:left w:val="single" w:color="BFC7D5" w:sz="4"/>
+              <w:bottom w:val="single" w:color="BFC7D5" w:sz="4"/>
+              <w:right w:val="single" w:color="BFC7D5" w:sz="4"/>
+            </w:tcBorders>
+            <w:shd w:fill="F8FAFC" w:color="auto" w:val="clear"/>
+            <w:tcMar>
+              <w:top w:type="dxa" w:w="50"/>
+              <w:left w:type="dxa" w:w="90"/>
+              <w:bottom w:type="dxa" w:w="50"/>
+              <w:right w:type="dxa" w:w="90"/>
+            </w:tcMar>
+          </w:tcPr>
+          <w:p>
+            <w:pPr>
+              <w:spacing w:after="20"/>
+            </w:pPr>
+            <w:r>
+              <w:rPr>
+                <w:sz w:val="19"/>
+                <w:szCs w:val="19"/>
+              </w:rPr>
+              <w:t xml:space="preserve">ui/pages/3_Syllabus_Library.py, 4_Review_Text.py, 2_Lesson_Studio.py, 6_Settings_and_Cost.py</w:t>
+            </w:r>
+          </w:p>
+        </w:tc>
+        <w:tc>
+          <w:tcPr>
+            <w:tcW w:type="dxa" w:w="5642"/>
+            <w:tcBorders>
+              <w:top w:val="single" w:color="BFC7D5" w:sz="4"/>
+              <w:left w:val="single" w:color="BFC7D5" w:sz="4"/>
+              <w:bottom w:val="single" w:color="BFC7D5" w:sz="4"/>
+              <w:right w:val="single" w:color="BFC7D5" w:sz="4"/>
+            </w:tcBorders>
+            <w:shd w:fill="F8FAFC" w:color="auto" w:val="clear"/>
+            <w:tcMar>
+              <w:top w:type="dxa" w:w="50"/>
+              <w:left w:type="dxa" w:w="90"/>
+              <w:bottom w:type="dxa" w:w="50"/>
+              <w:right w:type="dxa" w:w="90"/>
+            </w:tcMar>
+          </w:tcPr>
+          <w:p>
+            <w:pPr>
+              <w:spacing w:after="20"/>
+            </w:pPr>
+            <w:r>
+              <w:rPr>
+                <w:sz w:val="19"/>
+                <w:szCs w:val="19"/>
+              </w:rPr>
+              <w:t xml:space="preserve">autopilot panel, badges/reasons, rebuild notice, settings</w:t>
+            </w:r>
+          </w:p>
+        </w:tc>
+      </w:tr>
+      <w:tr>
+        <w:trPr>
+          <w:cantSplit/>
+        </w:trPr>
+        <w:tc>
+          <w:tcPr>
+            <w:tcW w:type="dxa" w:w="3384"/>
+            <w:tcBorders>
+              <w:top w:val="single" w:color="BFC7D5" w:sz="4"/>
+              <w:left w:val="single" w:color="BFC7D5" w:sz="4"/>
+              <w:bottom w:val="single" w:color="BFC7D5" w:sz="4"/>
+              <w:right w:val="single" w:color="BFC7D5" w:sz="4"/>
+            </w:tcBorders>
+            <w:shd w:fill="FFFFFF" w:color="auto" w:val="clear"/>
+            <w:tcMar>
+              <w:top w:type="dxa" w:w="50"/>
+              <w:left w:type="dxa" w:w="90"/>
+              <w:bottom w:type="dxa" w:w="50"/>
+              <w:right w:type="dxa" w:w="90"/>
+            </w:tcMar>
+          </w:tcPr>
+          <w:p>
+            <w:pPr>
+              <w:spacing w:after="20"/>
+            </w:pPr>
+            <w:r>
+              <w:rPr>
+                <w:sz w:val="19"/>
+                <w:szCs w:val="19"/>
+              </w:rPr>
+              <w:t xml:space="preserve">tests/test_autopilot.py (+ test_ingestion.py)</w:t>
+            </w:r>
+          </w:p>
+        </w:tc>
+        <w:tc>
+          <w:tcPr>
+            <w:tcW w:type="dxa" w:w="5642"/>
+            <w:tcBorders>
+              <w:top w:val="single" w:color="BFC7D5" w:sz="4"/>
+              <w:left w:val="single" w:color="BFC7D5" w:sz="4"/>
+              <w:bottom w:val="single" w:color="BFC7D5" w:sz="4"/>
+              <w:right w:val="single" w:color="BFC7D5" w:sz="4"/>
+            </w:tcBorders>
+            <w:shd w:fill="FFFFFF" w:color="auto" w:val="clear"/>
+            <w:tcMar>
+              <w:top w:type="dxa" w:w="50"/>
+              <w:left w:type="dxa" w:w="90"/>
+              <w:bottom w:type="dxa" w:w="50"/>
+              <w:right w:type="dxa" w:w="90"/>
+            </w:tcMar>
+          </w:tcPr>
+          <w:p>
+            <w:pPr>
+              <w:spacing w:after="20"/>
+            </w:pPr>
+            <w:r>
+              <w:rPr>
+                <w:sz w:val="19"/>
+                <w:szCs w:val="19"/>
+              </w:rPr>
+              <w:t xml:space="preserve">14 new tests; old manual-review tests run with the autopilot off</w:t>
+            </w:r>
+          </w:p>
+        </w:tc>
+      </w:tr>
+    </w:tbl>
+    <w:p>
+      <w:pPr>
+        <w:spacing w:after="120"/>
+      </w:pPr>
+    </w:p>
+    <w:p>
+      <w:pPr>
+        <w:pStyle w:val="Heading2"/>
+      </w:pPr>
+      <w:r>
+        <w:t xml:space="preserve">Issues and mistakes</w:t>
+      </w:r>
+    </w:p>
+    <w:tbl>
+      <w:tblPr>
+        <w:tblW w:type="dxa" w:w="9026"/>
+        <w:tblBorders>
+          <w:top w:val="single" w:color="auto" w:sz="4"/>
+          <w:left w:val="single" w:color="auto" w:sz="4"/>
+          <w:bottom w:val="single" w:color="auto" w:sz="4"/>
+          <w:right w:val="single" w:color="auto" w:sz="4"/>
+          <w:insideH w:val="single" w:color="auto" w:sz="4"/>
+          <w:insideV w:val="single" w:color="auto" w:sz="4"/>
+        </w:tblBorders>
+      </w:tblPr>
+      <w:tblGrid>
+        <w:gridCol w:w="2654"/>
+        <w:gridCol w:w="2442"/>
+        <w:gridCol w:w="2654"/>
+        <w:gridCol w:w="1276"/>
+      </w:tblGrid>
+      <w:tr>
+        <w:trPr>
+          <w:tblHeader/>
+        </w:trPr>
+        <w:tc>
+          <w:tcPr>
+            <w:tcW w:type="dxa" w:w="2654"/>
+            <w:tcBorders>
+              <w:top w:val="single" w:color="BFC7D5" w:sz="4"/>
+              <w:left w:val="single" w:color="BFC7D5" w:sz="4"/>
+              <w:bottom w:val="single" w:color="BFC7D5" w:sz="4"/>
+              <w:right w:val="single" w:color="BFC7D5" w:sz="4"/>
+            </w:tcBorders>
+            <w:shd w:fill="DCE5F7" w:color="auto" w:val="clear"/>
+            <w:tcMar>
+              <w:top w:type="dxa" w:w="50"/>
+              <w:left w:type="dxa" w:w="90"/>
+              <w:bottom w:type="dxa" w:w="50"/>
+              <w:right w:type="dxa" w:w="90"/>
+            </w:tcMar>
+          </w:tcPr>
+          <w:p>
+            <w:pPr>
+              <w:spacing w:after="20"/>
+            </w:pPr>
+            <w:r>
+              <w:rPr>
+                <w:b/>
+                <w:bCs/>
+                <w:color w:val="1F3A93"/>
+                <w:sz w:val="19"/>
+                <w:szCs w:val="19"/>
+              </w:rPr>
+              <w:t xml:space="preserve">Problem</w:t>
+            </w:r>
+          </w:p>
+        </w:tc>
+        <w:tc>
+          <w:tcPr>
+            <w:tcW w:type="dxa" w:w="2442"/>
+            <w:tcBorders>
+              <w:top w:val="single" w:color="BFC7D5" w:sz="4"/>
+              <w:left w:val="single" w:color="BFC7D5" w:sz="4"/>
+              <w:bottom w:val="single" w:color="BFC7D5" w:sz="4"/>
+              <w:right w:val="single" w:color="BFC7D5" w:sz="4"/>
+            </w:tcBorders>
+            <w:shd w:fill="DCE5F7" w:color="auto" w:val="clear"/>
+            <w:tcMar>
+              <w:top w:type="dxa" w:w="50"/>
+              <w:left w:type="dxa" w:w="90"/>
+              <w:bottom w:type="dxa" w:w="50"/>
+              <w:right w:type="dxa" w:w="90"/>
+            </w:tcMar>
+          </w:tcPr>
+          <w:p>
+            <w:pPr>
+              <w:spacing w:after="20"/>
+            </w:pPr>
+            <w:r>
+              <w:rPr>
+                <w:b/>
+                <w:bCs/>
+                <w:color w:val="1F3A93"/>
+                <w:sz w:val="19"/>
+                <w:szCs w:val="19"/>
+              </w:rPr>
+              <w:t xml:space="preserve">Root cause</w:t>
+            </w:r>
+          </w:p>
+        </w:tc>
+        <w:tc>
+          <w:tcPr>
+            <w:tcW w:type="dxa" w:w="2654"/>
+            <w:tcBorders>
+              <w:top w:val="single" w:color="BFC7D5" w:sz="4"/>
+              <w:left w:val="single" w:color="BFC7D5" w:sz="4"/>
+              <w:bottom w:val="single" w:color="BFC7D5" w:sz="4"/>
+              <w:right w:val="single" w:color="BFC7D5" w:sz="4"/>
+            </w:tcBorders>
+            <w:shd w:fill="DCE5F7" w:color="auto" w:val="clear"/>
+            <w:tcMar>
+              <w:top w:type="dxa" w:w="50"/>
+              <w:left w:type="dxa" w:w="90"/>
+              <w:bottom w:type="dxa" w:w="50"/>
+              <w:right w:type="dxa" w:w="90"/>
+            </w:tcMar>
+          </w:tcPr>
+          <w:p>
+            <w:pPr>
+              <w:spacing w:after="20"/>
+            </w:pPr>
+            <w:r>
+              <w:rPr>
+                <w:b/>
+                <w:bCs/>
+                <w:color w:val="1F3A93"/>
+                <w:sz w:val="19"/>
+                <w:szCs w:val="19"/>
+              </w:rPr>
+              <w:t xml:space="preserve">Fix</w:t>
+            </w:r>
+          </w:p>
+        </w:tc>
+        <w:tc>
+          <w:tcPr>
+            <w:tcW w:type="dxa" w:w="1276"/>
+            <w:tcBorders>
+              <w:top w:val="single" w:color="BFC7D5" w:sz="4"/>
+              <w:left w:val="single" w:color="BFC7D5" w:sz="4"/>
+              <w:bottom w:val="single" w:color="BFC7D5" w:sz="4"/>
+              <w:right w:val="single" w:color="BFC7D5" w:sz="4"/>
+            </w:tcBorders>
+            <w:shd w:fill="DCE5F7" w:color="auto" w:val="clear"/>
+            <w:tcMar>
+              <w:top w:type="dxa" w:w="50"/>
+              <w:left w:type="dxa" w:w="90"/>
+              <w:bottom w:type="dxa" w:w="50"/>
+              <w:right w:type="dxa" w:w="90"/>
+            </w:tcMar>
+          </w:tcPr>
+          <w:p>
+            <w:pPr>
+              <w:spacing w:after="20"/>
+            </w:pPr>
+            <w:r>
+              <w:rPr>
+                <w:b/>
+                <w:bCs/>
+                <w:color w:val="1F3A93"/>
+                <w:sz w:val="19"/>
+                <w:szCs w:val="19"/>
+              </w:rPr>
+              <w:t xml:space="preserve">Type</w:t>
+            </w:r>
+          </w:p>
+        </w:tc>
+      </w:tr>
+      <w:tr>
+        <w:trPr>
+          <w:cantSplit/>
+        </w:trPr>
+        <w:tc>
+          <w:tcPr>
+            <w:tcW w:type="dxa" w:w="2654"/>
+            <w:tcBorders>
+              <w:top w:val="single" w:color="BFC7D5" w:sz="4"/>
+              <w:left w:val="single" w:color="BFC7D5" w:sz="4"/>
+              <w:bottom w:val="single" w:color="BFC7D5" w:sz="4"/>
+              <w:right w:val="single" w:color="BFC7D5" w:sz="4"/>
+            </w:tcBorders>
+            <w:shd w:fill="FFFFFF" w:color="auto" w:val="clear"/>
+            <w:tcMar>
+              <w:top w:type="dxa" w:w="50"/>
+              <w:left w:type="dxa" w:w="90"/>
+              <w:bottom w:type="dxa" w:w="50"/>
+              <w:right w:type="dxa" w:w="90"/>
+            </w:tcMar>
+          </w:tcPr>
+          <w:p>
+            <w:pPr>
+              <w:spacing w:after="20"/>
+            </w:pPr>
+            <w:r>
+              <w:rPr>
+                <w:sz w:val="19"/>
+                <w:szCs w:val="19"/>
+              </w:rPr>
+              <w:t xml:space="preserve">An existing test failed: pages were searchable before review.</w:t>
+            </w:r>
+          </w:p>
+        </w:tc>
+        <w:tc>
+          <w:tcPr>
+            <w:tcW w:type="dxa" w:w="2442"/>
+            <w:tcBorders>
+              <w:top w:val="single" w:color="BFC7D5" w:sz="4"/>
+              <w:left w:val="single" w:color="BFC7D5" w:sz="4"/>
+              <w:bottom w:val="single" w:color="BFC7D5" w:sz="4"/>
+              <w:right w:val="single" w:color="BFC7D5" w:sz="4"/>
+            </w:tcBorders>
+            <w:shd w:fill="FFFFFF" w:color="auto" w:val="clear"/>
+            <w:tcMar>
+              <w:top w:type="dxa" w:w="50"/>
+              <w:left w:type="dxa" w:w="90"/>
+              <w:bottom w:type="dxa" w:w="50"/>
+              <w:right w:type="dxa" w:w="90"/>
+            </w:tcMar>
+          </w:tcPr>
+          <w:p>
+            <w:pPr>
+              <w:spacing w:after="20"/>
+            </w:pPr>
+            <w:r>
+              <w:rPr>
+                <w:sz w:val="19"/>
+                <w:szCs w:val="19"/>
+              </w:rPr>
+              <w:t xml:space="preserve">Expected — the autopilot changes the default behaviour.</w:t>
+            </w:r>
+          </w:p>
+        </w:tc>
+        <w:tc>
+          <w:tcPr>
+            <w:tcW w:type="dxa" w:w="2654"/>
+            <w:tcBorders>
+              <w:top w:val="single" w:color="BFC7D5" w:sz="4"/>
+              <w:left w:val="single" w:color="BFC7D5" w:sz="4"/>
+              <w:bottom w:val="single" w:color="BFC7D5" w:sz="4"/>
+              <w:right w:val="single" w:color="BFC7D5" w:sz="4"/>
+            </w:tcBorders>
+            <w:shd w:fill="FFFFFF" w:color="auto" w:val="clear"/>
+            <w:tcMar>
+              <w:top w:type="dxa" w:w="50"/>
+              <w:left w:type="dxa" w:w="90"/>
+              <w:bottom w:type="dxa" w:w="50"/>
+              <w:right w:type="dxa" w:w="90"/>
+            </w:tcMar>
+          </w:tcPr>
+          <w:p>
+            <w:pPr>
+              <w:spacing w:after="20"/>
+            </w:pPr>
+            <w:r>
+              <w:rPr>
+                <w:sz w:val="19"/>
+                <w:szCs w:val="19"/>
+              </w:rPr>
+              <w:t xml:space="preserve">Old manual-review tests now run with the autopilot off; the autopilot has its own tests.</w:t>
+            </w:r>
+          </w:p>
+        </w:tc>
+        <w:tc>
+          <w:tcPr>
+            <w:tcW w:type="dxa" w:w="1276"/>
+            <w:tcBorders>
+              <w:top w:val="single" w:color="BFC7D5" w:sz="4"/>
+              <w:left w:val="single" w:color="BFC7D5" w:sz="4"/>
+              <w:bottom w:val="single" w:color="BFC7D5" w:sz="4"/>
+              <w:right w:val="single" w:color="BFC7D5" w:sz="4"/>
+            </w:tcBorders>
+            <w:shd w:fill="FFFFFF" w:color="auto" w:val="clear"/>
+            <w:tcMar>
+              <w:top w:type="dxa" w:w="50"/>
+              <w:left w:type="dxa" w:w="90"/>
+              <w:bottom w:type="dxa" w:w="50"/>
+              <w:right w:type="dxa" w:w="90"/>
+            </w:tcMar>
+          </w:tcPr>
+          <w:p>
+            <w:pPr>
+              <w:spacing w:after="20"/>
+            </w:pPr>
+            <w:r>
+              <w:rPr>
+                <w:sz w:val="19"/>
+                <w:szCs w:val="19"/>
+              </w:rPr>
+              <w:t xml:space="preserve">Intended change</w:t>
+            </w:r>
+          </w:p>
+        </w:tc>
+      </w:tr>
+      <w:tr>
+        <w:trPr>
+          <w:cantSplit/>
+        </w:trPr>
+        <w:tc>
+          <w:tcPr>
+            <w:tcW w:type="dxa" w:w="2654"/>
+            <w:tcBorders>
+              <w:top w:val="single" w:color="BFC7D5" w:sz="4"/>
+              <w:left w:val="single" w:color="BFC7D5" w:sz="4"/>
+              <w:bottom w:val="single" w:color="BFC7D5" w:sz="4"/>
+              <w:right w:val="single" w:color="BFC7D5" w:sz="4"/>
+            </w:tcBorders>
+            <w:shd w:fill="F8FAFC" w:color="auto" w:val="clear"/>
+            <w:tcMar>
+              <w:top w:type="dxa" w:w="50"/>
+              <w:left w:type="dxa" w:w="90"/>
+              <w:bottom w:type="dxa" w:w="50"/>
+              <w:right w:type="dxa" w:w="90"/>
+            </w:tcMar>
+          </w:tcPr>
+          <w:p>
+            <w:pPr>
+              <w:spacing w:after="20"/>
+            </w:pPr>
+            <w:r>
+              <w:rPr>
+                <w:sz w:val="19"/>
+                <w:szCs w:val="19"/>
+              </w:rPr>
+              <w:t xml:space="preserve">The 'pages added after this lesson' notice would always list the exercise page.</w:t>
+            </w:r>
+          </w:p>
+        </w:tc>
+        <w:tc>
+          <w:tcPr>
+            <w:tcW w:type="dxa" w:w="2442"/>
+            <w:tcBorders>
+              <w:top w:val="single" w:color="BFC7D5" w:sz="4"/>
+              <w:left w:val="single" w:color="BFC7D5" w:sz="4"/>
+              <w:bottom w:val="single" w:color="BFC7D5" w:sz="4"/>
+              <w:right w:val="single" w:color="BFC7D5" w:sz="4"/>
+            </w:tcBorders>
+            <w:shd w:fill="F8FAFC" w:color="auto" w:val="clear"/>
+            <w:tcMar>
+              <w:top w:type="dxa" w:w="50"/>
+              <w:left w:type="dxa" w:w="90"/>
+              <w:bottom w:type="dxa" w:w="50"/>
+              <w:right w:type="dxa" w:w="90"/>
+            </w:tcMar>
+          </w:tcPr>
+          <w:p>
+            <w:pPr>
+              <w:spacing w:after="20"/>
+            </w:pPr>
+            <w:r>
+              <w:rPr>
+                <w:sz w:val="19"/>
+                <w:szCs w:val="19"/>
+              </w:rPr>
+              <w:t xml:space="preserve">The planner deliberately skips exercise passages.</w:t>
+            </w:r>
+          </w:p>
+        </w:tc>
+        <w:tc>
+          <w:tcPr>
+            <w:tcW w:type="dxa" w:w="2654"/>
+            <w:tcBorders>
+              <w:top w:val="single" w:color="BFC7D5" w:sz="4"/>
+              <w:left w:val="single" w:color="BFC7D5" w:sz="4"/>
+              <w:bottom w:val="single" w:color="BFC7D5" w:sz="4"/>
+              <w:right w:val="single" w:color="BFC7D5" w:sz="4"/>
+            </w:tcBorders>
+            <w:shd w:fill="F8FAFC" w:color="auto" w:val="clear"/>
+            <w:tcMar>
+              <w:top w:type="dxa" w:w="50"/>
+              <w:left w:type="dxa" w:w="90"/>
+              <w:bottom w:type="dxa" w:w="50"/>
+              <w:right w:type="dxa" w:w="90"/>
+            </w:tcMar>
+          </w:tcPr>
+          <w:p>
+            <w:pPr>
+              <w:spacing w:after="20"/>
+            </w:pPr>
+            <w:r>
+              <w:rPr>
+                <w:sz w:val="19"/>
+                <w:szCs w:val="19"/>
+              </w:rPr>
+              <w:t xml:space="preserve">The notice ignores exercise passages too.</w:t>
+            </w:r>
+          </w:p>
+        </w:tc>
+        <w:tc>
+          <w:tcPr>
+            <w:tcW w:type="dxa" w:w="1276"/>
+            <w:tcBorders>
+              <w:top w:val="single" w:color="BFC7D5" w:sz="4"/>
+              <w:left w:val="single" w:color="BFC7D5" w:sz="4"/>
+              <w:bottom w:val="single" w:color="BFC7D5" w:sz="4"/>
+              <w:right w:val="single" w:color="BFC7D5" w:sz="4"/>
+            </w:tcBorders>
+            <w:shd w:fill="F8FAFC" w:color="auto" w:val="clear"/>
+            <w:tcMar>
+              <w:top w:type="dxa" w:w="50"/>
+              <w:left w:type="dxa" w:w="90"/>
+              <w:bottom w:type="dxa" w:w="50"/>
+              <w:right w:type="dxa" w:w="90"/>
+            </w:tcMar>
+          </w:tcPr>
+          <w:p>
+            <w:pPr>
+              <w:spacing w:after="20"/>
+            </w:pPr>
+            <w:r>
+              <w:rPr>
+                <w:sz w:val="19"/>
+                <w:szCs w:val="19"/>
+              </w:rPr>
+              <w:t xml:space="preserve">Claude caught before testing</w:t>
+            </w:r>
+          </w:p>
+        </w:tc>
+      </w:tr>
+      <w:tr>
+        <w:trPr>
+          <w:cantSplit/>
+        </w:trPr>
+        <w:tc>
+          <w:tcPr>
+            <w:tcW w:type="dxa" w:w="2654"/>
+            <w:tcBorders>
+              <w:top w:val="single" w:color="BFC7D5" w:sz="4"/>
+              <w:left w:val="single" w:color="BFC7D5" w:sz="4"/>
+              <w:bottom w:val="single" w:color="BFC7D5" w:sz="4"/>
+              <w:right w:val="single" w:color="BFC7D5" w:sz="4"/>
+            </w:tcBorders>
+            <w:shd w:fill="FFFFFF" w:color="auto" w:val="clear"/>
+            <w:tcMar>
+              <w:top w:type="dxa" w:w="50"/>
+              <w:left w:type="dxa" w:w="90"/>
+              <w:bottom w:type="dxa" w:w="50"/>
+              <w:right w:type="dxa" w:w="90"/>
+            </w:tcMar>
+          </w:tcPr>
+          <w:p>
+            <w:pPr>
+              <w:spacing w:after="20"/>
+            </w:pPr>
+            <w:r>
+              <w:rPr>
+                <w:sz w:val="19"/>
+                <w:szCs w:val="19"/>
+              </w:rPr>
+              <w:t xml:space="preserve">A cloud re-read page was flagged for its table.</w:t>
+            </w:r>
+          </w:p>
+        </w:tc>
+        <w:tc>
+          <w:tcPr>
+            <w:tcW w:type="dxa" w:w="2442"/>
+            <w:tcBorders>
+              <w:top w:val="single" w:color="BFC7D5" w:sz="4"/>
+              <w:left w:val="single" w:color="BFC7D5" w:sz="4"/>
+              <w:bottom w:val="single" w:color="BFC7D5" w:sz="4"/>
+              <w:right w:val="single" w:color="BFC7D5" w:sz="4"/>
+            </w:tcBorders>
+            <w:shd w:fill="FFFFFF" w:color="auto" w:val="clear"/>
+            <w:tcMar>
+              <w:top w:type="dxa" w:w="50"/>
+              <w:left w:type="dxa" w:w="90"/>
+              <w:bottom w:type="dxa" w:w="50"/>
+              <w:right w:type="dxa" w:w="90"/>
+            </w:tcMar>
+          </w:tcPr>
+          <w:p>
+            <w:pPr>
+              <w:spacing w:after="20"/>
+            </w:pPr>
+            <w:r>
+              <w:rPr>
+                <w:sz w:val="19"/>
+                <w:szCs w:val="19"/>
+              </w:rPr>
+              <w:t xml:space="preserve">The table rule did not distinguish the cloud model, which reads tables correctly.</w:t>
+            </w:r>
+          </w:p>
+        </w:tc>
+        <w:tc>
+          <w:tcPr>
+            <w:tcW w:type="dxa" w:w="2654"/>
+            <w:tcBorders>
+              <w:top w:val="single" w:color="BFC7D5" w:sz="4"/>
+              <w:left w:val="single" w:color="BFC7D5" w:sz="4"/>
+              <w:bottom w:val="single" w:color="BFC7D5" w:sz="4"/>
+              <w:right w:val="single" w:color="BFC7D5" w:sz="4"/>
+            </w:tcBorders>
+            <w:shd w:fill="FFFFFF" w:color="auto" w:val="clear"/>
+            <w:tcMar>
+              <w:top w:type="dxa" w:w="50"/>
+              <w:left w:type="dxa" w:w="90"/>
+              <w:bottom w:type="dxa" w:w="50"/>
+              <w:right w:type="dxa" w:w="90"/>
+            </w:tcMar>
+          </w:tcPr>
+          <w:p>
+            <w:pPr>
+              <w:spacing w:after="20"/>
+            </w:pPr>
+            <w:r>
+              <w:rPr>
+                <w:sz w:val="19"/>
+                <w:szCs w:val="19"/>
+              </w:rPr>
+              <w:t xml:space="preserve">The table rule applies only to the local OCR.</w:t>
+            </w:r>
+          </w:p>
+        </w:tc>
+        <w:tc>
+          <w:tcPr>
+            <w:tcW w:type="dxa" w:w="1276"/>
+            <w:tcBorders>
+              <w:top w:val="single" w:color="BFC7D5" w:sz="4"/>
+              <w:left w:val="single" w:color="BFC7D5" w:sz="4"/>
+              <w:bottom w:val="single" w:color="BFC7D5" w:sz="4"/>
+              <w:right w:val="single" w:color="BFC7D5" w:sz="4"/>
+            </w:tcBorders>
+            <w:shd w:fill="FFFFFF" w:color="auto" w:val="clear"/>
+            <w:tcMar>
+              <w:top w:type="dxa" w:w="50"/>
+              <w:left w:type="dxa" w:w="90"/>
+              <w:bottom w:type="dxa" w:w="50"/>
+              <w:right w:type="dxa" w:w="90"/>
+            </w:tcMar>
+          </w:tcPr>
+          <w:p>
+            <w:pPr>
+              <w:spacing w:after="20"/>
+            </w:pPr>
+            <w:r>
+              <w:rPr>
+                <w:sz w:val="19"/>
+                <w:szCs w:val="19"/>
+              </w:rPr>
+              <w:t xml:space="preserve">Found on the owner's science chapter</w:t>
+            </w:r>
+          </w:p>
+        </w:tc>
+      </w:tr>
+      <w:tr>
+        <w:trPr>
+          <w:cantSplit/>
+        </w:trPr>
+        <w:tc>
+          <w:tcPr>
+            <w:tcW w:type="dxa" w:w="2654"/>
+            <w:tcBorders>
+              <w:top w:val="single" w:color="BFC7D5" w:sz="4"/>
+              <w:left w:val="single" w:color="BFC7D5" w:sz="4"/>
+              <w:bottom w:val="single" w:color="BFC7D5" w:sz="4"/>
+              <w:right w:val="single" w:color="BFC7D5" w:sz="4"/>
+            </w:tcBorders>
+            <w:shd w:fill="F8FAFC" w:color="auto" w:val="clear"/>
+            <w:tcMar>
+              <w:top w:type="dxa" w:w="50"/>
+              <w:left w:type="dxa" w:w="90"/>
+              <w:bottom w:type="dxa" w:w="50"/>
+              <w:right w:type="dxa" w:w="90"/>
+            </w:tcMar>
+          </w:tcPr>
+          <w:p>
+            <w:pPr>
+              <w:spacing w:after="20"/>
+            </w:pPr>
+            <w:r>
+              <w:rPr>
+                <w:sz w:val="19"/>
+                <w:szCs w:val="19"/>
+              </w:rPr>
+              <w:t xml:space="preserve">In the autopilot test the fake AI backend handed the prepared lesson to the OCR step.</w:t>
+            </w:r>
+          </w:p>
+        </w:tc>
+        <w:tc>
+          <w:tcPr>
+            <w:tcW w:type="dxa" w:w="2442"/>
+            <w:tcBorders>
+              <w:top w:val="single" w:color="BFC7D5" w:sz="4"/>
+              <w:left w:val="single" w:color="BFC7D5" w:sz="4"/>
+              <w:bottom w:val="single" w:color="BFC7D5" w:sz="4"/>
+              <w:right w:val="single" w:color="BFC7D5" w:sz="4"/>
+            </w:tcBorders>
+            <w:shd w:fill="F8FAFC" w:color="auto" w:val="clear"/>
+            <w:tcMar>
+              <w:top w:type="dxa" w:w="50"/>
+              <w:left w:type="dxa" w:w="90"/>
+              <w:bottom w:type="dxa" w:w="50"/>
+              <w:right w:type="dxa" w:w="90"/>
+            </w:tcMar>
+          </w:tcPr>
+          <w:p>
+            <w:pPr>
+              <w:spacing w:after="20"/>
+            </w:pPr>
+            <w:r>
+              <w:rPr>
+                <w:sz w:val="19"/>
+                <w:szCs w:val="19"/>
+              </w:rPr>
+              <w:t xml:space="preserve">Test setup (a too-short page went to OCR).</w:t>
+            </w:r>
+          </w:p>
+        </w:tc>
+        <w:tc>
+          <w:tcPr>
+            <w:tcW w:type="dxa" w:w="2654"/>
+            <w:tcBorders>
+              <w:top w:val="single" w:color="BFC7D5" w:sz="4"/>
+              <w:left w:val="single" w:color="BFC7D5" w:sz="4"/>
+              <w:bottom w:val="single" w:color="BFC7D5" w:sz="4"/>
+              <w:right w:val="single" w:color="BFC7D5" w:sz="4"/>
+            </w:tcBorders>
+            <w:shd w:fill="F8FAFC" w:color="auto" w:val="clear"/>
+            <w:tcMar>
+              <w:top w:type="dxa" w:w="50"/>
+              <w:left w:type="dxa" w:w="90"/>
+              <w:bottom w:type="dxa" w:w="50"/>
+              <w:right w:type="dxa" w:w="90"/>
+            </w:tcMar>
+          </w:tcPr>
+          <w:p>
+            <w:pPr>
+              <w:spacing w:after="20"/>
+            </w:pPr>
+            <w:r>
+              <w:rPr>
+                <w:sz w:val="19"/>
+                <w:szCs w:val="19"/>
+              </w:rPr>
+              <w:t xml:space="preserve">Test page with 27 real words (text layer, still flagged).</w:t>
+            </w:r>
+          </w:p>
+        </w:tc>
+        <w:tc>
+          <w:tcPr>
+            <w:tcW w:type="dxa" w:w="1276"/>
+            <w:tcBorders>
+              <w:top w:val="single" w:color="BFC7D5" w:sz="4"/>
+              <w:left w:val="single" w:color="BFC7D5" w:sz="4"/>
+              <w:bottom w:val="single" w:color="BFC7D5" w:sz="4"/>
+              <w:right w:val="single" w:color="BFC7D5" w:sz="4"/>
+            </w:tcBorders>
+            <w:shd w:fill="F8FAFC" w:color="auto" w:val="clear"/>
+            <w:tcMar>
+              <w:top w:type="dxa" w:w="50"/>
+              <w:left w:type="dxa" w:w="90"/>
+              <w:bottom w:type="dxa" w:w="50"/>
+              <w:right w:type="dxa" w:w="90"/>
+            </w:tcMar>
+          </w:tcPr>
+          <w:p>
+            <w:pPr>
+              <w:spacing w:after="20"/>
+            </w:pPr>
+            <w:r>
+              <w:rPr>
+                <w:sz w:val="19"/>
+                <w:szCs w:val="19"/>
+              </w:rPr>
+              <w:t xml:space="preserve">Claude test-setup slip</w:t>
+            </w:r>
+          </w:p>
+        </w:tc>
+      </w:tr>
+    </w:tbl>
+    <w:p>
+      <w:pPr>
+        <w:spacing w:after="120"/>
+      </w:pPr>
+    </w:p>
+    <w:p>
+      <w:pPr>
+        <w:pStyle w:val="Heading2"/>
+      </w:pPr>
+      <w:r>
+        <w:t xml:space="preserve">Key code and why</w:t>
+      </w:r>
+    </w:p>
+    <w:p>
+      <w:pPr>
+        <w:pStyle w:val="Heading3"/>
+      </w:pPr>
+      <w:r>
+        <w:t xml:space="preserve">app/ingestion/service.py</w:t>
+      </w:r>
+    </w:p>
+    <w:p>
+      <w:pPr>
+        <w:spacing w:after="100" w:line="276"/>
+      </w:pPr>
+      <w:r>
+        <w:t xml:space="preserve">The heart of the autopilot: clean pages count as reviewed, flagged pages wait.</w:t>
+      </w:r>
+    </w:p>
+    <w:p>
+      <w:pPr>
+        <w:keepNext/>
+        <w:keepLines/>
+        <w:shd w:fill="F3F4F6" w:color="auto" w:val="clear"/>
+        <w:spacing w:after="0" w:before="40" w:line="240"/>
+        <w:ind w:left="200" w:right="200"/>
+      </w:pPr>
+      <w:r>
+        <w:rPr>
+          <w:rFonts w:ascii="Consolas" w:cs="Consolas" w:eastAsia="Consolas" w:hAnsi="Consolas"/>
+          <w:sz w:val="17"/>
+          <w:szCs w:val="17"/>
+        </w:rPr>
+        <w:t xml:space="preserve">result = assess(page.text, page.method, page.error)</w:t>
+      </w:r>
+    </w:p>
+    <w:p>
+      <w:pPr>
+        <w:keepNext/>
+        <w:keepLines/>
+        <w:shd w:fill="F3F4F6" w:color="auto" w:val="clear"/>
+        <w:spacing w:after="0" w:before="0" w:line="240"/>
+        <w:ind w:left="200" w:right="200"/>
+      </w:pPr>
+      <w:r>
+        <w:rPr>
+          <w:rFonts w:ascii="Consolas" w:cs="Consolas" w:eastAsia="Consolas" w:hAnsi="Consolas"/>
+          <w:sz w:val="17"/>
+          <w:szCs w:val="17"/>
+        </w:rPr>
+        <w:t xml:space="preserve">page.quality = result.status</w:t>
+      </w:r>
+    </w:p>
+    <w:p>
+      <w:pPr>
+        <w:keepNext/>
+        <w:keepLines/>
+        <w:shd w:fill="F3F4F6" w:color="auto" w:val="clear"/>
+        <w:spacing w:after="0" w:before="0" w:line="240"/>
+        <w:ind w:left="200" w:right="200"/>
+      </w:pPr>
+      <w:r>
+        <w:rPr>
+          <w:rFonts w:ascii="Consolas" w:cs="Consolas" w:eastAsia="Consolas" w:hAnsi="Consolas"/>
+          <w:sz w:val="17"/>
+          <w:szCs w:val="17"/>
+        </w:rPr>
+        <w:t xml:space="preserve">if self.settings.auto_review_clean and result.status == 'clean' and not page.reviewed:</w:t>
+      </w:r>
+    </w:p>
+    <w:p>
+      <w:pPr>
+        <w:keepNext w:val="false"/>
+        <w:keepLines/>
+        <w:shd w:fill="F3F4F6" w:color="auto" w:val="clear"/>
+        <w:spacing w:after="140" w:before="0" w:line="240"/>
+        <w:ind w:left="200" w:right="200"/>
+      </w:pPr>
+      <w:r>
+        <w:rPr>
+          <w:rFonts w:ascii="Consolas" w:cs="Consolas" w:eastAsia="Consolas" w:hAnsi="Consolas"/>
+          <w:sz w:val="17"/>
+          <w:szCs w:val="17"/>
+        </w:rPr>
+        <w:t xml:space="preserve">    page.reviewed, page.auto_reviewed = True, True</w:t>
+      </w:r>
+    </w:p>
+    <w:p>
+      <w:pPr>
+        <w:pStyle w:val="Heading3"/>
+      </w:pPr>
+      <w:r>
+        <w:t xml:space="preserve">app/jobs/runner.py</w:t>
+      </w:r>
+    </w:p>
+    <w:p>
+      <w:pPr>
+        <w:spacing w:after="100" w:line="276"/>
+      </w:pPr>
+      <w:r>
+        <w:t xml:space="preserve">After indexing, the chapter's lesson is written once, as a draft.</w:t>
+      </w:r>
+    </w:p>
+    <w:p>
+      <w:pPr>
+        <w:keepNext/>
+        <w:keepLines/>
+        <w:shd w:fill="F3F4F6" w:color="auto" w:val="clear"/>
+        <w:spacing w:after="0" w:before="40" w:line="240"/>
+        <w:ind w:left="200" w:right="200"/>
+      </w:pPr>
+      <w:r>
+        <w:rPr>
+          <w:rFonts w:ascii="Consolas" w:cs="Consolas" w:eastAsia="Consolas" w:hAnsi="Consolas"/>
+          <w:sz w:val="17"/>
+          <w:szCs w:val="17"/>
+        </w:rPr>
+        <w:t xml:space="preserve">if service.settings.auto_lesson:</w:t>
+      </w:r>
+    </w:p>
+    <w:p>
+      <w:pPr>
+        <w:keepNext w:val="false"/>
+        <w:keepLines/>
+        <w:shd w:fill="F3F4F6" w:color="auto" w:val="clear"/>
+        <w:spacing w:after="140" w:before="0" w:line="240"/>
+        <w:ind w:left="200" w:right="200"/>
+      </w:pPr>
+      <w:r>
+        <w:rPr>
+          <w:rFonts w:ascii="Consolas" w:cs="Consolas" w:eastAsia="Consolas" w:hAnsi="Consolas"/>
+          <w:sz w:val="17"/>
+          <w:szCs w:val="17"/>
+        </w:rPr>
+        <w:t xml:space="preserve">    created = lessons.auto_create_for_document(job.document_id)</w:t>
+      </w:r>
+    </w:p>
+    <w:p>
+      <w:pPr>
+        <w:pStyle w:val="Heading2"/>
+      </w:pPr>
+      <w:r>
+        <w:t xml:space="preserve">Commands</w:t>
+      </w:r>
+    </w:p>
+    <w:p>
+      <w:pPr>
+        <w:keepNext/>
+        <w:keepLines/>
+        <w:shd w:fill="F3F4F6" w:color="auto" w:val="clear"/>
+        <w:spacing w:after="0" w:before="40" w:line="240"/>
+        <w:ind w:left="200" w:right="200"/>
+      </w:pPr>
+      <w:r>
+        <w:rPr>
+          <w:rFonts w:ascii="Consolas" w:cs="Consolas" w:eastAsia="Consolas" w:hAnsi="Consolas"/>
+          <w:sz w:val="17"/>
+          <w:szCs w:val="17"/>
+        </w:rPr>
+        <w:t xml:space="preserve">end-to-end with ATS_DATA_DIR = a copy of data/ (history chapter re-added as a new upload): 3 jobs, 129 s, 2.6 ¢</w:t>
+      </w:r>
+    </w:p>
+    <w:p>
+      <w:pPr>
+        <w:keepNext/>
+        <w:keepLines/>
+        <w:shd w:fill="F3F4F6" w:color="auto" w:val="clear"/>
+        <w:spacing w:after="0" w:before="0" w:line="240"/>
+        <w:ind w:left="200" w:right="200"/>
+      </w:pPr>
+      <w:r>
+        <w:rPr>
+          <w:rFonts w:ascii="Consolas" w:cs="Consolas" w:eastAsia="Consolas" w:hAnsi="Consolas"/>
+          <w:sz w:val="17"/>
+          <w:szCs w:val="17"/>
+        </w:rPr>
+        <w:t xml:space="preserve">uv run pytest (284 passed) · uv run ruff check (clean)</w:t>
+      </w:r>
+    </w:p>
+    <w:p>
+      <w:pPr>
+        <w:keepNext w:val="false"/>
+        <w:keepLines/>
+        <w:shd w:fill="F3F4F6" w:color="auto" w:val="clear"/>
+        <w:spacing w:after="140" w:before="0" w:line="240"/>
+        <w:ind w:left="200" w:right="200"/>
+      </w:pPr>
+      <w:r>
+        <w:rPr>
+          <w:rFonts w:ascii="Consolas" w:cs="Consolas" w:eastAsia="Consolas" w:hAnsi="Consolas"/>
+          <w:sz w:val="17"/>
+          <w:szCs w:val="17"/>
+        </w:rPr>
+        <w:t xml:space="preserve">cd docs/_source &amp;&amp; npm run blueprint &amp;&amp; npm run interactions; uv run python docs/_source/gen_code_workflow.py</w:t>
+      </w:r>
+    </w:p>
+    <w:p>
+      <w:pPr>
+        <w:pStyle w:val="Heading2"/>
+      </w:pPr>
+      <w:r>
+        <w:t xml:space="preserve">Lessons</w:t>
+      </w:r>
+    </w:p>
+    <w:p>
+      <w:pPr>
+        <w:pStyle w:val="ListParagraph"/>
+        <w:numPr>
+          <w:ilvl w:val="0"/>
+          <w:numId w:val="2"/>
+        </w:numPr>
+        <w:spacing w:after="50" w:line="276"/>
+      </w:pPr>
+      <w:r>
+        <w:t xml:space="preserve">Automate the checks a careful person does by hand, but keep the reasons visible — the teacher sees why a page waits.</w:t>
+      </w:r>
+    </w:p>
+    <w:p>
+      <w:pPr>
+        <w:pStyle w:val="ListParagraph"/>
+        <w:numPr>
+          <w:ilvl w:val="0"/>
+          <w:numId w:val="2"/>
+        </w:numPr>
+        <w:spacing w:after="50" w:line="276"/>
+      </w:pPr>
+      <w:r>
+        <w:t xml:space="preserve">Decisions that trade the user's time against safety or cost belong to the user: ask, then build exactly that.</w:t>
+      </w:r>
+    </w:p>
+    <w:p>
+      <w:pPr>
+        <w:pStyle w:val="ListParagraph"/>
+        <w:numPr>
+          <w:ilvl w:val="0"/>
+          <w:numId w:val="2"/>
+        </w:numPr>
+        <w:spacing w:after="50" w:line="276"/>
+      </w:pPr>
+      <w:r>
+        <w:t xml:space="preserve">Keep the human approval at the end (Teach Mode needs approval), even when everything before it is automatic.</w:t>
+      </w:r>
+    </w:p>
+    <w:p>
+      <w:pPr>
+        <w:pStyle w:val="Heading1"/>
+      </w:pPr>
+      <w:r>
+        <w:t xml:space="preserve">15. Maths lessons: real-life photos, 2D and 3D pictures, checked answers (Blueprint v1.11)</w:t>
+      </w:r>
+    </w:p>
+    <w:p>
+      <w:pPr>
+        <w:spacing w:after="100" w:line="276"/>
+      </w:pPr>
+      <w:r>
+        <w:rPr>
+          <w:b/>
+          <w:bCs/>
+        </w:rPr>
+        <w:t xml:space="preserve">Date:</w:t>
+      </w:r>
+      <w:r>
+        <w:t xml:space="preserve"> 2026-10-09</w:t>
+      </w:r>
+    </w:p>
+    <w:p>
+      <w:pPr>
+        <w:pStyle w:val="Heading2"/>
+      </w:pPr>
+      <w:r>
+        <w:t xml:space="preserve">Your request</w:t>
+      </w:r>
+    </w:p>
+    <w:p>
+      <w:pPr>
+        <w:spacing w:after="100" w:line="276"/>
+      </w:pPr>
+      <w:r>
+        <w:t xml:space="preserve">Make every subject very visual: history pictures linked across chapters, maths in 2D/3D with where, why and how it is used in real life, English too; buttons for real-life examples with images, 2D and 3D; take images from Wikimedia and the internet with tools attached to the project, consider free Hugging Face models, explore the options robustly. Owner chose: maths first. Sample PDFs: Class 7 Maths ch. 3–4, Class 7 English 2.6.</w:t>
+      </w:r>
+    </w:p>
+    <w:p>
+      <w:pPr>
+        <w:pStyle w:val="Heading2"/>
+      </w:pPr>
+      <w:r>
+        <w:t xml:space="preserve">What was done</w:t>
+      </w:r>
+    </w:p>
+    <w:p>
+      <w:pPr>
+        <w:pStyle w:val="ListParagraph"/>
+        <w:numPr>
+          <w:ilvl w:val="0"/>
+          <w:numId w:val="2"/>
+        </w:numPr>
+        <w:spacing w:after="50" w:line="276"/>
+      </w:pPr>
+      <w:r>
+        <w:t xml:space="preserve">Researched the options: free 3D generators (TripoSR ≈ 6 GB, Hunyuan3D ≥ 10 GB, SV3D ≈ 20 GB graphics memory vs the laptop's 4 GB) and image models (wrong numbers/angles) are not usable for maths; real photos come from Wikimedia Commons / Wikidata / Openverse (free licences), and maths pictures are drawn by code from computed values.</w:t>
+      </w:r>
+    </w:p>
+    <w:p>
+      <w:pPr>
+        <w:pStyle w:val="ListParagraph"/>
+        <w:numPr>
+          <w:ilvl w:val="0"/>
+          <w:numId w:val="2"/>
+        </w:numPr>
+        <w:spacing w:after="50" w:line="276"/>
+      </w:pPr>
+      <w:r>
+        <w:t xml:space="preserve">app/lessons/maths.py: maths lesson design; HCF, LCM, primes, co-primes, twin primes, angle pairs and one-variable equations re-computed (equation steps with reasons); scenes for the player.</w:t>
+      </w:r>
+    </w:p>
+    <w:p>
+      <w:pPr>
+        <w:pStyle w:val="ListParagraph"/>
+        <w:numPr>
+          <w:ilvl w:val="0"/>
+          <w:numId w:val="2"/>
+        </w:numPr>
+        <w:spacing w:after="50" w:line="276"/>
+      </w:pPr>
+      <w:r>
+        <w:t xml:space="preserve">assets/mathkit.js (hand-written, offline): factor tree, Venn of prime factors, Euclid division, runners meeting after the LCM, sieve, balance scale, drag-the-ray angles, triangle with draggable corner (sum 180°, exterior angle), polygon split into triangles, and a tiny 3D renderer for ramp, door, laptop, scissors and clock. Every scene screenshotted and checked by eye; 4 layout faults fixed.</w:t>
+      </w:r>
+    </w:p>
+    <w:p>
+      <w:pPr>
+        <w:pStyle w:val="ListParagraph"/>
+        <w:numPr>
+          <w:ilvl w:val="0"/>
+          <w:numId w:val="2"/>
+        </w:numPr>
+        <w:spacing w:after="50" w:line="276"/>
+      </w:pPr>
+      <w:r>
+        <w:t xml:space="preserve">app/media/finder.py: photo search with licence rules, host allow-list, size and time limits, title rule (no logos/maps/charts) and a check by the local vision model; background jobs 'media' and 'real_life'; MediaAsset table with the credit line.</w:t>
+      </w:r>
+    </w:p>
+    <w:p>
+      <w:pPr>
+        <w:pStyle w:val="ListParagraph"/>
+        <w:numPr>
+          <w:ilvl w:val="0"/>
+          <w:numId w:val="2"/>
+        </w:numPr>
+        <w:spacing w:after="50" w:line="276"/>
+      </w:pPr>
+      <w:r>
+        <w:t xml:space="preserve">Lesson Studio tab 'Concepts &amp; visuals' with a Visualise toolbar (Real life · Photos · 2D · 3D), 'More real-life examples', 'Find photos now', 'Wrong photo'; Teach Mode slide per concept; settings rows.</w:t>
+      </w:r>
+    </w:p>
+    <w:p>
+      <w:pPr>
+        <w:pStyle w:val="ListParagraph"/>
+        <w:numPr>
+          <w:ilvl w:val="0"/>
+          <w:numId w:val="2"/>
+        </w:numPr>
+        <w:spacing w:after="50" w:line="276"/>
+      </w:pPr>
+      <w:r>
+        <w:t xml:space="preserve">A file holding several chapters is split (chapter starts found on the pages) and gets one lesson per chapter from its own pages.</w:t>
+      </w:r>
+    </w:p>
+    <w:p>
+      <w:pPr>
+        <w:pStyle w:val="ListParagraph"/>
+        <w:numPr>
+          <w:ilvl w:val="0"/>
+          <w:numId w:val="2"/>
+        </w:numPr>
+        <w:spacing w:after="50" w:line="276"/>
+      </w:pPr>
+      <w:r>
+        <w:t xml:space="preserve">End-to-end twice on a copy of the data with the owner's Class 7 Maths PDF; problems found in run 1 fixed (see issues); run 2: 2 lessons, 3.6 ¢, all 15 computed answers right, photos for 34 of 38 examples in ≈ 9 min (free). 330 tests pass; README 3g, Blueprint v1.11 (D41–D44), code-workflow map updated.</w:t>
+      </w:r>
+    </w:p>
+    <w:p>
+      <w:pPr>
+        <w:pStyle w:val="Heading2"/>
+      </w:pPr>
+      <w:r>
+        <w:t xml:space="preserve">Files changed</w:t>
+      </w:r>
+    </w:p>
+    <w:tbl>
+      <w:tblPr>
+        <w:tblW w:type="dxa" w:w="9026"/>
+        <w:tblBorders>
+          <w:top w:val="single" w:color="auto" w:sz="4"/>
+          <w:left w:val="single" w:color="auto" w:sz="4"/>
+          <w:bottom w:val="single" w:color="auto" w:sz="4"/>
+          <w:right w:val="single" w:color="auto" w:sz="4"/>
+          <w:insideH w:val="single" w:color="auto" w:sz="4"/>
+          <w:insideV w:val="single" w:color="auto" w:sz="4"/>
+        </w:tblBorders>
+      </w:tblPr>
+      <w:tblGrid>
+        <w:gridCol w:w="3384"/>
+        <w:gridCol w:w="5642"/>
+      </w:tblGrid>
+      <w:tr>
+        <w:trPr>
+          <w:tblHeader/>
+        </w:trPr>
+        <w:tc>
+          <w:tcPr>
+            <w:tcW w:type="dxa" w:w="3384"/>
+            <w:tcBorders>
+              <w:top w:val="single" w:color="BFC7D5" w:sz="4"/>
+              <w:left w:val="single" w:color="BFC7D5" w:sz="4"/>
+              <w:bottom w:val="single" w:color="BFC7D5" w:sz="4"/>
+              <w:right w:val="single" w:color="BFC7D5" w:sz="4"/>
+            </w:tcBorders>
+            <w:shd w:fill="DCE5F7" w:color="auto" w:val="clear"/>
+            <w:tcMar>
+              <w:top w:type="dxa" w:w="50"/>
+              <w:left w:type="dxa" w:w="90"/>
+              <w:bottom w:type="dxa" w:w="50"/>
+              <w:right w:type="dxa" w:w="90"/>
+            </w:tcMar>
+          </w:tcPr>
+          <w:p>
+            <w:pPr>
+              <w:spacing w:after="20"/>
+            </w:pPr>
+            <w:r>
+              <w:rPr>
+                <w:b/>
+                <w:bCs/>
+                <w:color w:val="1F3A93"/>
+                <w:sz w:val="19"/>
+                <w:szCs w:val="19"/>
+              </w:rPr>
+              <w:t xml:space="preserve">File</w:t>
+            </w:r>
+          </w:p>
+        </w:tc>
+        <w:tc>
+          <w:tcPr>
+            <w:tcW w:type="dxa" w:w="5642"/>
+            <w:tcBorders>
+              <w:top w:val="single" w:color="BFC7D5" w:sz="4"/>
+              <w:left w:val="single" w:color="BFC7D5" w:sz="4"/>
+              <w:bottom w:val="single" w:color="BFC7D5" w:sz="4"/>
+              <w:right w:val="single" w:color="BFC7D5" w:sz="4"/>
+            </w:tcBorders>
+            <w:shd w:fill="DCE5F7" w:color="auto" w:val="clear"/>
+            <w:tcMar>
+              <w:top w:type="dxa" w:w="50"/>
+              <w:left w:type="dxa" w:w="90"/>
+              <w:bottom w:type="dxa" w:w="50"/>
+              <w:right w:type="dxa" w:w="90"/>
+            </w:tcMar>
+          </w:tcPr>
+          <w:p>
+            <w:pPr>
+              <w:spacing w:after="20"/>
+            </w:pPr>
+            <w:r>
+              <w:rPr>
+                <w:b/>
+                <w:bCs/>
+                <w:color w:val="1F3A93"/>
+                <w:sz w:val="19"/>
+                <w:szCs w:val="19"/>
+              </w:rPr>
+              <w:t xml:space="preserve">Change</w:t>
+            </w:r>
+          </w:p>
+        </w:tc>
+      </w:tr>
+      <w:tr>
+        <w:trPr>
+          <w:cantSplit/>
+        </w:trPr>
+        <w:tc>
+          <w:tcPr>
+            <w:tcW w:type="dxa" w:w="3384"/>
+            <w:tcBorders>
+              <w:top w:val="single" w:color="BFC7D5" w:sz="4"/>
+              <w:left w:val="single" w:color="BFC7D5" w:sz="4"/>
+              <w:bottom w:val="single" w:color="BFC7D5" w:sz="4"/>
+              <w:right w:val="single" w:color="BFC7D5" w:sz="4"/>
+            </w:tcBorders>
+            <w:shd w:fill="FFFFFF" w:color="auto" w:val="clear"/>
+            <w:tcMar>
+              <w:top w:type="dxa" w:w="50"/>
+              <w:left w:type="dxa" w:w="90"/>
+              <w:bottom w:type="dxa" w:w="50"/>
+              <w:right w:type="dxa" w:w="90"/>
+            </w:tcMar>
+          </w:tcPr>
+          <w:p>
+            <w:pPr>
+              <w:spacing w:after="20"/>
+            </w:pPr>
+            <w:r>
+              <w:rPr>
+                <w:sz w:val="19"/>
+                <w:szCs w:val="19"/>
+              </w:rPr>
+              <w:t xml:space="preserve">app/lessons/maths.py</w:t>
+            </w:r>
+          </w:p>
+        </w:tc>
+        <w:tc>
+          <w:tcPr>
+            <w:tcW w:type="dxa" w:w="5642"/>
+            <w:tcBorders>
+              <w:top w:val="single" w:color="BFC7D5" w:sz="4"/>
+              <w:left w:val="single" w:color="BFC7D5" w:sz="4"/>
+              <w:bottom w:val="single" w:color="BFC7D5" w:sz="4"/>
+              <w:right w:val="single" w:color="BFC7D5" w:sz="4"/>
+            </w:tcBorders>
+            <w:shd w:fill="FFFFFF" w:color="auto" w:val="clear"/>
+            <w:tcMar>
+              <w:top w:type="dxa" w:w="50"/>
+              <w:left w:type="dxa" w:w="90"/>
+              <w:bottom w:type="dxa" w:w="50"/>
+              <w:right w:type="dxa" w:w="90"/>
+            </w:tcMar>
+          </w:tcPr>
+          <w:p>
+            <w:pPr>
+              <w:spacing w:after="20"/>
+            </w:pPr>
+            <w:r>
+              <w:rPr>
+                <w:sz w:val="19"/>
+                <w:szCs w:val="19"/>
+              </w:rPr>
+              <w:t xml:space="preserve">NEW: maths prompt, computations, answer checks, scenes</w:t>
+            </w:r>
+          </w:p>
+        </w:tc>
+      </w:tr>
+      <w:tr>
+        <w:trPr>
+          <w:cantSplit/>
+        </w:trPr>
+        <w:tc>
+          <w:tcPr>
+            <w:tcW w:type="dxa" w:w="3384"/>
+            <w:tcBorders>
+              <w:top w:val="single" w:color="BFC7D5" w:sz="4"/>
+              <w:left w:val="single" w:color="BFC7D5" w:sz="4"/>
+              <w:bottom w:val="single" w:color="BFC7D5" w:sz="4"/>
+              <w:right w:val="single" w:color="BFC7D5" w:sz="4"/>
+            </w:tcBorders>
+            <w:shd w:fill="F8FAFC" w:color="auto" w:val="clear"/>
+            <w:tcMar>
+              <w:top w:type="dxa" w:w="50"/>
+              <w:left w:type="dxa" w:w="90"/>
+              <w:bottom w:type="dxa" w:w="50"/>
+              <w:right w:type="dxa" w:w="90"/>
+            </w:tcMar>
+          </w:tcPr>
+          <w:p>
+            <w:pPr>
+              <w:spacing w:after="20"/>
+            </w:pPr>
+            <w:r>
+              <w:rPr>
+                <w:sz w:val="19"/>
+                <w:szCs w:val="19"/>
+              </w:rPr>
+              <w:t xml:space="preserve">assets/mathkit.js</w:t>
+            </w:r>
+          </w:p>
+        </w:tc>
+        <w:tc>
+          <w:tcPr>
+            <w:tcW w:type="dxa" w:w="5642"/>
+            <w:tcBorders>
+              <w:top w:val="single" w:color="BFC7D5" w:sz="4"/>
+              <w:left w:val="single" w:color="BFC7D5" w:sz="4"/>
+              <w:bottom w:val="single" w:color="BFC7D5" w:sz="4"/>
+              <w:right w:val="single" w:color="BFC7D5" w:sz="4"/>
+            </w:tcBorders>
+            <w:shd w:fill="F8FAFC" w:color="auto" w:val="clear"/>
+            <w:tcMar>
+              <w:top w:type="dxa" w:w="50"/>
+              <w:left w:type="dxa" w:w="90"/>
+              <w:bottom w:type="dxa" w:w="50"/>
+              <w:right w:type="dxa" w:w="90"/>
+            </w:tcMar>
+          </w:tcPr>
+          <w:p>
+            <w:pPr>
+              <w:spacing w:after="20"/>
+            </w:pPr>
+            <w:r>
+              <w:rPr>
+                <w:sz w:val="19"/>
+                <w:szCs w:val="19"/>
+              </w:rPr>
+              <w:t xml:space="preserve">NEW: hand-written 2D/3D maths player</w:t>
+            </w:r>
+          </w:p>
+        </w:tc>
+      </w:tr>
+      <w:tr>
+        <w:trPr>
+          <w:cantSplit/>
+        </w:trPr>
+        <w:tc>
+          <w:tcPr>
+            <w:tcW w:type="dxa" w:w="3384"/>
+            <w:tcBorders>
+              <w:top w:val="single" w:color="BFC7D5" w:sz="4"/>
+              <w:left w:val="single" w:color="BFC7D5" w:sz="4"/>
+              <w:bottom w:val="single" w:color="BFC7D5" w:sz="4"/>
+              <w:right w:val="single" w:color="BFC7D5" w:sz="4"/>
+            </w:tcBorders>
+            <w:shd w:fill="FFFFFF" w:color="auto" w:val="clear"/>
+            <w:tcMar>
+              <w:top w:type="dxa" w:w="50"/>
+              <w:left w:type="dxa" w:w="90"/>
+              <w:bottom w:type="dxa" w:w="50"/>
+              <w:right w:type="dxa" w:w="90"/>
+            </w:tcMar>
+          </w:tcPr>
+          <w:p>
+            <w:pPr>
+              <w:spacing w:after="20"/>
+            </w:pPr>
+            <w:r>
+              <w:rPr>
+                <w:sz w:val="19"/>
+                <w:szCs w:val="19"/>
+              </w:rPr>
+              <w:t xml:space="preserve">app/media/finder.py (+ __init__.py)</w:t>
+            </w:r>
+          </w:p>
+        </w:tc>
+        <w:tc>
+          <w:tcPr>
+            <w:tcW w:type="dxa" w:w="5642"/>
+            <w:tcBorders>
+              <w:top w:val="single" w:color="BFC7D5" w:sz="4"/>
+              <w:left w:val="single" w:color="BFC7D5" w:sz="4"/>
+              <w:bottom w:val="single" w:color="BFC7D5" w:sz="4"/>
+              <w:right w:val="single" w:color="BFC7D5" w:sz="4"/>
+            </w:tcBorders>
+            <w:shd w:fill="FFFFFF" w:color="auto" w:val="clear"/>
+            <w:tcMar>
+              <w:top w:type="dxa" w:w="50"/>
+              <w:left w:type="dxa" w:w="90"/>
+              <w:bottom w:type="dxa" w:w="50"/>
+              <w:right w:type="dxa" w:w="90"/>
+            </w:tcMar>
+          </w:tcPr>
+          <w:p>
+            <w:pPr>
+              <w:spacing w:after="20"/>
+            </w:pPr>
+            <w:r>
+              <w:rPr>
+                <w:sz w:val="19"/>
+                <w:szCs w:val="19"/>
+              </w:rPr>
+              <w:t xml:space="preserve">NEW: free-licence photo search, checked by the local vision model</w:t>
+            </w:r>
+          </w:p>
+        </w:tc>
+      </w:tr>
+      <w:tr>
+        <w:trPr>
+          <w:cantSplit/>
+        </w:trPr>
+        <w:tc>
+          <w:tcPr>
+            <w:tcW w:type="dxa" w:w="3384"/>
+            <w:tcBorders>
+              <w:top w:val="single" w:color="BFC7D5" w:sz="4"/>
+              <w:left w:val="single" w:color="BFC7D5" w:sz="4"/>
+              <w:bottom w:val="single" w:color="BFC7D5" w:sz="4"/>
+              <w:right w:val="single" w:color="BFC7D5" w:sz="4"/>
+            </w:tcBorders>
+            <w:shd w:fill="F8FAFC" w:color="auto" w:val="clear"/>
+            <w:tcMar>
+              <w:top w:type="dxa" w:w="50"/>
+              <w:left w:type="dxa" w:w="90"/>
+              <w:bottom w:type="dxa" w:w="50"/>
+              <w:right w:type="dxa" w:w="90"/>
+            </w:tcMar>
+          </w:tcPr>
+          <w:p>
+            <w:pPr>
+              <w:spacing w:after="20"/>
+            </w:pPr>
+            <w:r>
+              <w:rPr>
+                <w:sz w:val="19"/>
+                <w:szCs w:val="19"/>
+              </w:rPr>
+              <w:t xml:space="preserve">app/lessons/planner.py</w:t>
+            </w:r>
+          </w:p>
+        </w:tc>
+        <w:tc>
+          <w:tcPr>
+            <w:tcW w:type="dxa" w:w="5642"/>
+            <w:tcBorders>
+              <w:top w:val="single" w:color="BFC7D5" w:sz="4"/>
+              <w:left w:val="single" w:color="BFC7D5" w:sz="4"/>
+              <w:bottom w:val="single" w:color="BFC7D5" w:sz="4"/>
+              <w:right w:val="single" w:color="BFC7D5" w:sz="4"/>
+            </w:tcBorders>
+            <w:shd w:fill="F8FAFC" w:color="auto" w:val="clear"/>
+            <w:tcMar>
+              <w:top w:type="dxa" w:w="50"/>
+              <w:left w:type="dxa" w:w="90"/>
+              <w:bottom w:type="dxa" w:w="50"/>
+              <w:right w:type="dxa" w:w="90"/>
+            </w:tcMar>
+          </w:tcPr>
+          <w:p>
+            <w:pPr>
+              <w:spacing w:after="20"/>
+            </w:pPr>
+            <w:r>
+              <w:rPr>
+                <w:sz w:val="19"/>
+                <w:szCs w:val="19"/>
+              </w:rPr>
+              <w:t xml:space="preserve">lesson_profile() → maths; parse_json_object(); page range for a chapter</w:t>
+            </w:r>
+          </w:p>
+        </w:tc>
+      </w:tr>
+      <w:tr>
+        <w:trPr>
+          <w:cantSplit/>
+        </w:trPr>
+        <w:tc>
+          <w:tcPr>
+            <w:tcW w:type="dxa" w:w="3384"/>
+            <w:tcBorders>
+              <w:top w:val="single" w:color="BFC7D5" w:sz="4"/>
+              <w:left w:val="single" w:color="BFC7D5" w:sz="4"/>
+              <w:bottom w:val="single" w:color="BFC7D5" w:sz="4"/>
+              <w:right w:val="single" w:color="BFC7D5" w:sz="4"/>
+            </w:tcBorders>
+            <w:shd w:fill="FFFFFF" w:color="auto" w:val="clear"/>
+            <w:tcMar>
+              <w:top w:type="dxa" w:w="50"/>
+              <w:left w:type="dxa" w:w="90"/>
+              <w:bottom w:type="dxa" w:w="50"/>
+              <w:right w:type="dxa" w:w="90"/>
+            </w:tcMar>
+          </w:tcPr>
+          <w:p>
+            <w:pPr>
+              <w:spacing w:after="20"/>
+            </w:pPr>
+            <w:r>
+              <w:rPr>
+                <w:sz w:val="19"/>
+                <w:szCs w:val="19"/>
+              </w:rPr>
+              <w:t xml:space="preserve">app/lessons/service.py</w:t>
+            </w:r>
+          </w:p>
+        </w:tc>
+        <w:tc>
+          <w:tcPr>
+            <w:tcW w:type="dxa" w:w="5642"/>
+            <w:tcBorders>
+              <w:top w:val="single" w:color="BFC7D5" w:sz="4"/>
+              <w:left w:val="single" w:color="BFC7D5" w:sz="4"/>
+              <w:bottom w:val="single" w:color="BFC7D5" w:sz="4"/>
+              <w:right w:val="single" w:color="BFC7D5" w:sz="4"/>
+            </w:tcBorders>
+            <w:shd w:fill="FFFFFF" w:color="auto" w:val="clear"/>
+            <w:tcMar>
+              <w:top w:type="dxa" w:w="50"/>
+              <w:left w:type="dxa" w:w="90"/>
+              <w:bottom w:type="dxa" w:w="50"/>
+              <w:right w:type="dxa" w:w="90"/>
+            </w:tcMar>
+          </w:tcPr>
+          <w:p>
+            <w:pPr>
+              <w:spacing w:after="20"/>
+            </w:pPr>
+            <w:r>
+              <w:rPr>
+                <w:sz w:val="19"/>
+                <w:szCs w:val="19"/>
+              </w:rPr>
+              <w:t xml:space="preserve">find_photos, add_real_life, reject_photo, photos, chapters_of, page_range; one lesson per chapter; settings passed in</w:t>
+            </w:r>
+          </w:p>
+        </w:tc>
+      </w:tr>
+      <w:tr>
+        <w:trPr>
+          <w:cantSplit/>
+        </w:trPr>
+        <w:tc>
+          <w:tcPr>
+            <w:tcW w:type="dxa" w:w="3384"/>
+            <w:tcBorders>
+              <w:top w:val="single" w:color="BFC7D5" w:sz="4"/>
+              <w:left w:val="single" w:color="BFC7D5" w:sz="4"/>
+              <w:bottom w:val="single" w:color="BFC7D5" w:sz="4"/>
+              <w:right w:val="single" w:color="BFC7D5" w:sz="4"/>
+            </w:tcBorders>
+            <w:shd w:fill="F8FAFC" w:color="auto" w:val="clear"/>
+            <w:tcMar>
+              <w:top w:type="dxa" w:w="50"/>
+              <w:left w:type="dxa" w:w="90"/>
+              <w:bottom w:type="dxa" w:w="50"/>
+              <w:right w:type="dxa" w:w="90"/>
+            </w:tcMar>
+          </w:tcPr>
+          <w:p>
+            <w:pPr>
+              <w:spacing w:after="20"/>
+            </w:pPr>
+            <w:r>
+              <w:rPr>
+                <w:sz w:val="19"/>
+                <w:szCs w:val="19"/>
+              </w:rPr>
+              <w:t xml:space="preserve">app/ingestion/quality.py</w:t>
+            </w:r>
+          </w:p>
+        </w:tc>
+        <w:tc>
+          <w:tcPr>
+            <w:tcW w:type="dxa" w:w="5642"/>
+            <w:tcBorders>
+              <w:top w:val="single" w:color="BFC7D5" w:sz="4"/>
+              <w:left w:val="single" w:color="BFC7D5" w:sz="4"/>
+              <w:bottom w:val="single" w:color="BFC7D5" w:sz="4"/>
+              <w:right w:val="single" w:color="BFC7D5" w:sz="4"/>
+            </w:tcBorders>
+            <w:shd w:fill="F8FAFC" w:color="auto" w:val="clear"/>
+            <w:tcMar>
+              <w:top w:type="dxa" w:w="50"/>
+              <w:left w:type="dxa" w:w="90"/>
+              <w:bottom w:type="dxa" w:w="50"/>
+              <w:right w:type="dxa" w:w="90"/>
+            </w:tcMar>
+          </w:tcPr>
+          <w:p>
+            <w:pPr>
+              <w:spacing w:after="20"/>
+            </w:pPr>
+            <w:r>
+              <w:rPr>
+                <w:sz w:val="19"/>
+                <w:szCs w:val="19"/>
+              </w:rPr>
+              <w:t xml:space="preserve">find_chapters() for files with several chapters</w:t>
+            </w:r>
+          </w:p>
+        </w:tc>
+      </w:tr>
+      <w:tr>
+        <w:trPr>
+          <w:cantSplit/>
+        </w:trPr>
+        <w:tc>
+          <w:tcPr>
+            <w:tcW w:type="dxa" w:w="3384"/>
+            <w:tcBorders>
+              <w:top w:val="single" w:color="BFC7D5" w:sz="4"/>
+              <w:left w:val="single" w:color="BFC7D5" w:sz="4"/>
+              <w:bottom w:val="single" w:color="BFC7D5" w:sz="4"/>
+              <w:right w:val="single" w:color="BFC7D5" w:sz="4"/>
+            </w:tcBorders>
+            <w:shd w:fill="FFFFFF" w:color="auto" w:val="clear"/>
+            <w:tcMar>
+              <w:top w:type="dxa" w:w="50"/>
+              <w:left w:type="dxa" w:w="90"/>
+              <w:bottom w:type="dxa" w:w="50"/>
+              <w:right w:type="dxa" w:w="90"/>
+            </w:tcMar>
+          </w:tcPr>
+          <w:p>
+            <w:pPr>
+              <w:spacing w:after="20"/>
+            </w:pPr>
+            <w:r>
+              <w:rPr>
+                <w:sz w:val="19"/>
+                <w:szCs w:val="19"/>
+              </w:rPr>
+              <w:t xml:space="preserve">app/jobs/runner.py</w:t>
+            </w:r>
+          </w:p>
+        </w:tc>
+        <w:tc>
+          <w:tcPr>
+            <w:tcW w:type="dxa" w:w="5642"/>
+            <w:tcBorders>
+              <w:top w:val="single" w:color="BFC7D5" w:sz="4"/>
+              <w:left w:val="single" w:color="BFC7D5" w:sz="4"/>
+              <w:bottom w:val="single" w:color="BFC7D5" w:sz="4"/>
+              <w:right w:val="single" w:color="BFC7D5" w:sz="4"/>
+            </w:tcBorders>
+            <w:shd w:fill="FFFFFF" w:color="auto" w:val="clear"/>
+            <w:tcMar>
+              <w:top w:type="dxa" w:w="50"/>
+              <w:left w:type="dxa" w:w="90"/>
+              <w:bottom w:type="dxa" w:w="50"/>
+              <w:right w:type="dxa" w:w="90"/>
+            </w:tcMar>
+          </w:tcPr>
+          <w:p>
+            <w:pPr>
+              <w:spacing w:after="20"/>
+            </w:pPr>
+            <w:r>
+              <w:rPr>
+                <w:sz w:val="19"/>
+                <w:szCs w:val="19"/>
+              </w:rPr>
+              <w:t xml:space="preserve">job kinds 'media' and 'real_life'</w:t>
+            </w:r>
+          </w:p>
+        </w:tc>
+      </w:tr>
+      <w:tr>
+        <w:trPr>
+          <w:cantSplit/>
+        </w:trPr>
+        <w:tc>
+          <w:tcPr>
+            <w:tcW w:type="dxa" w:w="3384"/>
+            <w:tcBorders>
+              <w:top w:val="single" w:color="BFC7D5" w:sz="4"/>
+              <w:left w:val="single" w:color="BFC7D5" w:sz="4"/>
+              <w:bottom w:val="single" w:color="BFC7D5" w:sz="4"/>
+              <w:right w:val="single" w:color="BFC7D5" w:sz="4"/>
+            </w:tcBorders>
+            <w:shd w:fill="F8FAFC" w:color="auto" w:val="clear"/>
+            <w:tcMar>
+              <w:top w:type="dxa" w:w="50"/>
+              <w:left w:type="dxa" w:w="90"/>
+              <w:bottom w:type="dxa" w:w="50"/>
+              <w:right w:type="dxa" w:w="90"/>
+            </w:tcMar>
+          </w:tcPr>
+          <w:p>
+            <w:pPr>
+              <w:spacing w:after="20"/>
+            </w:pPr>
+            <w:r>
+              <w:rPr>
+                <w:sz w:val="19"/>
+                <w:szCs w:val="19"/>
+              </w:rPr>
+              <w:t xml:space="preserve">app/lessons/viewers.py</w:t>
+            </w:r>
+          </w:p>
+        </w:tc>
+        <w:tc>
+          <w:tcPr>
+            <w:tcW w:type="dxa" w:w="5642"/>
+            <w:tcBorders>
+              <w:top w:val="single" w:color="BFC7D5" w:sz="4"/>
+              <w:left w:val="single" w:color="BFC7D5" w:sz="4"/>
+              <w:bottom w:val="single" w:color="BFC7D5" w:sz="4"/>
+              <w:right w:val="single" w:color="BFC7D5" w:sz="4"/>
+            </w:tcBorders>
+            <w:shd w:fill="F8FAFC" w:color="auto" w:val="clear"/>
+            <w:tcMar>
+              <w:top w:type="dxa" w:w="50"/>
+              <w:left w:type="dxa" w:w="90"/>
+              <w:bottom w:type="dxa" w:w="50"/>
+              <w:right w:type="dxa" w:w="90"/>
+            </w:tcMar>
+          </w:tcPr>
+          <w:p>
+            <w:pPr>
+              <w:spacing w:after="20"/>
+            </w:pPr>
+            <w:r>
+              <w:rPr>
+                <w:sz w:val="19"/>
+                <w:szCs w:val="19"/>
+              </w:rPr>
+              <w:t xml:space="preserve">math_html()</w:t>
+            </w:r>
+          </w:p>
+        </w:tc>
+      </w:tr>
+      <w:tr>
+        <w:trPr>
+          <w:cantSplit/>
+        </w:trPr>
+        <w:tc>
+          <w:tcPr>
+            <w:tcW w:type="dxa" w:w="3384"/>
+            <w:tcBorders>
+              <w:top w:val="single" w:color="BFC7D5" w:sz="4"/>
+              <w:left w:val="single" w:color="BFC7D5" w:sz="4"/>
+              <w:bottom w:val="single" w:color="BFC7D5" w:sz="4"/>
+              <w:right w:val="single" w:color="BFC7D5" w:sz="4"/>
+            </w:tcBorders>
+            <w:shd w:fill="FFFFFF" w:color="auto" w:val="clear"/>
+            <w:tcMar>
+              <w:top w:type="dxa" w:w="50"/>
+              <w:left w:type="dxa" w:w="90"/>
+              <w:bottom w:type="dxa" w:w="50"/>
+              <w:right w:type="dxa" w:w="90"/>
+            </w:tcMar>
+          </w:tcPr>
+          <w:p>
+            <w:pPr>
+              <w:spacing w:after="20"/>
+            </w:pPr>
+            <w:r>
+              <w:rPr>
+                <w:sz w:val="19"/>
+                <w:szCs w:val="19"/>
+              </w:rPr>
+              <w:t xml:space="preserve">app/db/models.py, app/core/config.py, config/models.yaml</w:t>
+            </w:r>
+          </w:p>
+        </w:tc>
+        <w:tc>
+          <w:tcPr>
+            <w:tcW w:type="dxa" w:w="5642"/>
+            <w:tcBorders>
+              <w:top w:val="single" w:color="BFC7D5" w:sz="4"/>
+              <w:left w:val="single" w:color="BFC7D5" w:sz="4"/>
+              <w:bottom w:val="single" w:color="BFC7D5" w:sz="4"/>
+              <w:right w:val="single" w:color="BFC7D5" w:sz="4"/>
+            </w:tcBorders>
+            <w:shd w:fill="FFFFFF" w:color="auto" w:val="clear"/>
+            <w:tcMar>
+              <w:top w:type="dxa" w:w="50"/>
+              <w:left w:type="dxa" w:w="90"/>
+              <w:bottom w:type="dxa" w:w="50"/>
+              <w:right w:type="dxa" w:w="90"/>
+            </w:tcMar>
+          </w:tcPr>
+          <w:p>
+            <w:pPr>
+              <w:spacing w:after="20"/>
+            </w:pPr>
+            <w:r>
+              <w:rPr>
+                <w:sz w:val="19"/>
+                <w:szCs w:val="19"/>
+              </w:rPr>
+              <w:t xml:space="preserve">MediaAsset; media settings; task image_check (local qwen3-vl)</w:t>
+            </w:r>
+          </w:p>
+        </w:tc>
+      </w:tr>
+      <w:tr>
+        <w:trPr>
+          <w:cantSplit/>
+        </w:trPr>
+        <w:tc>
+          <w:tcPr>
+            <w:tcW w:type="dxa" w:w="3384"/>
+            <w:tcBorders>
+              <w:top w:val="single" w:color="BFC7D5" w:sz="4"/>
+              <w:left w:val="single" w:color="BFC7D5" w:sz="4"/>
+              <w:bottom w:val="single" w:color="BFC7D5" w:sz="4"/>
+              <w:right w:val="single" w:color="BFC7D5" w:sz="4"/>
+            </w:tcBorders>
+            <w:shd w:fill="F8FAFC" w:color="auto" w:val="clear"/>
+            <w:tcMar>
+              <w:top w:type="dxa" w:w="50"/>
+              <w:left w:type="dxa" w:w="90"/>
+              <w:bottom w:type="dxa" w:w="50"/>
+              <w:right w:type="dxa" w:w="90"/>
+            </w:tcMar>
+          </w:tcPr>
+          <w:p>
+            <w:pPr>
+              <w:spacing w:after="20"/>
+            </w:pPr>
+            <w:r>
+              <w:rPr>
+                <w:sz w:val="19"/>
+                <w:szCs w:val="19"/>
+              </w:rPr>
+              <w:t xml:space="preserve">ui/lesson_views.py, ui/pages/1_Teach_Mode.py, 2_Lesson_Studio.py, 3_Syllabus_Library.py, 6_Settings_and_Cost.py</w:t>
+            </w:r>
+          </w:p>
+        </w:tc>
+        <w:tc>
+          <w:tcPr>
+            <w:tcW w:type="dxa" w:w="5642"/>
+            <w:tcBorders>
+              <w:top w:val="single" w:color="BFC7D5" w:sz="4"/>
+              <w:left w:val="single" w:color="BFC7D5" w:sz="4"/>
+              <w:bottom w:val="single" w:color="BFC7D5" w:sz="4"/>
+              <w:right w:val="single" w:color="BFC7D5" w:sz="4"/>
+            </w:tcBorders>
+            <w:shd w:fill="F8FAFC" w:color="auto" w:val="clear"/>
+            <w:tcMar>
+              <w:top w:type="dxa" w:w="50"/>
+              <w:left w:type="dxa" w:w="90"/>
+              <w:bottom w:type="dxa" w:w="50"/>
+              <w:right w:type="dxa" w:w="90"/>
+            </w:tcMar>
+          </w:tcPr>
+          <w:p>
+            <w:pPr>
+              <w:spacing w:after="20"/>
+            </w:pPr>
+            <w:r>
+              <w:rPr>
+                <w:sz w:val="19"/>
+                <w:szCs w:val="19"/>
+              </w:rPr>
+              <w:t xml:space="preserve">Visualise toolbar, concept slides, photo credit lines, settings</w:t>
+            </w:r>
+          </w:p>
+        </w:tc>
+      </w:tr>
+      <w:tr>
+        <w:trPr>
+          <w:cantSplit/>
+        </w:trPr>
+        <w:tc>
+          <w:tcPr>
+            <w:tcW w:type="dxa" w:w="3384"/>
+            <w:tcBorders>
+              <w:top w:val="single" w:color="BFC7D5" w:sz="4"/>
+              <w:left w:val="single" w:color="BFC7D5" w:sz="4"/>
+              <w:bottom w:val="single" w:color="BFC7D5" w:sz="4"/>
+              <w:right w:val="single" w:color="BFC7D5" w:sz="4"/>
+            </w:tcBorders>
+            <w:shd w:fill="FFFFFF" w:color="auto" w:val="clear"/>
+            <w:tcMar>
+              <w:top w:type="dxa" w:w="50"/>
+              <w:left w:type="dxa" w:w="90"/>
+              <w:bottom w:type="dxa" w:w="50"/>
+              <w:right w:type="dxa" w:w="90"/>
+            </w:tcMar>
+          </w:tcPr>
+          <w:p>
+            <w:pPr>
+              <w:spacing w:after="20"/>
+            </w:pPr>
+            <w:r>
+              <w:rPr>
+                <w:sz w:val="19"/>
+                <w:szCs w:val="19"/>
+              </w:rPr>
+              <w:t xml:space="preserve">tests/test_maths.py (+ test_ui.py, test_autopilot.py)</w:t>
+            </w:r>
+          </w:p>
+        </w:tc>
+        <w:tc>
+          <w:tcPr>
+            <w:tcW w:type="dxa" w:w="5642"/>
+            <w:tcBorders>
+              <w:top w:val="single" w:color="BFC7D5" w:sz="4"/>
+              <w:left w:val="single" w:color="BFC7D5" w:sz="4"/>
+              <w:bottom w:val="single" w:color="BFC7D5" w:sz="4"/>
+              <w:right w:val="single" w:color="BFC7D5" w:sz="4"/>
+            </w:tcBorders>
+            <w:shd w:fill="FFFFFF" w:color="auto" w:val="clear"/>
+            <w:tcMar>
+              <w:top w:type="dxa" w:w="50"/>
+              <w:left w:type="dxa" w:w="90"/>
+              <w:bottom w:type="dxa" w:w="50"/>
+              <w:right w:type="dxa" w:w="90"/>
+            </w:tcMar>
+          </w:tcPr>
+          <w:p>
+            <w:pPr>
+              <w:spacing w:after="20"/>
+            </w:pPr>
+            <w:r>
+              <w:rPr>
+                <w:sz w:val="19"/>
+                <w:szCs w:val="19"/>
+              </w:rPr>
+              <w:t xml:space="preserve">46 new tests incl. mocked Wikimedia, real browser runs of every scene, real textbook cases</w:t>
+            </w:r>
+          </w:p>
+        </w:tc>
+      </w:tr>
+      <w:tr>
+        <w:trPr>
+          <w:cantSplit/>
+        </w:trPr>
+        <w:tc>
+          <w:tcPr>
+            <w:tcW w:type="dxa" w:w="3384"/>
+            <w:tcBorders>
+              <w:top w:val="single" w:color="BFC7D5" w:sz="4"/>
+              <w:left w:val="single" w:color="BFC7D5" w:sz="4"/>
+              <w:bottom w:val="single" w:color="BFC7D5" w:sz="4"/>
+              <w:right w:val="single" w:color="BFC7D5" w:sz="4"/>
+            </w:tcBorders>
+            <w:shd w:fill="F8FAFC" w:color="auto" w:val="clear"/>
+            <w:tcMar>
+              <w:top w:type="dxa" w:w="50"/>
+              <w:left w:type="dxa" w:w="90"/>
+              <w:bottom w:type="dxa" w:w="50"/>
+              <w:right w:type="dxa" w:w="90"/>
+            </w:tcMar>
+          </w:tcPr>
+          <w:p>
+            <w:pPr>
+              <w:spacing w:after="20"/>
+            </w:pPr>
+            <w:r>
+              <w:rPr>
+                <w:sz w:val="19"/>
+                <w:szCs w:val="19"/>
+              </w:rPr>
+              <w:t xml:space="preserve">.gitignore</w:t>
+            </w:r>
+          </w:p>
+        </w:tc>
+        <w:tc>
+          <w:tcPr>
+            <w:tcW w:type="dxa" w:w="5642"/>
+            <w:tcBorders>
+              <w:top w:val="single" w:color="BFC7D5" w:sz="4"/>
+              <w:left w:val="single" w:color="BFC7D5" w:sz="4"/>
+              <w:bottom w:val="single" w:color="BFC7D5" w:sz="4"/>
+              <w:right w:val="single" w:color="BFC7D5" w:sz="4"/>
+            </w:tcBorders>
+            <w:shd w:fill="F8FAFC" w:color="auto" w:val="clear"/>
+            <w:tcMar>
+              <w:top w:type="dxa" w:w="50"/>
+              <w:left w:type="dxa" w:w="90"/>
+              <w:bottom w:type="dxa" w:w="50"/>
+              <w:right w:type="dxa" w:w="90"/>
+            </w:tcMar>
+          </w:tcPr>
+          <w:p>
+            <w:pPr>
+              <w:spacing w:after="20"/>
+            </w:pPr>
+            <w:r>
+              <w:rPr>
+                <w:sz w:val="19"/>
+                <w:szCs w:val="19"/>
+              </w:rPr>
+              <w:t xml:space="preserve">'media/' → '/media/' so app/media/ (code) is tracked</w:t>
+            </w:r>
+          </w:p>
+        </w:tc>
+      </w:tr>
+    </w:tbl>
+    <w:p>
+      <w:pPr>
+        <w:spacing w:after="120"/>
+      </w:pPr>
+    </w:p>
+    <w:p>
+      <w:pPr>
+        <w:pStyle w:val="Heading2"/>
+      </w:pPr>
+      <w:r>
+        <w:t xml:space="preserve">Issues and mistakes</w:t>
+      </w:r>
+    </w:p>
+    <w:tbl>
+      <w:tblPr>
+        <w:tblW w:type="dxa" w:w="9026"/>
+        <w:tblBorders>
+          <w:top w:val="single" w:color="auto" w:sz="4"/>
+          <w:left w:val="single" w:color="auto" w:sz="4"/>
+          <w:bottom w:val="single" w:color="auto" w:sz="4"/>
+          <w:right w:val="single" w:color="auto" w:sz="4"/>
+          <w:insideH w:val="single" w:color="auto" w:sz="4"/>
+          <w:insideV w:val="single" w:color="auto" w:sz="4"/>
+        </w:tblBorders>
+      </w:tblPr>
+      <w:tblGrid>
+        <w:gridCol w:w="2654"/>
+        <w:gridCol w:w="2442"/>
+        <w:gridCol w:w="2654"/>
+        <w:gridCol w:w="1276"/>
+      </w:tblGrid>
+      <w:tr>
+        <w:trPr>
+          <w:tblHeader/>
+        </w:trPr>
+        <w:tc>
+          <w:tcPr>
+            <w:tcW w:type="dxa" w:w="2654"/>
+            <w:tcBorders>
+              <w:top w:val="single" w:color="BFC7D5" w:sz="4"/>
+              <w:left w:val="single" w:color="BFC7D5" w:sz="4"/>
+              <w:bottom w:val="single" w:color="BFC7D5" w:sz="4"/>
+              <w:right w:val="single" w:color="BFC7D5" w:sz="4"/>
+            </w:tcBorders>
+            <w:shd w:fill="DCE5F7" w:color="auto" w:val="clear"/>
+            <w:tcMar>
+              <w:top w:type="dxa" w:w="50"/>
+              <w:left w:type="dxa" w:w="90"/>
+              <w:bottom w:type="dxa" w:w="50"/>
+              <w:right w:type="dxa" w:w="90"/>
+            </w:tcMar>
+          </w:tcPr>
+          <w:p>
+            <w:pPr>
+              <w:spacing w:after="20"/>
+            </w:pPr>
+            <w:r>
+              <w:rPr>
+                <w:b/>
+                <w:bCs/>
+                <w:color w:val="1F3A93"/>
+                <w:sz w:val="19"/>
+                <w:szCs w:val="19"/>
+              </w:rPr>
+              <w:t xml:space="preserve">Problem</w:t>
+            </w:r>
+          </w:p>
+        </w:tc>
+        <w:tc>
+          <w:tcPr>
+            <w:tcW w:type="dxa" w:w="2442"/>
+            <w:tcBorders>
+              <w:top w:val="single" w:color="BFC7D5" w:sz="4"/>
+              <w:left w:val="single" w:color="BFC7D5" w:sz="4"/>
+              <w:bottom w:val="single" w:color="BFC7D5" w:sz="4"/>
+              <w:right w:val="single" w:color="BFC7D5" w:sz="4"/>
+            </w:tcBorders>
+            <w:shd w:fill="DCE5F7" w:color="auto" w:val="clear"/>
+            <w:tcMar>
+              <w:top w:type="dxa" w:w="50"/>
+              <w:left w:type="dxa" w:w="90"/>
+              <w:bottom w:type="dxa" w:w="50"/>
+              <w:right w:type="dxa" w:w="90"/>
+            </w:tcMar>
+          </w:tcPr>
+          <w:p>
+            <w:pPr>
+              <w:spacing w:after="20"/>
+            </w:pPr>
+            <w:r>
+              <w:rPr>
+                <w:b/>
+                <w:bCs/>
+                <w:color w:val="1F3A93"/>
+                <w:sz w:val="19"/>
+                <w:szCs w:val="19"/>
+              </w:rPr>
+              <w:t xml:space="preserve">Root cause</w:t>
+            </w:r>
+          </w:p>
+        </w:tc>
+        <w:tc>
+          <w:tcPr>
+            <w:tcW w:type="dxa" w:w="2654"/>
+            <w:tcBorders>
+              <w:top w:val="single" w:color="BFC7D5" w:sz="4"/>
+              <w:left w:val="single" w:color="BFC7D5" w:sz="4"/>
+              <w:bottom w:val="single" w:color="BFC7D5" w:sz="4"/>
+              <w:right w:val="single" w:color="BFC7D5" w:sz="4"/>
+            </w:tcBorders>
+            <w:shd w:fill="DCE5F7" w:color="auto" w:val="clear"/>
+            <w:tcMar>
+              <w:top w:type="dxa" w:w="50"/>
+              <w:left w:type="dxa" w:w="90"/>
+              <w:bottom w:type="dxa" w:w="50"/>
+              <w:right w:type="dxa" w:w="90"/>
+            </w:tcMar>
+          </w:tcPr>
+          <w:p>
+            <w:pPr>
+              <w:spacing w:after="20"/>
+            </w:pPr>
+            <w:r>
+              <w:rPr>
+                <w:b/>
+                <w:bCs/>
+                <w:color w:val="1F3A93"/>
+                <w:sz w:val="19"/>
+                <w:szCs w:val="19"/>
+              </w:rPr>
+              <w:t xml:space="preserve">Fix</w:t>
+            </w:r>
+          </w:p>
+        </w:tc>
+        <w:tc>
+          <w:tcPr>
+            <w:tcW w:type="dxa" w:w="1276"/>
+            <w:tcBorders>
+              <w:top w:val="single" w:color="BFC7D5" w:sz="4"/>
+              <w:left w:val="single" w:color="BFC7D5" w:sz="4"/>
+              <w:bottom w:val="single" w:color="BFC7D5" w:sz="4"/>
+              <w:right w:val="single" w:color="BFC7D5" w:sz="4"/>
+            </w:tcBorders>
+            <w:shd w:fill="DCE5F7" w:color="auto" w:val="clear"/>
+            <w:tcMar>
+              <w:top w:type="dxa" w:w="50"/>
+              <w:left w:type="dxa" w:w="90"/>
+              <w:bottom w:type="dxa" w:w="50"/>
+              <w:right w:type="dxa" w:w="90"/>
+            </w:tcMar>
+          </w:tcPr>
+          <w:p>
+            <w:pPr>
+              <w:spacing w:after="20"/>
+            </w:pPr>
+            <w:r>
+              <w:rPr>
+                <w:b/>
+                <w:bCs/>
+                <w:color w:val="1F3A93"/>
+                <w:sz w:val="19"/>
+                <w:szCs w:val="19"/>
+              </w:rPr>
+              <w:t xml:space="preserve">Type</w:t>
+            </w:r>
+          </w:p>
+        </w:tc>
+      </w:tr>
+      <w:tr>
+        <w:trPr>
+          <w:cantSplit/>
+        </w:trPr>
+        <w:tc>
+          <w:tcPr>
+            <w:tcW w:type="dxa" w:w="2654"/>
+            <w:tcBorders>
+              <w:top w:val="single" w:color="BFC7D5" w:sz="4"/>
+              <w:left w:val="single" w:color="BFC7D5" w:sz="4"/>
+              <w:bottom w:val="single" w:color="BFC7D5" w:sz="4"/>
+              <w:right w:val="single" w:color="BFC7D5" w:sz="4"/>
+            </w:tcBorders>
+            <w:shd w:fill="FFFFFF" w:color="auto" w:val="clear"/>
+            <w:tcMar>
+              <w:top w:type="dxa" w:w="50"/>
+              <w:left w:type="dxa" w:w="90"/>
+              <w:bottom w:type="dxa" w:w="50"/>
+              <w:right w:type="dxa" w:w="90"/>
+            </w:tcMar>
+          </w:tcPr>
+          <w:p>
+            <w:pPr>
+              <w:spacing w:after="20"/>
+            </w:pPr>
+            <w:r>
+              <w:rPr>
+                <w:sz w:val="19"/>
+                <w:szCs w:val="19"/>
+              </w:rPr>
+              <w:t xml:space="preserve">Run 1 made ONE lesson for a file with two chapters; chapter 4 (angles) was missing.</w:t>
+            </w:r>
+          </w:p>
+        </w:tc>
+        <w:tc>
+          <w:tcPr>
+            <w:tcW w:type="dxa" w:w="2442"/>
+            <w:tcBorders>
+              <w:top w:val="single" w:color="BFC7D5" w:sz="4"/>
+              <w:left w:val="single" w:color="BFC7D5" w:sz="4"/>
+              <w:bottom w:val="single" w:color="BFC7D5" w:sz="4"/>
+              <w:right w:val="single" w:color="BFC7D5" w:sz="4"/>
+            </w:tcBorders>
+            <w:shd w:fill="FFFFFF" w:color="auto" w:val="clear"/>
+            <w:tcMar>
+              <w:top w:type="dxa" w:w="50"/>
+              <w:left w:type="dxa" w:w="90"/>
+              <w:bottom w:type="dxa" w:w="50"/>
+              <w:right w:type="dxa" w:w="90"/>
+            </w:tcMar>
+          </w:tcPr>
+          <w:p>
+            <w:pPr>
+              <w:spacing w:after="20"/>
+            </w:pPr>
+            <w:r>
+              <w:rPr>
+                <w:sz w:val="19"/>
+                <w:szCs w:val="19"/>
+              </w:rPr>
+              <w:t xml:space="preserve">The autopilot assumed one chapter per file.</w:t>
+            </w:r>
+          </w:p>
+        </w:tc>
+        <w:tc>
+          <w:tcPr>
+            <w:tcW w:type="dxa" w:w="2654"/>
+            <w:tcBorders>
+              <w:top w:val="single" w:color="BFC7D5" w:sz="4"/>
+              <w:left w:val="single" w:color="BFC7D5" w:sz="4"/>
+              <w:bottom w:val="single" w:color="BFC7D5" w:sz="4"/>
+              <w:right w:val="single" w:color="BFC7D5" w:sz="4"/>
+            </w:tcBorders>
+            <w:shd w:fill="FFFFFF" w:color="auto" w:val="clear"/>
+            <w:tcMar>
+              <w:top w:type="dxa" w:w="50"/>
+              <w:left w:type="dxa" w:w="90"/>
+              <w:bottom w:type="dxa" w:w="50"/>
+              <w:right w:type="dxa" w:w="90"/>
+            </w:tcMar>
+          </w:tcPr>
+          <w:p>
+            <w:pPr>
+              <w:spacing w:after="20"/>
+            </w:pPr>
+            <w:r>
+              <w:rPr>
+                <w:sz w:val="19"/>
+                <w:szCs w:val="19"/>
+              </w:rPr>
+              <w:t xml:space="preserve">Chapter starts are found on the pages (numbers must follow on); one lesson per chapter from its own pages.</w:t>
+            </w:r>
+          </w:p>
+        </w:tc>
+        <w:tc>
+          <w:tcPr>
+            <w:tcW w:type="dxa" w:w="1276"/>
+            <w:tcBorders>
+              <w:top w:val="single" w:color="BFC7D5" w:sz="4"/>
+              <w:left w:val="single" w:color="BFC7D5" w:sz="4"/>
+              <w:bottom w:val="single" w:color="BFC7D5" w:sz="4"/>
+              <w:right w:val="single" w:color="BFC7D5" w:sz="4"/>
+            </w:tcBorders>
+            <w:shd w:fill="FFFFFF" w:color="auto" w:val="clear"/>
+            <w:tcMar>
+              <w:top w:type="dxa" w:w="50"/>
+              <w:left w:type="dxa" w:w="90"/>
+              <w:bottom w:type="dxa" w:w="50"/>
+              <w:right w:type="dxa" w:w="90"/>
+            </w:tcMar>
+          </w:tcPr>
+          <w:p>
+            <w:pPr>
+              <w:spacing w:after="20"/>
+            </w:pPr>
+            <w:r>
+              <w:rPr>
+                <w:sz w:val="19"/>
+                <w:szCs w:val="19"/>
+              </w:rPr>
+              <w:t xml:space="preserve">Found in end-to-end test</w:t>
+            </w:r>
+          </w:p>
+        </w:tc>
+      </w:tr>
+      <w:tr>
+        <w:trPr>
+          <w:cantSplit/>
+        </w:trPr>
+        <w:tc>
+          <w:tcPr>
+            <w:tcW w:type="dxa" w:w="2654"/>
+            <w:tcBorders>
+              <w:top w:val="single" w:color="BFC7D5" w:sz="4"/>
+              <w:left w:val="single" w:color="BFC7D5" w:sz="4"/>
+              <w:bottom w:val="single" w:color="BFC7D5" w:sz="4"/>
+              <w:right w:val="single" w:color="BFC7D5" w:sz="4"/>
+            </w:tcBorders>
+            <w:shd w:fill="F8FAFC" w:color="auto" w:val="clear"/>
+            <w:tcMar>
+              <w:top w:type="dxa" w:w="50"/>
+              <w:left w:type="dxa" w:w="90"/>
+              <w:bottom w:type="dxa" w:w="50"/>
+              <w:right w:type="dxa" w:w="90"/>
+            </w:tcMar>
+          </w:tcPr>
+          <w:p>
+            <w:pPr>
+              <w:spacing w:after="20"/>
+            </w:pPr>
+            <w:r>
+              <w:rPr>
+                <w:sz w:val="19"/>
+                <w:szCs w:val="19"/>
+              </w:rPr>
+              <w:t xml:space="preserve">A correct answer (LCM 320 from 'product 1280, GCD 4') was 'corrected' to 1280.</w:t>
+            </w:r>
+          </w:p>
+        </w:tc>
+        <w:tc>
+          <w:tcPr>
+            <w:tcW w:type="dxa" w:w="2442"/>
+            <w:tcBorders>
+              <w:top w:val="single" w:color="BFC7D5" w:sz="4"/>
+              <w:left w:val="single" w:color="BFC7D5" w:sz="4"/>
+              <w:bottom w:val="single" w:color="BFC7D5" w:sz="4"/>
+              <w:right w:val="single" w:color="BFC7D5" w:sz="4"/>
+            </w:tcBorders>
+            <w:shd w:fill="F8FAFC" w:color="auto" w:val="clear"/>
+            <w:tcMar>
+              <w:top w:type="dxa" w:w="50"/>
+              <w:left w:type="dxa" w:w="90"/>
+              <w:bottom w:type="dxa" w:w="50"/>
+              <w:right w:type="dxa" w:w="90"/>
+            </w:tcMar>
+          </w:tcPr>
+          <w:p>
+            <w:pPr>
+              <w:spacing w:after="20"/>
+            </w:pPr>
+            <w:r>
+              <w:rPr>
+                <w:sz w:val="19"/>
+                <w:szCs w:val="19"/>
+              </w:rPr>
+              <w:t xml:space="preserve">The checker treated the given numbers as the numbers to combine.</w:t>
+            </w:r>
+          </w:p>
+        </w:tc>
+        <w:tc>
+          <w:tcPr>
+            <w:tcW w:type="dxa" w:w="2654"/>
+            <w:tcBorders>
+              <w:top w:val="single" w:color="BFC7D5" w:sz="4"/>
+              <w:left w:val="single" w:color="BFC7D5" w:sz="4"/>
+              <w:bottom w:val="single" w:color="BFC7D5" w:sz="4"/>
+              <w:right w:val="single" w:color="BFC7D5" w:sz="4"/>
+            </w:tcBorders>
+            <w:shd w:fill="F8FAFC" w:color="auto" w:val="clear"/>
+            <w:tcMar>
+              <w:top w:type="dxa" w:w="50"/>
+              <w:left w:type="dxa" w:w="90"/>
+              <w:bottom w:type="dxa" w:w="50"/>
+              <w:right w:type="dxa" w:w="90"/>
+            </w:tcMar>
+          </w:tcPr>
+          <w:p>
+            <w:pPr>
+              <w:spacing w:after="20"/>
+            </w:pPr>
+            <w:r>
+              <w:rPr>
+                <w:sz w:val="19"/>
+                <w:szCs w:val="19"/>
+              </w:rPr>
+              <w:t xml:space="preserve">Word problems and reverse questions are never re-computed.</w:t>
+            </w:r>
+          </w:p>
+        </w:tc>
+        <w:tc>
+          <w:tcPr>
+            <w:tcW w:type="dxa" w:w="1276"/>
+            <w:tcBorders>
+              <w:top w:val="single" w:color="BFC7D5" w:sz="4"/>
+              <w:left w:val="single" w:color="BFC7D5" w:sz="4"/>
+              <w:bottom w:val="single" w:color="BFC7D5" w:sz="4"/>
+              <w:right w:val="single" w:color="BFC7D5" w:sz="4"/>
+            </w:tcBorders>
+            <w:shd w:fill="F8FAFC" w:color="auto" w:val="clear"/>
+            <w:tcMar>
+              <w:top w:type="dxa" w:w="50"/>
+              <w:left w:type="dxa" w:w="90"/>
+              <w:bottom w:type="dxa" w:w="50"/>
+              <w:right w:type="dxa" w:w="90"/>
+            </w:tcMar>
+          </w:tcPr>
+          <w:p>
+            <w:pPr>
+              <w:spacing w:after="20"/>
+            </w:pPr>
+            <w:r>
+              <w:rPr>
+                <w:sz w:val="19"/>
+                <w:szCs w:val="19"/>
+              </w:rPr>
+              <w:t xml:space="preserve">Claude's checker mistake, found in end-to-end test</w:t>
+            </w:r>
+          </w:p>
+        </w:tc>
+      </w:tr>
+      <w:tr>
+        <w:trPr>
+          <w:cantSplit/>
+        </w:trPr>
+        <w:tc>
+          <w:tcPr>
+            <w:tcW w:type="dxa" w:w="2654"/>
+            <w:tcBorders>
+              <w:top w:val="single" w:color="BFC7D5" w:sz="4"/>
+              <w:left w:val="single" w:color="BFC7D5" w:sz="4"/>
+              <w:bottom w:val="single" w:color="BFC7D5" w:sz="4"/>
+              <w:right w:val="single" w:color="BFC7D5" w:sz="4"/>
+            </w:tcBorders>
+            <w:shd w:fill="FFFFFF" w:color="auto" w:val="clear"/>
+            <w:tcMar>
+              <w:top w:type="dxa" w:w="50"/>
+              <w:left w:type="dxa" w:w="90"/>
+              <w:bottom w:type="dxa" w:w="50"/>
+              <w:right w:type="dxa" w:w="90"/>
+            </w:tcMar>
+          </w:tcPr>
+          <w:p>
+            <w:pPr>
+              <w:spacing w:after="20"/>
+            </w:pPr>
+            <w:r>
+              <w:rPr>
+                <w:sz w:val="19"/>
+                <w:szCs w:val="19"/>
+              </w:rPr>
+              <w:t xml:space="preserve">'Reduce 209/247 to simplest form' (answer 11/13) was replaced by the HCF 19; '(a+15)° and 2a° … each angle' (40° and 50°) was replaced by 'a = 25'; '2 × 2 × 2 × 3' flagged against '24 = 2 × 2 × 2 × 3'.</w:t>
+            </w:r>
+          </w:p>
+        </w:tc>
+        <w:tc>
+          <w:tcPr>
+            <w:tcW w:type="dxa" w:w="2442"/>
+            <w:tcBorders>
+              <w:top w:val="single" w:color="BFC7D5" w:sz="4"/>
+              <w:left w:val="single" w:color="BFC7D5" w:sz="4"/>
+              <w:bottom w:val="single" w:color="BFC7D5" w:sz="4"/>
+              <w:right w:val="single" w:color="BFC7D5" w:sz="4"/>
+            </w:tcBorders>
+            <w:shd w:fill="FFFFFF" w:color="auto" w:val="clear"/>
+            <w:tcMar>
+              <w:top w:type="dxa" w:w="50"/>
+              <w:left w:type="dxa" w:w="90"/>
+              <w:bottom w:type="dxa" w:w="50"/>
+              <w:right w:type="dxa" w:w="90"/>
+            </w:tcMar>
+          </w:tcPr>
+          <w:p>
+            <w:pPr>
+              <w:spacing w:after="20"/>
+            </w:pPr>
+            <w:r>
+              <w:rPr>
+                <w:sz w:val="19"/>
+                <w:szCs w:val="19"/>
+              </w:rPr>
+              <w:t xml:space="preserve">Comparisons were not certain enough.</w:t>
+            </w:r>
+          </w:p>
+        </w:tc>
+        <w:tc>
+          <w:tcPr>
+            <w:tcW w:type="dxa" w:w="2654"/>
+            <w:tcBorders>
+              <w:top w:val="single" w:color="BFC7D5" w:sz="4"/>
+              <w:left w:val="single" w:color="BFC7D5" w:sz="4"/>
+              <w:bottom w:val="single" w:color="BFC7D5" w:sz="4"/>
+              <w:right w:val="single" w:color="BFC7D5" w:sz="4"/>
+            </w:tcBorders>
+            <w:shd w:fill="FFFFFF" w:color="auto" w:val="clear"/>
+            <w:tcMar>
+              <w:top w:type="dxa" w:w="50"/>
+              <w:left w:type="dxa" w:w="90"/>
+              <w:bottom w:type="dxa" w:w="50"/>
+              <w:right w:type="dxa" w:w="90"/>
+            </w:tcMar>
+          </w:tcPr>
+          <w:p>
+            <w:pPr>
+              <w:spacing w:after="20"/>
+            </w:pPr>
+            <w:r>
+              <w:rPr>
+                <w:sz w:val="19"/>
+                <w:szCs w:val="19"/>
+              </w:rPr>
+              <w:t xml:space="preserve">HCF/LCM only when the question names it; equations compared only with an answer 'a = …'; prime factors compared as a list; otherwise the AI's answer is never replaced. Final run: no false warnings.</w:t>
+            </w:r>
+          </w:p>
+        </w:tc>
+        <w:tc>
+          <w:tcPr>
+            <w:tcW w:type="dxa" w:w="1276"/>
+            <w:tcBorders>
+              <w:top w:val="single" w:color="BFC7D5" w:sz="4"/>
+              <w:left w:val="single" w:color="BFC7D5" w:sz="4"/>
+              <w:bottom w:val="single" w:color="BFC7D5" w:sz="4"/>
+              <w:right w:val="single" w:color="BFC7D5" w:sz="4"/>
+            </w:tcBorders>
+            <w:shd w:fill="FFFFFF" w:color="auto" w:val="clear"/>
+            <w:tcMar>
+              <w:top w:type="dxa" w:w="50"/>
+              <w:left w:type="dxa" w:w="90"/>
+              <w:bottom w:type="dxa" w:w="50"/>
+              <w:right w:type="dxa" w:w="90"/>
+            </w:tcMar>
+          </w:tcPr>
+          <w:p>
+            <w:pPr>
+              <w:spacing w:after="20"/>
+            </w:pPr>
+            <w:r>
+              <w:rPr>
+                <w:sz w:val="19"/>
+                <w:szCs w:val="19"/>
+              </w:rPr>
+              <w:t xml:space="preserve">Claude's checker mistake, found in end-to-end test</w:t>
+            </w:r>
+          </w:p>
+        </w:tc>
+      </w:tr>
+      <w:tr>
+        <w:trPr>
+          <w:cantSplit/>
+        </w:trPr>
+        <w:tc>
+          <w:tcPr>
+            <w:tcW w:type="dxa" w:w="2654"/>
+            <w:tcBorders>
+              <w:top w:val="single" w:color="BFC7D5" w:sz="4"/>
+              <w:left w:val="single" w:color="BFC7D5" w:sz="4"/>
+              <w:bottom w:val="single" w:color="BFC7D5" w:sz="4"/>
+              <w:right w:val="single" w:color="BFC7D5" w:sz="4"/>
+            </w:tcBorders>
+            <w:shd w:fill="F8FAFC" w:color="auto" w:val="clear"/>
+            <w:tcMar>
+              <w:top w:type="dxa" w:w="50"/>
+              <w:left w:type="dxa" w:w="90"/>
+              <w:bottom w:type="dxa" w:w="50"/>
+              <w:right w:type="dxa" w:w="90"/>
+            </w:tcMar>
+          </w:tcPr>
+          <w:p>
+            <w:pPr>
+              <w:spacing w:after="20"/>
+            </w:pPr>
+            <w:r>
+              <w:rPr>
+                <w:sz w:val="19"/>
+                <w:szCs w:val="19"/>
+              </w:rPr>
+              <w:t xml:space="preserve">'Twin prime numbers' was judged different from 'twin primes'.</w:t>
+            </w:r>
+          </w:p>
+        </w:tc>
+        <w:tc>
+          <w:tcPr>
+            <w:tcW w:type="dxa" w:w="2442"/>
+            <w:tcBorders>
+              <w:top w:val="single" w:color="BFC7D5" w:sz="4"/>
+              <w:left w:val="single" w:color="BFC7D5" w:sz="4"/>
+              <w:bottom w:val="single" w:color="BFC7D5" w:sz="4"/>
+              <w:right w:val="single" w:color="BFC7D5" w:sz="4"/>
+            </w:tcBorders>
+            <w:shd w:fill="F8FAFC" w:color="auto" w:val="clear"/>
+            <w:tcMar>
+              <w:top w:type="dxa" w:w="50"/>
+              <w:left w:type="dxa" w:w="90"/>
+              <w:bottom w:type="dxa" w:w="50"/>
+              <w:right w:type="dxa" w:w="90"/>
+            </w:tcMar>
+          </w:tcPr>
+          <w:p>
+            <w:pPr>
+              <w:spacing w:after="20"/>
+            </w:pPr>
+            <w:r>
+              <w:rPr>
+                <w:sz w:val="19"/>
+                <w:szCs w:val="19"/>
+              </w:rPr>
+              <w:t xml:space="preserve">Word answers were compared as text.</w:t>
+            </w:r>
+          </w:p>
+        </w:tc>
+        <w:tc>
+          <w:tcPr>
+            <w:tcW w:type="dxa" w:w="2654"/>
+            <w:tcBorders>
+              <w:top w:val="single" w:color="BFC7D5" w:sz="4"/>
+              <w:left w:val="single" w:color="BFC7D5" w:sz="4"/>
+              <w:bottom w:val="single" w:color="BFC7D5" w:sz="4"/>
+              <w:right w:val="single" w:color="BFC7D5" w:sz="4"/>
+            </w:tcBorders>
+            <w:shd w:fill="F8FAFC" w:color="auto" w:val="clear"/>
+            <w:tcMar>
+              <w:top w:type="dxa" w:w="50"/>
+              <w:left w:type="dxa" w:w="90"/>
+              <w:bottom w:type="dxa" w:w="50"/>
+              <w:right w:type="dxa" w:w="90"/>
+            </w:tcMar>
+          </w:tcPr>
+          <w:p>
+            <w:pPr>
+              <w:spacing w:after="20"/>
+            </w:pPr>
+            <w:r>
+              <w:rPr>
+                <w:sz w:val="19"/>
+                <w:szCs w:val="19"/>
+              </w:rPr>
+              <w:t xml:space="preserve">Yes/no answers are compared by meaning.</w:t>
+            </w:r>
+          </w:p>
+        </w:tc>
+        <w:tc>
+          <w:tcPr>
+            <w:tcW w:type="dxa" w:w="1276"/>
+            <w:tcBorders>
+              <w:top w:val="single" w:color="BFC7D5" w:sz="4"/>
+              <w:left w:val="single" w:color="BFC7D5" w:sz="4"/>
+              <w:bottom w:val="single" w:color="BFC7D5" w:sz="4"/>
+              <w:right w:val="single" w:color="BFC7D5" w:sz="4"/>
+            </w:tcBorders>
+            <w:shd w:fill="F8FAFC" w:color="auto" w:val="clear"/>
+            <w:tcMar>
+              <w:top w:type="dxa" w:w="50"/>
+              <w:left w:type="dxa" w:w="90"/>
+              <w:bottom w:type="dxa" w:w="50"/>
+              <w:right w:type="dxa" w:w="90"/>
+            </w:tcMar>
+          </w:tcPr>
+          <w:p>
+            <w:pPr>
+              <w:spacing w:after="20"/>
+            </w:pPr>
+            <w:r>
+              <w:rPr>
+                <w:sz w:val="19"/>
+                <w:szCs w:val="19"/>
+              </w:rPr>
+              <w:t xml:space="preserve">Found in end-to-end test</w:t>
+            </w:r>
+          </w:p>
+        </w:tc>
+      </w:tr>
+      <w:tr>
+        <w:trPr>
+          <w:cantSplit/>
+        </w:trPr>
+        <w:tc>
+          <w:tcPr>
+            <w:tcW w:type="dxa" w:w="2654"/>
+            <w:tcBorders>
+              <w:top w:val="single" w:color="BFC7D5" w:sz="4"/>
+              <w:left w:val="single" w:color="BFC7D5" w:sz="4"/>
+              <w:bottom w:val="single" w:color="BFC7D5" w:sz="4"/>
+              <w:right w:val="single" w:color="BFC7D5" w:sz="4"/>
+            </w:tcBorders>
+            <w:shd w:fill="FFFFFF" w:color="auto" w:val="clear"/>
+            <w:tcMar>
+              <w:top w:type="dxa" w:w="50"/>
+              <w:left w:type="dxa" w:w="90"/>
+              <w:bottom w:type="dxa" w:w="50"/>
+              <w:right w:type="dxa" w:w="90"/>
+            </w:tcMar>
+          </w:tcPr>
+          <w:p>
+            <w:pPr>
+              <w:spacing w:after="20"/>
+            </w:pPr>
+            <w:r>
+              <w:rPr>
+                <w:sz w:val="19"/>
+                <w:szCs w:val="19"/>
+              </w:rPr>
+              <w:t xml:space="preserve">Concept names came out as codes ('twin_prime_numbers').</w:t>
+            </w:r>
+          </w:p>
+        </w:tc>
+        <w:tc>
+          <w:tcPr>
+            <w:tcW w:type="dxa" w:w="2442"/>
+            <w:tcBorders>
+              <w:top w:val="single" w:color="BFC7D5" w:sz="4"/>
+              <w:left w:val="single" w:color="BFC7D5" w:sz="4"/>
+              <w:bottom w:val="single" w:color="BFC7D5" w:sz="4"/>
+              <w:right w:val="single" w:color="BFC7D5" w:sz="4"/>
+            </w:tcBorders>
+            <w:shd w:fill="FFFFFF" w:color="auto" w:val="clear"/>
+            <w:tcMar>
+              <w:top w:type="dxa" w:w="50"/>
+              <w:left w:type="dxa" w:w="90"/>
+              <w:bottom w:type="dxa" w:w="50"/>
+              <w:right w:type="dxa" w:w="90"/>
+            </w:tcMar>
+          </w:tcPr>
+          <w:p>
+            <w:pPr>
+              <w:spacing w:after="20"/>
+            </w:pPr>
+            <w:r>
+              <w:rPr>
+                <w:sz w:val="19"/>
+                <w:szCs w:val="19"/>
+              </w:rPr>
+              <w:t xml:space="preserve">The model copied the kind code.</w:t>
+            </w:r>
+          </w:p>
+        </w:tc>
+        <w:tc>
+          <w:tcPr>
+            <w:tcW w:type="dxa" w:w="2654"/>
+            <w:tcBorders>
+              <w:top w:val="single" w:color="BFC7D5" w:sz="4"/>
+              <w:left w:val="single" w:color="BFC7D5" w:sz="4"/>
+              <w:bottom w:val="single" w:color="BFC7D5" w:sz="4"/>
+              <w:right w:val="single" w:color="BFC7D5" w:sz="4"/>
+            </w:tcBorders>
+            <w:shd w:fill="FFFFFF" w:color="auto" w:val="clear"/>
+            <w:tcMar>
+              <w:top w:type="dxa" w:w="50"/>
+              <w:left w:type="dxa" w:w="90"/>
+              <w:bottom w:type="dxa" w:w="50"/>
+              <w:right w:type="dxa" w:w="90"/>
+            </w:tcMar>
+          </w:tcPr>
+          <w:p>
+            <w:pPr>
+              <w:spacing w:after="20"/>
+            </w:pPr>
+            <w:r>
+              <w:rPr>
+                <w:sz w:val="19"/>
+                <w:szCs w:val="19"/>
+              </w:rPr>
+              <w:t xml:space="preserve">Prompt asks for the textbook heading; codes are turned into readable names.</w:t>
+            </w:r>
+          </w:p>
+        </w:tc>
+        <w:tc>
+          <w:tcPr>
+            <w:tcW w:type="dxa" w:w="1276"/>
+            <w:tcBorders>
+              <w:top w:val="single" w:color="BFC7D5" w:sz="4"/>
+              <w:left w:val="single" w:color="BFC7D5" w:sz="4"/>
+              <w:bottom w:val="single" w:color="BFC7D5" w:sz="4"/>
+              <w:right w:val="single" w:color="BFC7D5" w:sz="4"/>
+            </w:tcBorders>
+            <w:shd w:fill="FFFFFF" w:color="auto" w:val="clear"/>
+            <w:tcMar>
+              <w:top w:type="dxa" w:w="50"/>
+              <w:left w:type="dxa" w:w="90"/>
+              <w:bottom w:type="dxa" w:w="50"/>
+              <w:right w:type="dxa" w:w="90"/>
+            </w:tcMar>
+          </w:tcPr>
+          <w:p>
+            <w:pPr>
+              <w:spacing w:after="20"/>
+            </w:pPr>
+            <w:r>
+              <w:rPr>
+                <w:sz w:val="19"/>
+                <w:szCs w:val="19"/>
+              </w:rPr>
+              <w:t xml:space="preserve">Found in end-to-end test</w:t>
+            </w:r>
+          </w:p>
+        </w:tc>
+      </w:tr>
+      <w:tr>
+        <w:trPr>
+          <w:cantSplit/>
+        </w:trPr>
+        <w:tc>
+          <w:tcPr>
+            <w:tcW w:type="dxa" w:w="2654"/>
+            <w:tcBorders>
+              <w:top w:val="single" w:color="BFC7D5" w:sz="4"/>
+              <w:left w:val="single" w:color="BFC7D5" w:sz="4"/>
+              <w:bottom w:val="single" w:color="BFC7D5" w:sz="4"/>
+              <w:right w:val="single" w:color="BFC7D5" w:sz="4"/>
+            </w:tcBorders>
+            <w:shd w:fill="F8FAFC" w:color="auto" w:val="clear"/>
+            <w:tcMar>
+              <w:top w:type="dxa" w:w="50"/>
+              <w:left w:type="dxa" w:w="90"/>
+              <w:bottom w:type="dxa" w:w="50"/>
+              <w:right w:type="dxa" w:w="90"/>
+            </w:tcMar>
+          </w:tcPr>
+          <w:p>
+            <w:pPr>
+              <w:spacing w:after="20"/>
+            </w:pPr>
+            <w:r>
+              <w:rPr>
+                <w:sz w:val="19"/>
+                <w:szCs w:val="19"/>
+              </w:rPr>
+              <w:t xml:space="preserve">One photo download hung for 19 minutes.</w:t>
+            </w:r>
+          </w:p>
+        </w:tc>
+        <w:tc>
+          <w:tcPr>
+            <w:tcW w:type="dxa" w:w="2442"/>
+            <w:tcBorders>
+              <w:top w:val="single" w:color="BFC7D5" w:sz="4"/>
+              <w:left w:val="single" w:color="BFC7D5" w:sz="4"/>
+              <w:bottom w:val="single" w:color="BFC7D5" w:sz="4"/>
+              <w:right w:val="single" w:color="BFC7D5" w:sz="4"/>
+            </w:tcBorders>
+            <w:shd w:fill="F8FAFC" w:color="auto" w:val="clear"/>
+            <w:tcMar>
+              <w:top w:type="dxa" w:w="50"/>
+              <w:left w:type="dxa" w:w="90"/>
+              <w:bottom w:type="dxa" w:w="50"/>
+              <w:right w:type="dxa" w:w="90"/>
+            </w:tcMar>
+          </w:tcPr>
+          <w:p>
+            <w:pPr>
+              <w:spacing w:after="20"/>
+            </w:pPr>
+            <w:r>
+              <w:rPr>
+                <w:sz w:val="19"/>
+                <w:szCs w:val="19"/>
+              </w:rPr>
+              <w:t xml:space="preserve">httpx's timeout is per read; a slow server kept sending a few bytes.</w:t>
+            </w:r>
+          </w:p>
+        </w:tc>
+        <w:tc>
+          <w:tcPr>
+            <w:tcW w:type="dxa" w:w="2654"/>
+            <w:tcBorders>
+              <w:top w:val="single" w:color="BFC7D5" w:sz="4"/>
+              <w:left w:val="single" w:color="BFC7D5" w:sz="4"/>
+              <w:bottom w:val="single" w:color="BFC7D5" w:sz="4"/>
+              <w:right w:val="single" w:color="BFC7D5" w:sz="4"/>
+            </w:tcBorders>
+            <w:shd w:fill="F8FAFC" w:color="auto" w:val="clear"/>
+            <w:tcMar>
+              <w:top w:type="dxa" w:w="50"/>
+              <w:left w:type="dxa" w:w="90"/>
+              <w:bottom w:type="dxa" w:w="50"/>
+              <w:right w:type="dxa" w:w="90"/>
+            </w:tcMar>
+          </w:tcPr>
+          <w:p>
+            <w:pPr>
+              <w:spacing w:after="20"/>
+            </w:pPr>
+            <w:r>
+              <w:rPr>
+                <w:sz w:val="19"/>
+                <w:szCs w:val="19"/>
+              </w:rPr>
+              <w:t xml:space="preserve">Streamed downloads with a 30 s total limit and size cap; 150 s per search.</w:t>
+            </w:r>
+          </w:p>
+        </w:tc>
+        <w:tc>
+          <w:tcPr>
+            <w:tcW w:type="dxa" w:w="1276"/>
+            <w:tcBorders>
+              <w:top w:val="single" w:color="BFC7D5" w:sz="4"/>
+              <w:left w:val="single" w:color="BFC7D5" w:sz="4"/>
+              <w:bottom w:val="single" w:color="BFC7D5" w:sz="4"/>
+              <w:right w:val="single" w:color="BFC7D5" w:sz="4"/>
+            </w:tcBorders>
+            <w:shd w:fill="F8FAFC" w:color="auto" w:val="clear"/>
+            <w:tcMar>
+              <w:top w:type="dxa" w:w="50"/>
+              <w:left w:type="dxa" w:w="90"/>
+              <w:bottom w:type="dxa" w:w="50"/>
+              <w:right w:type="dxa" w:w="90"/>
+            </w:tcMar>
+          </w:tcPr>
+          <w:p>
+            <w:pPr>
+              <w:spacing w:after="20"/>
+            </w:pPr>
+            <w:r>
+              <w:rPr>
+                <w:sz w:val="19"/>
+                <w:szCs w:val="19"/>
+              </w:rPr>
+              <w:t xml:space="preserve">Found in end-to-end test</w:t>
+            </w:r>
+          </w:p>
+        </w:tc>
+      </w:tr>
+      <w:tr>
+        <w:trPr>
+          <w:cantSplit/>
+        </w:trPr>
+        <w:tc>
+          <w:tcPr>
+            <w:tcW w:type="dxa" w:w="2654"/>
+            <w:tcBorders>
+              <w:top w:val="single" w:color="BFC7D5" w:sz="4"/>
+              <w:left w:val="single" w:color="BFC7D5" w:sz="4"/>
+              <w:bottom w:val="single" w:color="BFC7D5" w:sz="4"/>
+              <w:right w:val="single" w:color="BFC7D5" w:sz="4"/>
+            </w:tcBorders>
+            <w:shd w:fill="FFFFFF" w:color="auto" w:val="clear"/>
+            <w:tcMar>
+              <w:top w:type="dxa" w:w="50"/>
+              <w:left w:type="dxa" w:w="90"/>
+              <w:bottom w:type="dxa" w:w="50"/>
+              <w:right w:type="dxa" w:w="90"/>
+            </w:tcMar>
+          </w:tcPr>
+          <w:p>
+            <w:pPr>
+              <w:spacing w:after="20"/>
+            </w:pPr>
+            <w:r>
+              <w:rPr>
+                <w:sz w:val="19"/>
+                <w:szCs w:val="19"/>
+              </w:rPr>
+              <w:t xml:space="preserve">Wrong photos for abstract phrases (a planet chart for 'number chart', a bus timetable for 'school bell timetable').</w:t>
+            </w:r>
+          </w:p>
+        </w:tc>
+        <w:tc>
+          <w:tcPr>
+            <w:tcW w:type="dxa" w:w="2442"/>
+            <w:tcBorders>
+              <w:top w:val="single" w:color="BFC7D5" w:sz="4"/>
+              <w:left w:val="single" w:color="BFC7D5" w:sz="4"/>
+              <w:bottom w:val="single" w:color="BFC7D5" w:sz="4"/>
+              <w:right w:val="single" w:color="BFC7D5" w:sz="4"/>
+            </w:tcBorders>
+            <w:shd w:fill="FFFFFF" w:color="auto" w:val="clear"/>
+            <w:tcMar>
+              <w:top w:type="dxa" w:w="50"/>
+              <w:left w:type="dxa" w:w="90"/>
+              <w:bottom w:type="dxa" w:w="50"/>
+              <w:right w:type="dxa" w:w="90"/>
+            </w:tcMar>
+          </w:tcPr>
+          <w:p>
+            <w:pPr>
+              <w:spacing w:after="20"/>
+            </w:pPr>
+            <w:r>
+              <w:rPr>
+                <w:sz w:val="19"/>
+                <w:szCs w:val="19"/>
+              </w:rPr>
+              <w:t xml:space="preserve">The AI asked for things a camera cannot photograph; the small vision model's caption then matched.</w:t>
+            </w:r>
+          </w:p>
+        </w:tc>
+        <w:tc>
+          <w:tcPr>
+            <w:tcW w:type="dxa" w:w="2654"/>
+            <w:tcBorders>
+              <w:top w:val="single" w:color="BFC7D5" w:sz="4"/>
+              <w:left w:val="single" w:color="BFC7D5" w:sz="4"/>
+              <w:bottom w:val="single" w:color="BFC7D5" w:sz="4"/>
+              <w:right w:val="single" w:color="BFC7D5" w:sz="4"/>
+            </w:tcBorders>
+            <w:shd w:fill="FFFFFF" w:color="auto" w:val="clear"/>
+            <w:tcMar>
+              <w:top w:type="dxa" w:w="50"/>
+              <w:left w:type="dxa" w:w="90"/>
+              <w:bottom w:type="dxa" w:w="50"/>
+              <w:right w:type="dxa" w:w="90"/>
+            </w:tcMar>
+          </w:tcPr>
+          <w:p>
+            <w:pPr>
+              <w:spacing w:after="20"/>
+            </w:pPr>
+            <w:r>
+              <w:rPr>
+                <w:sz w:val="19"/>
+                <w:szCs w:val="19"/>
+              </w:rPr>
+              <w:t xml:space="preserve">Prompt requires concrete photo phrases (good/bad examples); teacher's 'Wrong photo' button. Run 2: 24 of 27 photos clearly right.</w:t>
+            </w:r>
+          </w:p>
+        </w:tc>
+        <w:tc>
+          <w:tcPr>
+            <w:tcW w:type="dxa" w:w="1276"/>
+            <w:tcBorders>
+              <w:top w:val="single" w:color="BFC7D5" w:sz="4"/>
+              <w:left w:val="single" w:color="BFC7D5" w:sz="4"/>
+              <w:bottom w:val="single" w:color="BFC7D5" w:sz="4"/>
+              <w:right w:val="single" w:color="BFC7D5" w:sz="4"/>
+            </w:tcBorders>
+            <w:shd w:fill="FFFFFF" w:color="auto" w:val="clear"/>
+            <w:tcMar>
+              <w:top w:type="dxa" w:w="50"/>
+              <w:left w:type="dxa" w:w="90"/>
+              <w:bottom w:type="dxa" w:w="50"/>
+              <w:right w:type="dxa" w:w="90"/>
+            </w:tcMar>
+          </w:tcPr>
+          <w:p>
+            <w:pPr>
+              <w:spacing w:after="20"/>
+            </w:pPr>
+            <w:r>
+              <w:rPr>
+                <w:sz w:val="19"/>
+                <w:szCs w:val="19"/>
+              </w:rPr>
+              <w:t xml:space="preserve">Found in end-to-end test</w:t>
+            </w:r>
+          </w:p>
+        </w:tc>
+      </w:tr>
+      <w:tr>
+        <w:trPr>
+          <w:cantSplit/>
+        </w:trPr>
+        <w:tc>
+          <w:tcPr>
+            <w:tcW w:type="dxa" w:w="2654"/>
+            <w:tcBorders>
+              <w:top w:val="single" w:color="BFC7D5" w:sz="4"/>
+              <w:left w:val="single" w:color="BFC7D5" w:sz="4"/>
+              <w:bottom w:val="single" w:color="BFC7D5" w:sz="4"/>
+              <w:right w:val="single" w:color="BFC7D5" w:sz="4"/>
+            </w:tcBorders>
+            <w:shd w:fill="F8FAFC" w:color="auto" w:val="clear"/>
+            <w:tcMar>
+              <w:top w:type="dxa" w:w="50"/>
+              <w:left w:type="dxa" w:w="90"/>
+              <w:bottom w:type="dxa" w:w="50"/>
+              <w:right w:type="dxa" w:w="90"/>
+            </w:tcMar>
+          </w:tcPr>
+          <w:p>
+            <w:pPr>
+              <w:spacing w:after="20"/>
+            </w:pPr>
+            <w:r>
+              <w:rPr>
+                <w:sz w:val="19"/>
+                <w:szCs w:val="19"/>
+              </w:rPr>
+              <w:t xml:space="preserve">A publisher's logo was accepted for 'open book'.</w:t>
+            </w:r>
+          </w:p>
+        </w:tc>
+        <w:tc>
+          <w:tcPr>
+            <w:tcW w:type="dxa" w:w="2442"/>
+            <w:tcBorders>
+              <w:top w:val="single" w:color="BFC7D5" w:sz="4"/>
+              <w:left w:val="single" w:color="BFC7D5" w:sz="4"/>
+              <w:bottom w:val="single" w:color="BFC7D5" w:sz="4"/>
+              <w:right w:val="single" w:color="BFC7D5" w:sz="4"/>
+            </w:tcBorders>
+            <w:shd w:fill="F8FAFC" w:color="auto" w:val="clear"/>
+            <w:tcMar>
+              <w:top w:type="dxa" w:w="50"/>
+              <w:left w:type="dxa" w:w="90"/>
+              <w:bottom w:type="dxa" w:w="50"/>
+              <w:right w:type="dxa" w:w="90"/>
+            </w:tcMar>
+          </w:tcPr>
+          <w:p>
+            <w:pPr>
+              <w:spacing w:after="20"/>
+            </w:pPr>
+            <w:r>
+              <w:rPr>
+                <w:sz w:val="19"/>
+                <w:szCs w:val="19"/>
+              </w:rPr>
+              <w:t xml:space="preserve">Vision caption matched.</w:t>
+            </w:r>
+          </w:p>
+        </w:tc>
+        <w:tc>
+          <w:tcPr>
+            <w:tcW w:type="dxa" w:w="2654"/>
+            <w:tcBorders>
+              <w:top w:val="single" w:color="BFC7D5" w:sz="4"/>
+              <w:left w:val="single" w:color="BFC7D5" w:sz="4"/>
+              <w:bottom w:val="single" w:color="BFC7D5" w:sz="4"/>
+              <w:right w:val="single" w:color="BFC7D5" w:sz="4"/>
+            </w:tcBorders>
+            <w:shd w:fill="F8FAFC" w:color="auto" w:val="clear"/>
+            <w:tcMar>
+              <w:top w:type="dxa" w:w="50"/>
+              <w:left w:type="dxa" w:w="90"/>
+              <w:bottom w:type="dxa" w:w="50"/>
+              <w:right w:type="dxa" w:w="90"/>
+            </w:tcMar>
+          </w:tcPr>
+          <w:p>
+            <w:pPr>
+              <w:spacing w:after="20"/>
+            </w:pPr>
+            <w:r>
+              <w:rPr>
+                <w:sz w:val="19"/>
+                <w:szCs w:val="19"/>
+              </w:rPr>
+              <w:t xml:space="preserve">Titles with logo/icon/map/chart/flag… are skipped, also for stored photos.</w:t>
+            </w:r>
+          </w:p>
+        </w:tc>
+        <w:tc>
+          <w:tcPr>
+            <w:tcW w:type="dxa" w:w="1276"/>
+            <w:tcBorders>
+              <w:top w:val="single" w:color="BFC7D5" w:sz="4"/>
+              <w:left w:val="single" w:color="BFC7D5" w:sz="4"/>
+              <w:bottom w:val="single" w:color="BFC7D5" w:sz="4"/>
+              <w:right w:val="single" w:color="BFC7D5" w:sz="4"/>
+            </w:tcBorders>
+            <w:shd w:fill="F8FAFC" w:color="auto" w:val="clear"/>
+            <w:tcMar>
+              <w:top w:type="dxa" w:w="50"/>
+              <w:left w:type="dxa" w:w="90"/>
+              <w:bottom w:type="dxa" w:w="50"/>
+              <w:right w:type="dxa" w:w="90"/>
+            </w:tcMar>
+          </w:tcPr>
+          <w:p>
+            <w:pPr>
+              <w:spacing w:after="20"/>
+            </w:pPr>
+            <w:r>
+              <w:rPr>
+                <w:sz w:val="19"/>
+                <w:szCs w:val="19"/>
+              </w:rPr>
+              <w:t xml:space="preserve">Found by inspecting the photos</w:t>
+            </w:r>
+          </w:p>
+        </w:tc>
+      </w:tr>
+      <w:tr>
+        <w:trPr>
+          <w:cantSplit/>
+        </w:trPr>
+        <w:tc>
+          <w:tcPr>
+            <w:tcW w:type="dxa" w:w="2654"/>
+            <w:tcBorders>
+              <w:top w:val="single" w:color="BFC7D5" w:sz="4"/>
+              <w:left w:val="single" w:color="BFC7D5" w:sz="4"/>
+              <w:bottom w:val="single" w:color="BFC7D5" w:sz="4"/>
+              <w:right w:val="single" w:color="BFC7D5" w:sz="4"/>
+            </w:tcBorders>
+            <w:shd w:fill="FFFFFF" w:color="auto" w:val="clear"/>
+            <w:tcMar>
+              <w:top w:type="dxa" w:w="50"/>
+              <w:left w:type="dxa" w:w="90"/>
+              <w:bottom w:type="dxa" w:w="50"/>
+              <w:right w:type="dxa" w:w="90"/>
+            </w:tcMar>
+          </w:tcPr>
+          <w:p>
+            <w:pPr>
+              <w:spacing w:after="20"/>
+            </w:pPr>
+            <w:r>
+              <w:rPr>
+                <w:sz w:val="19"/>
+                <w:szCs w:val="19"/>
+              </w:rPr>
+              <w:t xml:space="preserve">Regex word boundaries became invisible control characters in 2 files.</w:t>
+            </w:r>
+          </w:p>
+        </w:tc>
+        <w:tc>
+          <w:tcPr>
+            <w:tcW w:type="dxa" w:w="2442"/>
+            <w:tcBorders>
+              <w:top w:val="single" w:color="BFC7D5" w:sz="4"/>
+              <w:left w:val="single" w:color="BFC7D5" w:sz="4"/>
+              <w:bottom w:val="single" w:color="BFC7D5" w:sz="4"/>
+              <w:right w:val="single" w:color="BFC7D5" w:sz="4"/>
+            </w:tcBorders>
+            <w:shd w:fill="FFFFFF" w:color="auto" w:val="clear"/>
+            <w:tcMar>
+              <w:top w:type="dxa" w:w="50"/>
+              <w:left w:type="dxa" w:w="90"/>
+              <w:bottom w:type="dxa" w:w="50"/>
+              <w:right w:type="dxa" w:w="90"/>
+            </w:tcMar>
+          </w:tcPr>
+          <w:p>
+            <w:pPr>
+              <w:spacing w:after="20"/>
+            </w:pPr>
+            <w:r>
+              <w:rPr>
+                <w:sz w:val="19"/>
+                <w:szCs w:val="19"/>
+              </w:rPr>
+              <w:t xml:space="preserve">Claude wrote '\\b' through a shell here-document, which turned it into a backspace character.</w:t>
+            </w:r>
+          </w:p>
+        </w:tc>
+        <w:tc>
+          <w:tcPr>
+            <w:tcW w:type="dxa" w:w="2654"/>
+            <w:tcBorders>
+              <w:top w:val="single" w:color="BFC7D5" w:sz="4"/>
+              <w:left w:val="single" w:color="BFC7D5" w:sz="4"/>
+              <w:bottom w:val="single" w:color="BFC7D5" w:sz="4"/>
+              <w:right w:val="single" w:color="BFC7D5" w:sz="4"/>
+            </w:tcBorders>
+            <w:shd w:fill="FFFFFF" w:color="auto" w:val="clear"/>
+            <w:tcMar>
+              <w:top w:type="dxa" w:w="50"/>
+              <w:left w:type="dxa" w:w="90"/>
+              <w:bottom w:type="dxa" w:w="50"/>
+              <w:right w:type="dxa" w:w="90"/>
+            </w:tcMar>
+          </w:tcPr>
+          <w:p>
+            <w:pPr>
+              <w:spacing w:after="20"/>
+            </w:pPr>
+            <w:r>
+              <w:rPr>
+                <w:sz w:val="19"/>
+                <w:szCs w:val="19"/>
+              </w:rPr>
+              <w:t xml:space="preserve">Repaired with character codes; all files scanned; edits with regexes now go through script files.</w:t>
+            </w:r>
+          </w:p>
+        </w:tc>
+        <w:tc>
+          <w:tcPr>
+            <w:tcW w:type="dxa" w:w="1276"/>
+            <w:tcBorders>
+              <w:top w:val="single" w:color="BFC7D5" w:sz="4"/>
+              <w:left w:val="single" w:color="BFC7D5" w:sz="4"/>
+              <w:bottom w:val="single" w:color="BFC7D5" w:sz="4"/>
+              <w:right w:val="single" w:color="BFC7D5" w:sz="4"/>
+            </w:tcBorders>
+            <w:shd w:fill="FFFFFF" w:color="auto" w:val="clear"/>
+            <w:tcMar>
+              <w:top w:type="dxa" w:w="50"/>
+              <w:left w:type="dxa" w:w="90"/>
+              <w:bottom w:type="dxa" w:w="50"/>
+              <w:right w:type="dxa" w:w="90"/>
+            </w:tcMar>
+          </w:tcPr>
+          <w:p>
+            <w:pPr>
+              <w:spacing w:after="20"/>
+            </w:pPr>
+            <w:r>
+              <w:rPr>
+                <w:sz w:val="19"/>
+                <w:szCs w:val="19"/>
+              </w:rPr>
+              <w:t xml:space="preserve">Claude tooling slip (caught by testing)</w:t>
+            </w:r>
+          </w:p>
+        </w:tc>
+      </w:tr>
+      <w:tr>
+        <w:trPr>
+          <w:cantSplit/>
+        </w:trPr>
+        <w:tc>
+          <w:tcPr>
+            <w:tcW w:type="dxa" w:w="2654"/>
+            <w:tcBorders>
+              <w:top w:val="single" w:color="BFC7D5" w:sz="4"/>
+              <w:left w:val="single" w:color="BFC7D5" w:sz="4"/>
+              <w:bottom w:val="single" w:color="BFC7D5" w:sz="4"/>
+              <w:right w:val="single" w:color="BFC7D5" w:sz="4"/>
+            </w:tcBorders>
+            <w:shd w:fill="F8FAFC" w:color="auto" w:val="clear"/>
+            <w:tcMar>
+              <w:top w:type="dxa" w:w="50"/>
+              <w:left w:type="dxa" w:w="90"/>
+              <w:bottom w:type="dxa" w:w="50"/>
+              <w:right w:type="dxa" w:w="90"/>
+            </w:tcMar>
+          </w:tcPr>
+          <w:p>
+            <w:pPr>
+              <w:spacing w:after="20"/>
+            </w:pPr>
+            <w:r>
+              <w:rPr>
+                <w:sz w:val="19"/>
+                <w:szCs w:val="19"/>
+              </w:rPr>
+              <w:t xml:space="preserve">Maths kit layout faults: factor-tree result over a circle, angle view off the frame, mirrored 3D door arc, hidden laptop label, text overflow.</w:t>
+            </w:r>
+          </w:p>
+        </w:tc>
+        <w:tc>
+          <w:tcPr>
+            <w:tcW w:type="dxa" w:w="2442"/>
+            <w:tcBorders>
+              <w:top w:val="single" w:color="BFC7D5" w:sz="4"/>
+              <w:left w:val="single" w:color="BFC7D5" w:sz="4"/>
+              <w:bottom w:val="single" w:color="BFC7D5" w:sz="4"/>
+              <w:right w:val="single" w:color="BFC7D5" w:sz="4"/>
+            </w:tcBorders>
+            <w:shd w:fill="F8FAFC" w:color="auto" w:val="clear"/>
+            <w:tcMar>
+              <w:top w:type="dxa" w:w="50"/>
+              <w:left w:type="dxa" w:w="90"/>
+              <w:bottom w:type="dxa" w:w="50"/>
+              <w:right w:type="dxa" w:w="90"/>
+            </w:tcMar>
+          </w:tcPr>
+          <w:p>
+            <w:pPr>
+              <w:spacing w:after="20"/>
+            </w:pPr>
+            <w:r>
+              <w:rPr>
+                <w:sz w:val="19"/>
+                <w:szCs w:val="19"/>
+              </w:rPr>
+              <w:t xml:space="preserve">First drafts.</w:t>
+            </w:r>
+          </w:p>
+        </w:tc>
+        <w:tc>
+          <w:tcPr>
+            <w:tcW w:type="dxa" w:w="2654"/>
+            <w:tcBorders>
+              <w:top w:val="single" w:color="BFC7D5" w:sz="4"/>
+              <w:left w:val="single" w:color="BFC7D5" w:sz="4"/>
+              <w:bottom w:val="single" w:color="BFC7D5" w:sz="4"/>
+              <w:right w:val="single" w:color="BFC7D5" w:sz="4"/>
+            </w:tcBorders>
+            <w:shd w:fill="F8FAFC" w:color="auto" w:val="clear"/>
+            <w:tcMar>
+              <w:top w:type="dxa" w:w="50"/>
+              <w:left w:type="dxa" w:w="90"/>
+              <w:bottom w:type="dxa" w:w="50"/>
+              <w:right w:type="dxa" w:w="90"/>
+            </w:tcMar>
+          </w:tcPr>
+          <w:p>
+            <w:pPr>
+              <w:spacing w:after="20"/>
+            </w:pPr>
+            <w:r>
+              <w:rPr>
+                <w:sz w:val="19"/>
+                <w:szCs w:val="19"/>
+              </w:rPr>
+              <w:t xml:space="preserve">Fixed after screenshots of every scene.</w:t>
+            </w:r>
+          </w:p>
+        </w:tc>
+        <w:tc>
+          <w:tcPr>
+            <w:tcW w:type="dxa" w:w="1276"/>
+            <w:tcBorders>
+              <w:top w:val="single" w:color="BFC7D5" w:sz="4"/>
+              <w:left w:val="single" w:color="BFC7D5" w:sz="4"/>
+              <w:bottom w:val="single" w:color="BFC7D5" w:sz="4"/>
+              <w:right w:val="single" w:color="BFC7D5" w:sz="4"/>
+            </w:tcBorders>
+            <w:shd w:fill="F8FAFC" w:color="auto" w:val="clear"/>
+            <w:tcMar>
+              <w:top w:type="dxa" w:w="50"/>
+              <w:left w:type="dxa" w:w="90"/>
+              <w:bottom w:type="dxa" w:w="50"/>
+              <w:right w:type="dxa" w:w="90"/>
+            </w:tcMar>
+          </w:tcPr>
+          <w:p>
+            <w:pPr>
+              <w:spacing w:after="20"/>
+            </w:pPr>
+            <w:r>
+              <w:rPr>
+                <w:sz w:val="19"/>
+                <w:szCs w:val="19"/>
+              </w:rPr>
+              <w:t xml:space="preserve">Claude caught before delivery</w:t>
+            </w:r>
+          </w:p>
+        </w:tc>
+      </w:tr>
+      <w:tr>
+        <w:trPr>
+          <w:cantSplit/>
+        </w:trPr>
+        <w:tc>
+          <w:tcPr>
+            <w:tcW w:type="dxa" w:w="2654"/>
+            <w:tcBorders>
+              <w:top w:val="single" w:color="BFC7D5" w:sz="4"/>
+              <w:left w:val="single" w:color="BFC7D5" w:sz="4"/>
+              <w:bottom w:val="single" w:color="BFC7D5" w:sz="4"/>
+              <w:right w:val="single" w:color="BFC7D5" w:sz="4"/>
+            </w:tcBorders>
+            <w:shd w:fill="FFFFFF" w:color="auto" w:val="clear"/>
+            <w:tcMar>
+              <w:top w:type="dxa" w:w="50"/>
+              <w:left w:type="dxa" w:w="90"/>
+              <w:bottom w:type="dxa" w:w="50"/>
+              <w:right w:type="dxa" w:w="90"/>
+            </w:tcMar>
+          </w:tcPr>
+          <w:p>
+            <w:pPr>
+              <w:spacing w:after="20"/>
+            </w:pPr>
+            <w:r>
+              <w:rPr>
+                <w:sz w:val="19"/>
+                <w:szCs w:val="19"/>
+              </w:rPr>
+              <w:t xml:space="preserve">The new code folder app/media/ was invisible to git (it would have been left out of the owner's commit).</w:t>
+            </w:r>
+          </w:p>
+        </w:tc>
+        <w:tc>
+          <w:tcPr>
+            <w:tcW w:type="dxa" w:w="2442"/>
+            <w:tcBorders>
+              <w:top w:val="single" w:color="BFC7D5" w:sz="4"/>
+              <w:left w:val="single" w:color="BFC7D5" w:sz="4"/>
+              <w:bottom w:val="single" w:color="BFC7D5" w:sz="4"/>
+              <w:right w:val="single" w:color="BFC7D5" w:sz="4"/>
+            </w:tcBorders>
+            <w:shd w:fill="FFFFFF" w:color="auto" w:val="clear"/>
+            <w:tcMar>
+              <w:top w:type="dxa" w:w="50"/>
+              <w:left w:type="dxa" w:w="90"/>
+              <w:bottom w:type="dxa" w:w="50"/>
+              <w:right w:type="dxa" w:w="90"/>
+            </w:tcMar>
+          </w:tcPr>
+          <w:p>
+            <w:pPr>
+              <w:spacing w:after="20"/>
+            </w:pPr>
+            <w:r>
+              <w:rPr>
+                <w:sz w:val="19"/>
+                <w:szCs w:val="19"/>
+              </w:rPr>
+              <w:t xml:space="preserve">The .gitignore rule 'media/' (meant for generated media) matched every folder named media.</w:t>
+            </w:r>
+          </w:p>
+        </w:tc>
+        <w:tc>
+          <w:tcPr>
+            <w:tcW w:type="dxa" w:w="2654"/>
+            <w:tcBorders>
+              <w:top w:val="single" w:color="BFC7D5" w:sz="4"/>
+              <w:left w:val="single" w:color="BFC7D5" w:sz="4"/>
+              <w:bottom w:val="single" w:color="BFC7D5" w:sz="4"/>
+              <w:right w:val="single" w:color="BFC7D5" w:sz="4"/>
+            </w:tcBorders>
+            <w:shd w:fill="FFFFFF" w:color="auto" w:val="clear"/>
+            <w:tcMar>
+              <w:top w:type="dxa" w:w="50"/>
+              <w:left w:type="dxa" w:w="90"/>
+              <w:bottom w:type="dxa" w:w="50"/>
+              <w:right w:type="dxa" w:w="90"/>
+            </w:tcMar>
+          </w:tcPr>
+          <w:p>
+            <w:pPr>
+              <w:spacing w:after="20"/>
+            </w:pPr>
+            <w:r>
+              <w:rPr>
+                <w:sz w:val="19"/>
+                <w:szCs w:val="19"/>
+              </w:rPr>
+              <w:t xml:space="preserve">Rule narrowed to '/media/'; downloaded photos stay out of git because they live in data/.</w:t>
+            </w:r>
+          </w:p>
+        </w:tc>
+        <w:tc>
+          <w:tcPr>
+            <w:tcW w:type="dxa" w:w="1276"/>
+            <w:tcBorders>
+              <w:top w:val="single" w:color="BFC7D5" w:sz="4"/>
+              <w:left w:val="single" w:color="BFC7D5" w:sz="4"/>
+              <w:bottom w:val="single" w:color="BFC7D5" w:sz="4"/>
+              <w:right w:val="single" w:color="BFC7D5" w:sz="4"/>
+            </w:tcBorders>
+            <w:shd w:fill="FFFFFF" w:color="auto" w:val="clear"/>
+            <w:tcMar>
+              <w:top w:type="dxa" w:w="50"/>
+              <w:left w:type="dxa" w:w="90"/>
+              <w:bottom w:type="dxa" w:w="50"/>
+              <w:right w:type="dxa" w:w="90"/>
+            </w:tcMar>
+          </w:tcPr>
+          <w:p>
+            <w:pPr>
+              <w:spacing w:after="20"/>
+            </w:pPr>
+            <w:r>
+              <w:rPr>
+                <w:sz w:val="19"/>
+                <w:szCs w:val="19"/>
+              </w:rPr>
+              <w:t xml:space="preserve">Claude caught before delivery</w:t>
+            </w:r>
+          </w:p>
+        </w:tc>
+      </w:tr>
+    </w:tbl>
+    <w:p>
+      <w:pPr>
+        <w:spacing w:after="120"/>
+      </w:pPr>
+    </w:p>
+    <w:p>
+      <w:pPr>
+        <w:pStyle w:val="Heading2"/>
+      </w:pPr>
+      <w:r>
+        <w:t xml:space="preserve">Key code and why</w:t>
+      </w:r>
+    </w:p>
+    <w:p>
+      <w:pPr>
+        <w:pStyle w:val="Heading3"/>
+      </w:pPr>
+      <w:r>
+        <w:t xml:space="preserve">app/lessons/maths.py</w:t>
+      </w:r>
+    </w:p>
+    <w:p>
+      <w:pPr>
+        <w:spacing w:after="100" w:line="276"/>
+      </w:pPr>
+      <w:r>
+        <w:t xml:space="preserve">An AI answer is replaced only when the comparison is certain.</w:t>
+      </w:r>
+    </w:p>
+    <w:p>
+      <w:pPr>
+        <w:keepNext/>
+        <w:keepLines/>
+        <w:shd w:fill="F3F4F6" w:color="auto" w:val="clear"/>
+        <w:spacing w:after="0" w:before="40" w:line="240"/>
+        <w:ind w:left="200" w:right="200"/>
+      </w:pPr>
+      <w:r>
+        <w:rPr>
+          <w:rFonts w:ascii="Consolas" w:cs="Consolas" w:eastAsia="Consolas" w:hAnsi="Consolas"/>
+          <w:sz w:val="17"/>
+          <w:szCs w:val="17"/>
+        </w:rPr>
+        <w:t xml:space="preserve">if kind in _NAMES_OPERATION and len(numbers) &gt;= 2:</w:t>
+      </w:r>
+    </w:p>
+    <w:p>
+      <w:pPr>
+        <w:keepNext/>
+        <w:keepLines/>
+        <w:shd w:fill="F3F4F6" w:color="auto" w:val="clear"/>
+        <w:spacing w:after="0" w:before="0" w:line="240"/>
+        <w:ind w:left="200" w:right="200"/>
+      </w:pPr>
+      <w:r>
+        <w:rPr>
+          <w:rFonts w:ascii="Consolas" w:cs="Consolas" w:eastAsia="Consolas" w:hAnsi="Consolas"/>
+          <w:sz w:val="17"/>
+          <w:szCs w:val="17"/>
+        </w:rPr>
+        <w:t xml:space="preserve">    if text and not _NAMES_OPERATION[kind].search(text):</w:t>
+      </w:r>
+    </w:p>
+    <w:p>
+      <w:pPr>
+        <w:keepNext/>
+        <w:keepLines/>
+        <w:shd w:fill="F3F4F6" w:color="auto" w:val="clear"/>
+        <w:spacing w:after="0" w:before="0" w:line="240"/>
+        <w:ind w:left="200" w:right="200"/>
+      </w:pPr>
+      <w:r>
+        <w:rPr>
+          <w:rFonts w:ascii="Consolas" w:cs="Consolas" w:eastAsia="Consolas" w:hAnsi="Consolas"/>
+          <w:sz w:val="17"/>
+          <w:szCs w:val="17"/>
+        </w:rPr>
+        <w:t xml:space="preserve">        return dict(_UNCHECKED)  # e.g. simplest form of a fraction</w:t>
+      </w:r>
+    </w:p>
+    <w:p>
+      <w:pPr>
+        <w:keepNext/>
+        <w:keepLines/>
+        <w:shd w:fill="F3F4F6" w:color="auto" w:val="clear"/>
+        <w:spacing w:after="0" w:before="0" w:line="240"/>
+        <w:ind w:left="200" w:right="200"/>
+      </w:pPr>
+      <w:r>
+        <w:rPr>
+          <w:rFonts w:ascii="Consolas" w:cs="Consolas" w:eastAsia="Consolas" w:hAnsi="Consolas"/>
+          <w:sz w:val="17"/>
+          <w:szCs w:val="17"/>
+        </w:rPr>
+        <w:t xml:space="preserve">    computed = str(hcf(numbers) if kind == 'hcf' else lcm(numbers))</w:t>
+      </w:r>
+    </w:p>
+    <w:p>
+      <w:pPr>
+        <w:keepNext w:val="false"/>
+        <w:keepLines/>
+        <w:shd w:fill="F3F4F6" w:color="auto" w:val="clear"/>
+        <w:spacing w:after="140" w:before="0" w:line="240"/>
+        <w:ind w:left="200" w:right="200"/>
+      </w:pPr>
+      <w:r>
+        <w:rPr>
+          <w:rFonts w:ascii="Consolas" w:cs="Consolas" w:eastAsia="Consolas" w:hAnsi="Consolas"/>
+          <w:sz w:val="17"/>
+          <w:szCs w:val="17"/>
+        </w:rPr>
+        <w:t xml:space="preserve">    ok = (stated_numbers == [computed]) if len(stated_numbers) == 1 else None</w:t>
+      </w:r>
+    </w:p>
+    <w:p>
+      <w:pPr>
+        <w:pStyle w:val="Heading3"/>
+      </w:pPr>
+      <w:r>
+        <w:t xml:space="preserve">app/media/finder.py</w:t>
+      </w:r>
+    </w:p>
+    <w:p>
+      <w:pPr>
+        <w:spacing w:after="100" w:line="276"/>
+      </w:pPr>
+      <w:r>
+        <w:t xml:space="preserve">A photo is kept only if the local vision model's description matches the wanted thing.</w:t>
+      </w:r>
+    </w:p>
+    <w:p>
+      <w:pPr>
+        <w:keepNext/>
+        <w:keepLines/>
+        <w:shd w:fill="F3F4F6" w:color="auto" w:val="clear"/>
+        <w:spacing w:after="0" w:before="40" w:line="240"/>
+        <w:ind w:left="200" w:right="200"/>
+      </w:pPr>
+      <w:r>
+        <w:rPr>
+          <w:rFonts w:ascii="Consolas" w:cs="Consolas" w:eastAsia="Consolas" w:hAnsi="Consolas"/>
+          <w:sz w:val="17"/>
+          <w:szCs w:val="17"/>
+        </w:rPr>
+        <w:t xml:space="preserve">similarity = self._similarity(query, caption) if caption else 0.0</w:t>
+      </w:r>
+    </w:p>
+    <w:p>
+      <w:pPr>
+        <w:keepNext w:val="false"/>
+        <w:keepLines/>
+        <w:shd w:fill="F3F4F6" w:color="auto" w:val="clear"/>
+        <w:spacing w:after="140" w:before="0" w:line="240"/>
+        <w:ind w:left="200" w:right="200"/>
+      </w:pPr>
+      <w:r>
+        <w:rPr>
+          <w:rFonts w:ascii="Consolas" w:cs="Consolas" w:eastAsia="Consolas" w:hAnsi="Consolas"/>
+          <w:sz w:val="17"/>
+          <w:szCs w:val="17"/>
+        </w:rPr>
+        <w:t xml:space="preserve">fits = similarity &gt;= CAPTION_MATCH or (said_yes and similarity &gt;= CAPTION_MIN)</w:t>
+      </w:r>
+    </w:p>
+    <w:p>
+      <w:pPr>
+        <w:pStyle w:val="Heading3"/>
+      </w:pPr>
+      <w:r>
+        <w:t xml:space="preserve">app/ingestion/quality.py</w:t>
+      </w:r>
+    </w:p>
+    <w:p>
+      <w:pPr>
+        <w:spacing w:after="100" w:line="276"/>
+      </w:pPr>
+      <w:r>
+        <w:t xml:space="preserve">A file with several chapters becomes one lesson per chapter.</w:t>
+      </w:r>
+    </w:p>
+    <w:p>
+      <w:pPr>
+        <w:keepNext/>
+        <w:keepLines/>
+        <w:shd w:fill="F3F4F6" w:color="auto" w:val="clear"/>
+        <w:spacing w:after="0" w:before="40" w:line="240"/>
+        <w:ind w:left="200" w:right="200"/>
+      </w:pPr>
+      <w:r>
+        <w:rPr>
+          <w:rFonts w:ascii="Consolas" w:cs="Consolas" w:eastAsia="Consolas" w:hAnsi="Consolas"/>
+          <w:sz w:val="17"/>
+          <w:szCs w:val="17"/>
+        </w:rPr>
+        <w:t xml:space="preserve">if found and (not starts and page_no == pages[0][0] or starts and found[0] == starts[-1]['no'] + 1):</w:t>
+      </w:r>
+    </w:p>
+    <w:p>
+      <w:pPr>
+        <w:keepNext w:val="false"/>
+        <w:keepLines/>
+        <w:shd w:fill="F3F4F6" w:color="auto" w:val="clear"/>
+        <w:spacing w:after="140" w:before="0" w:line="240"/>
+        <w:ind w:left="200" w:right="200"/>
+      </w:pPr>
+      <w:r>
+        <w:rPr>
+          <w:rFonts w:ascii="Consolas" w:cs="Consolas" w:eastAsia="Consolas" w:hAnsi="Consolas"/>
+          <w:sz w:val="17"/>
+          <w:szCs w:val="17"/>
+        </w:rPr>
+        <w:t xml:space="preserve">    starts.append({'no': found[0], 'title': found[1], 'start': page_no})</w:t>
+      </w:r>
+    </w:p>
+    <w:p>
+      <w:pPr>
+        <w:pStyle w:val="Heading2"/>
+      </w:pPr>
+      <w:r>
+        <w:t xml:space="preserve">Commands</w:t>
+      </w:r>
+    </w:p>
+    <w:p>
+      <w:pPr>
+        <w:keepNext/>
+        <w:keepLines/>
+        <w:shd w:fill="F3F4F6" w:color="auto" w:val="clear"/>
+        <w:spacing w:after="0" w:before="40" w:line="240"/>
+        <w:ind w:left="200" w:right="200"/>
+      </w:pPr>
+      <w:r>
+        <w:rPr>
+          <w:rFonts w:ascii="Consolas" w:cs="Consolas" w:eastAsia="Consolas" w:hAnsi="Consolas"/>
+          <w:sz w:val="17"/>
+          <w:szCs w:val="17"/>
+        </w:rPr>
+        <w:t xml:space="preserve">end-to-end with ATS_DATA_DIR = %TEMP%\ats_e2e_maths (copy of data/): run 1 31 min (19 min stalled download), run 2 10 min; cloud cost 5.7 ¢ in total</w:t>
+      </w:r>
+    </w:p>
+    <w:p>
+      <w:pPr>
+        <w:keepNext/>
+        <w:keepLines/>
+        <w:shd w:fill="F3F4F6" w:color="auto" w:val="clear"/>
+        <w:spacing w:after="0" w:before="0" w:line="240"/>
+        <w:ind w:left="200" w:right="200"/>
+      </w:pPr>
+      <w:r>
+        <w:rPr>
+          <w:rFonts w:ascii="Consolas" w:cs="Consolas" w:eastAsia="Consolas" w:hAnsi="Consolas"/>
+          <w:sz w:val="17"/>
+          <w:szCs w:val="17"/>
+        </w:rPr>
+        <w:t xml:space="preserve">uv run pytest (330 passed) · uv run ruff check (clean)</w:t>
+      </w:r>
+    </w:p>
+    <w:p>
+      <w:pPr>
+        <w:keepNext w:val="false"/>
+        <w:keepLines/>
+        <w:shd w:fill="F3F4F6" w:color="auto" w:val="clear"/>
+        <w:spacing w:after="140" w:before="0" w:line="240"/>
+        <w:ind w:left="200" w:right="200"/>
+      </w:pPr>
+      <w:r>
+        <w:rPr>
+          <w:rFonts w:ascii="Consolas" w:cs="Consolas" w:eastAsia="Consolas" w:hAnsi="Consolas"/>
+          <w:sz w:val="17"/>
+          <w:szCs w:val="17"/>
+        </w:rPr>
+        <w:t xml:space="preserve">cd docs/_source &amp;&amp; npm run blueprint &amp;&amp; npm run interactions; uv run python docs/_source/gen_code_workflow.py</w:t>
+      </w:r>
+    </w:p>
+    <w:p>
+      <w:pPr>
+        <w:pStyle w:val="Heading2"/>
+      </w:pPr>
+      <w:r>
+        <w:t xml:space="preserve">Lessons</w:t>
+      </w:r>
+    </w:p>
+    <w:p>
+      <w:pPr>
+        <w:pStyle w:val="ListParagraph"/>
+        <w:numPr>
+          <w:ilvl w:val="0"/>
+          <w:numId w:val="2"/>
+        </w:numPr>
+        <w:spacing w:after="50" w:line="276"/>
+      </w:pPr>
+      <w:r>
+        <w:t xml:space="preserve">A checker that 'corrects' must be more certain than the thing it corrects — otherwise it should only show its own result.</w:t>
+      </w:r>
+    </w:p>
+    <w:p>
+      <w:pPr>
+        <w:pStyle w:val="ListParagraph"/>
+        <w:numPr>
+          <w:ilvl w:val="0"/>
+          <w:numId w:val="2"/>
+        </w:numPr>
+        <w:spacing w:after="50" w:line="276"/>
+      </w:pPr>
+      <w:r>
+        <w:t xml:space="preserve">Real textbooks have word problems, reverse questions and two chapters in one file; only a real end-to-end run finds these.</w:t>
+      </w:r>
+    </w:p>
+    <w:p>
+      <w:pPr>
+        <w:pStyle w:val="ListParagraph"/>
+        <w:numPr>
+          <w:ilvl w:val="0"/>
+          <w:numId w:val="2"/>
+        </w:numPr>
+        <w:spacing w:after="50" w:line="276"/>
+      </w:pPr>
+      <w:r>
+        <w:t xml:space="preserve">Photo search works for concrete things (a set square, a window grill), not for ideas — ask for concrete phrases and let the teacher reject.</w:t>
+      </w:r>
+    </w:p>
+    <w:p>
+      <w:pPr>
+        <w:pStyle w:val="ListParagraph"/>
+        <w:numPr>
+          <w:ilvl w:val="0"/>
+          <w:numId w:val="2"/>
+        </w:numPr>
+        <w:spacing w:after="50" w:line="276"/>
+      </w:pPr>
+      <w:r>
+        <w:t xml:space="preserve">Network timeouts must cover the whole download, not each read.</w:t>
       </w:r>
     </w:p>
     <w:sectPr>
